--- a/docs/GitOps_Case_Study_Project_Report.docx
+++ b/docs/GitOps_Case_Study_Project_Report.docx
@@ -4,11 +4,12 @@
   <w:body>
     <w:p>
       <w:pPr>
-        <w:spacing w:after="0" w:line="240" w:lineRule="auto"/>
+        <w:spacing w:line="240" w:lineRule="auto"/>
         <w:jc w:val="center"/>
         <w:rPr>
           <w:rFonts w:cs="Times New Roman"/>
           <w:b/>
+          <w:sz w:val="28"/>
           <w:szCs w:val="28"/>
         </w:rPr>
       </w:pPr>
@@ -17,6 +18,7 @@
           <w:rFonts w:cs="Times New Roman"/>
           <w:b/>
           <w:noProof/>
+          <w:sz w:val="28"/>
           <w:szCs w:val="28"/>
           <w:lang w:eastAsia="en-IN"/>
         </w:rPr>
@@ -73,28 +75,29 @@
     </w:p>
     <w:p>
       <w:pPr>
-        <w:spacing w:after="0" w:line="240" w:lineRule="auto"/>
+        <w:spacing w:line="240" w:lineRule="auto"/>
         <w:rPr>
           <w:rFonts w:cs="Times New Roman"/>
           <w:b/>
+          <w:sz w:val="28"/>
           <w:szCs w:val="28"/>
         </w:rPr>
       </w:pPr>
     </w:p>
     <w:p>
       <w:pPr>
-        <w:spacing w:after="0" w:line="240" w:lineRule="auto"/>
+        <w:spacing w:line="240" w:lineRule="auto"/>
         <w:jc w:val="center"/>
         <w:rPr>
           <w:rFonts w:cs="Times New Roman"/>
           <w:b/>
+          <w:sz w:val="28"/>
           <w:szCs w:val="28"/>
         </w:rPr>
       </w:pPr>
     </w:p>
     <w:p>
       <w:pPr>
-        <w:spacing w:after="0"/>
         <w:jc w:val="center"/>
         <w:rPr>
           <w:rFonts w:cs="Times New Roman"/>
@@ -105,24 +108,24 @@
     </w:p>
     <w:p>
       <w:pPr>
-        <w:spacing w:after="0" w:line="360" w:lineRule="auto"/>
         <w:jc w:val="center"/>
         <w:rPr>
           <w:rFonts w:cs="Times New Roman"/>
           <w:b/>
+          <w:sz w:val="28"/>
           <w:szCs w:val="28"/>
         </w:rPr>
       </w:pPr>
       <w:r>
         <w:rPr>
           <w:b/>
+          <w:sz w:val="28"/>
         </w:rPr>
         <w:t>School of Computer Science Engineering and Information Systems</w:t>
       </w:r>
     </w:p>
     <w:p>
       <w:pPr>
-        <w:spacing w:after="0" w:line="360" w:lineRule="auto"/>
         <w:jc w:val="center"/>
         <w:rPr>
           <w:rFonts w:cs="Times New Roman"/>
@@ -132,6 +135,7 @@
       <w:r>
         <w:rPr>
           <w:b/>
+          <w:sz w:val="28"/>
         </w:rPr>
         <w:t>Fall Semester 2026-2027</w:t>
       </w:r>
@@ -143,7 +147,6 @@
     </w:p>
     <w:p>
       <w:pPr>
-        <w:spacing w:after="0" w:line="360" w:lineRule="auto"/>
         <w:jc w:val="center"/>
       </w:pPr>
       <w:r>
@@ -161,13 +164,13 @@
       <w:r>
         <w:rPr>
           <w:b/>
+          <w:sz w:val="28"/>
         </w:rPr>
         <w:t>ON</w:t>
       </w:r>
     </w:p>
     <w:p>
       <w:pPr>
-        <w:spacing w:after="0" w:line="360" w:lineRule="auto"/>
         <w:jc w:val="center"/>
       </w:pPr>
       <w:r>
@@ -188,27 +191,32 @@
         <w:jc w:val="center"/>
       </w:pPr>
       <w:r>
+        <w:rPr>
+          <w:sz w:val="28"/>
+        </w:rPr>
         <w:t>Submitted by</w:t>
       </w:r>
     </w:p>
     <w:p>
       <w:pPr>
-        <w:spacing w:after="0" w:line="360" w:lineRule="auto"/>
         <w:jc w:val="center"/>
       </w:pPr>
       <w:r>
         <w:rPr>
           <w:b/>
+          <w:sz w:val="28"/>
         </w:rPr>
         <w:t>Pallab Das</w:t>
       </w:r>
     </w:p>
     <w:p>
       <w:pPr>
-        <w:spacing w:after="0" w:line="360" w:lineRule="auto"/>
         <w:jc w:val="center"/>
       </w:pPr>
       <w:r>
+        <w:rPr>
+          <w:sz w:val="28"/>
+        </w:rPr>
         <w:t>24MIS0212</w:t>
       </w:r>
     </w:p>
@@ -222,17 +230,20 @@
         <w:jc w:val="center"/>
       </w:pPr>
       <w:r>
+        <w:rPr>
+          <w:sz w:val="28"/>
+        </w:rPr>
         <w:t>Under the guidance of</w:t>
       </w:r>
     </w:p>
     <w:p>
       <w:pPr>
-        <w:spacing w:after="0" w:line="360" w:lineRule="auto"/>
         <w:jc w:val="center"/>
       </w:pPr>
       <w:r>
         <w:rPr>
           <w:b/>
+          <w:sz w:val="28"/>
         </w:rPr>
         <w:t>SCM Course Faculty</w:t>
       </w:r>
@@ -258,19 +269,18 @@
     </w:p>
     <w:p>
       <w:pPr>
-        <w:spacing w:after="0" w:line="360" w:lineRule="auto"/>
         <w:jc w:val="center"/>
       </w:pPr>
       <w:r>
         <w:rPr>
           <w:b/>
+          <w:sz w:val="28"/>
         </w:rPr>
         <w:t>Software Configuration Management (ISWE403L)</w:t>
       </w:r>
     </w:p>
     <w:p>
       <w:r>
-        <w:lastRenderedPageBreak/>
         <w:br/>
       </w:r>
       <w:r>
@@ -279,29 +289,25 @@
     </w:p>
     <w:p>
       <w:pPr>
-        <w:spacing w:after="0" w:line="360" w:lineRule="auto"/>
         <w:jc w:val="center"/>
       </w:pPr>
       <w:r>
         <w:rPr>
           <w:b/>
+          <w:sz w:val="28"/>
         </w:rPr>
         <w:t>October 2026</w:t>
       </w:r>
     </w:p>
     <w:p>
-      <w:r>
-        <w:br w:type="page"/>
-      </w:r>
-    </w:p>
-    <w:p>
       <w:pPr>
         <w:pStyle w:val="Heading1"/>
-      </w:pPr>
-      <w:bookmarkStart w:id="0" w:name="_Toc243419726"/>
+        <w:pageBreakBefore/>
+      </w:pPr>
+      <w:bookmarkStart w:id="0" w:name="_Toc243423884"/>
       <w:r>
         <w:rPr>
-          <w:rFonts w:ascii="Open Sans" w:eastAsia="Open Sans" w:hAnsi="Open Sans"/>
+          <w:rFonts w:ascii="Times New Roman" w:eastAsia="Times New Roman" w:hAnsi="Times New Roman"/>
         </w:rPr>
         <w:lastRenderedPageBreak/>
         <w:t>ABSTRACT</w:t>
@@ -310,40 +316,28 @@
     </w:p>
     <w:p>
       <w:r>
+        <w:t>GitOps applies software configuration management principles to application delivery by making Git the auditable source of desired infrastructure and deployment state. This case study implements a complete pull-based delivery system for a small Node.js Todo service. A source repository is built and tested, an immutable container image is published to a local registry, and a separate configuration repository records the Kubernetes image tag. ArgoCD watches that repository and continuously reconciles a three-r</w:t>
+      </w:r>
+      <w:r>
+        <w:t xml:space="preserve">eplica workload in a local kind cluster. Gitea provides the local Git repositories, while Docker and shell scripts make the workflow reproducible on one Windows machine. The project also includes a public showcase that exposes the workload, Gitea desired state, and ArgoCD application tree as connected views. The verified implementation passed the Node test suite, built and health-checked with Docker Compose, reached Synced and Healthy status in ArgoCD, recovered configuration drift, and supported Git-based </w:t>
+      </w:r>
+      <w:r>
+        <w:t>rollback. The result demonstrates how a small but complete GitOps loop improves traceability, repeatability, recovery, and presentation of deployment changes.</w:t>
+      </w:r>
+    </w:p>
+    <w:p>
+      <w:r>
+        <w:t>Keywords: GitOps; ArgoCD; Kubernetes; continuous deployment; software configuration management</w:t>
+      </w:r>
+    </w:p>
+    <w:p>
+      <w:pPr>
+        <w:pStyle w:val="Heading1"/>
+      </w:pPr>
+      <w:bookmarkStart w:id="1" w:name="_Toc243423885"/>
+      <w:r>
         <w:rPr>
-          <w:sz w:val="36"/>
-        </w:rPr>
-        <w:t>GitOps applies software configuration management principles to application delivery by making Git the auditable source of desired infrastructure and deployment state. This case study implements a complete pull-based delivery system for a small Node.js Todo service. A source repository is built and tested, an immutable container image is published to a local registry, and a separate configuration repository records the Kubernetes image tag. ArgoCD watches that repository and continuously reconciles a three-r</w:t>
-      </w:r>
-      <w:r>
-        <w:rPr>
-          <w:sz w:val="36"/>
-        </w:rPr>
-        <w:t xml:space="preserve">eplica workload in a local kind cluster. Gitea provides the local Git repositories, while Docker and shell scripts make the workflow reproducible on one Windows machine. The project also includes a public showcase that exposes the workload, Gitea desired state, and ArgoCD application tree as connected views. The verified implementation passed the Node test suite, built and health-checked with Docker Compose, reached Synced and Healthy status in ArgoCD, recovered configuration drift, and supported Git-based </w:t>
-      </w:r>
-      <w:r>
-        <w:rPr>
-          <w:sz w:val="36"/>
-        </w:rPr>
-        <w:t>rollback. The result demonstrates how a small but complete GitOps loop improves traceability, repeatability, recovery, and presentation of deployment changes.</w:t>
-      </w:r>
-    </w:p>
-    <w:p>
-      <w:r>
-        <w:rPr>
-          <w:sz w:val="26"/>
-        </w:rPr>
-        <w:t>Keywords: GitOps; ArgoCD; Kubernetes; continuous deployment; software configuration management</w:t>
-      </w:r>
-    </w:p>
-    <w:p>
-      <w:pPr>
-        <w:pStyle w:val="Heading1"/>
-      </w:pPr>
-      <w:bookmarkStart w:id="1" w:name="_Toc243419727"/>
-      <w:r>
-        <w:rPr>
-          <w:rFonts w:ascii="Open Sans" w:eastAsia="Open Sans" w:hAnsi="Open Sans"/>
+          <w:rFonts w:ascii="Times New Roman" w:eastAsia="Times New Roman" w:hAnsi="Times New Roman"/>
         </w:rPr>
         <w:t>TABLE OF CONTENTS</w:t>
       </w:r>
@@ -368,7 +362,7 @@
       <w:r>
         <w:fldChar w:fldCharType="separate"/>
       </w:r>
-      <w:hyperlink w:anchor="_Toc243419726" w:history="1">
+      <w:hyperlink w:anchor="_Toc243423884" w:history="1">
         <w:r>
           <w:rPr>
             <w:rStyle w:val="Hyperlink"/>
@@ -395,7 +389,7 @@
             <w:noProof/>
             <w:webHidden/>
           </w:rPr>
-          <w:instrText xml:space="preserve"> PAGEREF _Toc243419726 \h </w:instrText>
+          <w:instrText xml:space="preserve"> PAGEREF _Toc243423884 \h </w:instrText>
         </w:r>
         <w:r>
           <w:rPr>
@@ -415,7 +409,7 @@
             <w:noProof/>
             <w:webHidden/>
           </w:rPr>
-          <w:t>3</w:t>
+          <w:t>2</w:t>
         </w:r>
         <w:r>
           <w:rPr>
@@ -436,7 +430,7 @@
           <w:noProof/>
         </w:rPr>
       </w:pPr>
-      <w:hyperlink w:anchor="_Toc243419727" w:history="1">
+      <w:hyperlink w:anchor="_Toc243423885" w:history="1">
         <w:r>
           <w:rPr>
             <w:rStyle w:val="Hyperlink"/>
@@ -463,7 +457,7 @@
             <w:noProof/>
             <w:webHidden/>
           </w:rPr>
-          <w:instrText xml:space="preserve"> PAGEREF _Toc243419727 \h </w:instrText>
+          <w:instrText xml:space="preserve"> PAGEREF _Toc243423885 \h </w:instrText>
         </w:r>
         <w:r>
           <w:rPr>
@@ -483,7 +477,7 @@
             <w:noProof/>
             <w:webHidden/>
           </w:rPr>
-          <w:t>4</w:t>
+          <w:t>2</w:t>
         </w:r>
         <w:r>
           <w:rPr>
@@ -504,7 +498,7 @@
           <w:noProof/>
         </w:rPr>
       </w:pPr>
-      <w:hyperlink w:anchor="_Toc243419728" w:history="1">
+      <w:hyperlink w:anchor="_Toc243423886" w:history="1">
         <w:r>
           <w:rPr>
             <w:rStyle w:val="Hyperlink"/>
@@ -531,7 +525,7 @@
             <w:noProof/>
             <w:webHidden/>
           </w:rPr>
-          <w:instrText xml:space="preserve"> PAGEREF _Toc243419728 \h </w:instrText>
+          <w:instrText xml:space="preserve"> PAGEREF _Toc243423886 \h </w:instrText>
         </w:r>
         <w:r>
           <w:rPr>
@@ -551,7 +545,7 @@
             <w:noProof/>
             <w:webHidden/>
           </w:rPr>
-          <w:t>5</w:t>
+          <w:t>4</w:t>
         </w:r>
         <w:r>
           <w:rPr>
@@ -572,7 +566,7 @@
           <w:noProof/>
         </w:rPr>
       </w:pPr>
-      <w:hyperlink w:anchor="_Toc243419729" w:history="1">
+      <w:hyperlink w:anchor="_Toc243423887" w:history="1">
         <w:r>
           <w:rPr>
             <w:rStyle w:val="Hyperlink"/>
@@ -599,7 +593,7 @@
             <w:noProof/>
             <w:webHidden/>
           </w:rPr>
-          <w:instrText xml:space="preserve"> PAGEREF _Toc243419729 \h </w:instrText>
+          <w:instrText xml:space="preserve"> PAGEREF _Toc243423887 \h </w:instrText>
         </w:r>
         <w:r>
           <w:rPr>
@@ -619,7 +613,7 @@
             <w:noProof/>
             <w:webHidden/>
           </w:rPr>
-          <w:t>7</w:t>
+          <w:t>5</w:t>
         </w:r>
         <w:r>
           <w:rPr>
@@ -640,7 +634,7 @@
           <w:noProof/>
         </w:rPr>
       </w:pPr>
-      <w:hyperlink w:anchor="_Toc243419730" w:history="1">
+      <w:hyperlink w:anchor="_Toc243423888" w:history="1">
         <w:r>
           <w:rPr>
             <w:rStyle w:val="Hyperlink"/>
@@ -667,7 +661,7 @@
             <w:noProof/>
             <w:webHidden/>
           </w:rPr>
-          <w:instrText xml:space="preserve"> PAGEREF _Toc243419730 \h </w:instrText>
+          <w:instrText xml:space="preserve"> PAGEREF _Toc243423888 \h </w:instrText>
         </w:r>
         <w:r>
           <w:rPr>
@@ -687,7 +681,7 @@
             <w:noProof/>
             <w:webHidden/>
           </w:rPr>
-          <w:t>7</w:t>
+          <w:t>5</w:t>
         </w:r>
         <w:r>
           <w:rPr>
@@ -708,7 +702,7 @@
           <w:noProof/>
         </w:rPr>
       </w:pPr>
-      <w:hyperlink w:anchor="_Toc243419731" w:history="1">
+      <w:hyperlink w:anchor="_Toc243423889" w:history="1">
         <w:r>
           <w:rPr>
             <w:rStyle w:val="Hyperlink"/>
@@ -735,7 +729,7 @@
             <w:noProof/>
             <w:webHidden/>
           </w:rPr>
-          <w:instrText xml:space="preserve"> PAGEREF _Toc243419731 \h </w:instrText>
+          <w:instrText xml:space="preserve"> PAGEREF _Toc243423889 \h </w:instrText>
         </w:r>
         <w:r>
           <w:rPr>
@@ -755,7 +749,7 @@
             <w:noProof/>
             <w:webHidden/>
           </w:rPr>
-          <w:t>7</w:t>
+          <w:t>5</w:t>
         </w:r>
         <w:r>
           <w:rPr>
@@ -776,7 +770,7 @@
           <w:noProof/>
         </w:rPr>
       </w:pPr>
-      <w:hyperlink w:anchor="_Toc243419732" w:history="1">
+      <w:hyperlink w:anchor="_Toc243423890" w:history="1">
         <w:r>
           <w:rPr>
             <w:rStyle w:val="Hyperlink"/>
@@ -803,7 +797,7 @@
             <w:noProof/>
             <w:webHidden/>
           </w:rPr>
-          <w:instrText xml:space="preserve"> PAGEREF _Toc243419732 \h </w:instrText>
+          <w:instrText xml:space="preserve"> PAGEREF _Toc243423890 \h </w:instrText>
         </w:r>
         <w:r>
           <w:rPr>
@@ -823,7 +817,7 @@
             <w:noProof/>
             <w:webHidden/>
           </w:rPr>
-          <w:t>7</w:t>
+          <w:t>5</w:t>
         </w:r>
         <w:r>
           <w:rPr>
@@ -844,7 +838,7 @@
           <w:noProof/>
         </w:rPr>
       </w:pPr>
-      <w:hyperlink w:anchor="_Toc243419733" w:history="1">
+      <w:hyperlink w:anchor="_Toc243423891" w:history="1">
         <w:r>
           <w:rPr>
             <w:rStyle w:val="Hyperlink"/>
@@ -871,7 +865,7 @@
             <w:noProof/>
             <w:webHidden/>
           </w:rPr>
-          <w:instrText xml:space="preserve"> PAGEREF _Toc243419733 \h </w:instrText>
+          <w:instrText xml:space="preserve"> PAGEREF _Toc243423891 \h </w:instrText>
         </w:r>
         <w:r>
           <w:rPr>
@@ -891,7 +885,7 @@
             <w:noProof/>
             <w:webHidden/>
           </w:rPr>
-          <w:t>8</w:t>
+          <w:t>5</w:t>
         </w:r>
         <w:r>
           <w:rPr>
@@ -912,7 +906,7 @@
           <w:noProof/>
         </w:rPr>
       </w:pPr>
-      <w:hyperlink w:anchor="_Toc243419734" w:history="1">
+      <w:hyperlink w:anchor="_Toc243423892" w:history="1">
         <w:r>
           <w:rPr>
             <w:rStyle w:val="Hyperlink"/>
@@ -939,7 +933,7 @@
             <w:noProof/>
             <w:webHidden/>
           </w:rPr>
-          <w:instrText xml:space="preserve"> PAGEREF _Toc243419734 \h </w:instrText>
+          <w:instrText xml:space="preserve"> PAGEREF _Toc243423892 \h </w:instrText>
         </w:r>
         <w:r>
           <w:rPr>
@@ -959,7 +953,7 @@
             <w:noProof/>
             <w:webHidden/>
           </w:rPr>
-          <w:t>8</w:t>
+          <w:t>6</w:t>
         </w:r>
         <w:r>
           <w:rPr>
@@ -980,7 +974,7 @@
           <w:noProof/>
         </w:rPr>
       </w:pPr>
-      <w:hyperlink w:anchor="_Toc243419735" w:history="1">
+      <w:hyperlink w:anchor="_Toc243423893" w:history="1">
         <w:r>
           <w:rPr>
             <w:rStyle w:val="Hyperlink"/>
@@ -1007,7 +1001,7 @@
             <w:noProof/>
             <w:webHidden/>
           </w:rPr>
-          <w:instrText xml:space="preserve"> PAGEREF _Toc243419735 \h </w:instrText>
+          <w:instrText xml:space="preserve"> PAGEREF _Toc243423893 \h </w:instrText>
         </w:r>
         <w:r>
           <w:rPr>
@@ -1027,7 +1021,7 @@
             <w:noProof/>
             <w:webHidden/>
           </w:rPr>
-          <w:t>8</w:t>
+          <w:t>6</w:t>
         </w:r>
         <w:r>
           <w:rPr>
@@ -1048,7 +1042,7 @@
           <w:noProof/>
         </w:rPr>
       </w:pPr>
-      <w:hyperlink w:anchor="_Toc243419736" w:history="1">
+      <w:hyperlink w:anchor="_Toc243423894" w:history="1">
         <w:r>
           <w:rPr>
             <w:rStyle w:val="Hyperlink"/>
@@ -1075,7 +1069,7 @@
             <w:noProof/>
             <w:webHidden/>
           </w:rPr>
-          <w:instrText xml:space="preserve"> PAGEREF _Toc243419736 \h </w:instrText>
+          <w:instrText xml:space="preserve"> PAGEREF _Toc243423894 \h </w:instrText>
         </w:r>
         <w:r>
           <w:rPr>
@@ -1095,7 +1089,7 @@
             <w:noProof/>
             <w:webHidden/>
           </w:rPr>
-          <w:t>9</w:t>
+          <w:t>7</w:t>
         </w:r>
         <w:r>
           <w:rPr>
@@ -1116,7 +1110,7 @@
           <w:noProof/>
         </w:rPr>
       </w:pPr>
-      <w:hyperlink w:anchor="_Toc243419737" w:history="1">
+      <w:hyperlink w:anchor="_Toc243423895" w:history="1">
         <w:r>
           <w:rPr>
             <w:rStyle w:val="Hyperlink"/>
@@ -1143,7 +1137,7 @@
             <w:noProof/>
             <w:webHidden/>
           </w:rPr>
-          <w:instrText xml:space="preserve"> PAGEREF _Toc243419737 \h </w:instrText>
+          <w:instrText xml:space="preserve"> PAGEREF _Toc243423895 \h </w:instrText>
         </w:r>
         <w:r>
           <w:rPr>
@@ -1163,7 +1157,7 @@
             <w:noProof/>
             <w:webHidden/>
           </w:rPr>
-          <w:t>9</w:t>
+          <w:t>7</w:t>
         </w:r>
         <w:r>
           <w:rPr>
@@ -1184,7 +1178,7 @@
           <w:noProof/>
         </w:rPr>
       </w:pPr>
-      <w:hyperlink w:anchor="_Toc243419738" w:history="1">
+      <w:hyperlink w:anchor="_Toc243423896" w:history="1">
         <w:r>
           <w:rPr>
             <w:rStyle w:val="Hyperlink"/>
@@ -1211,7 +1205,7 @@
             <w:noProof/>
             <w:webHidden/>
           </w:rPr>
-          <w:instrText xml:space="preserve"> PAGEREF _Toc243419738 \h </w:instrText>
+          <w:instrText xml:space="preserve"> PAGEREF _Toc243423896 \h </w:instrText>
         </w:r>
         <w:r>
           <w:rPr>
@@ -1231,7 +1225,7 @@
             <w:noProof/>
             <w:webHidden/>
           </w:rPr>
-          <w:t>9</w:t>
+          <w:t>7</w:t>
         </w:r>
         <w:r>
           <w:rPr>
@@ -1252,7 +1246,7 @@
           <w:noProof/>
         </w:rPr>
       </w:pPr>
-      <w:hyperlink w:anchor="_Toc243419739" w:history="1">
+      <w:hyperlink w:anchor="_Toc243423897" w:history="1">
         <w:r>
           <w:rPr>
             <w:rStyle w:val="Hyperlink"/>
@@ -1279,7 +1273,7 @@
             <w:noProof/>
             <w:webHidden/>
           </w:rPr>
-          <w:instrText xml:space="preserve"> PAGEREF _Toc243419739 \h </w:instrText>
+          <w:instrText xml:space="preserve"> PAGEREF _Toc243423897 \h </w:instrText>
         </w:r>
         <w:r>
           <w:rPr>
@@ -1299,7 +1293,7 @@
             <w:noProof/>
             <w:webHidden/>
           </w:rPr>
-          <w:t>9</w:t>
+          <w:t>7</w:t>
         </w:r>
         <w:r>
           <w:rPr>
@@ -1320,7 +1314,7 @@
           <w:noProof/>
         </w:rPr>
       </w:pPr>
-      <w:hyperlink w:anchor="_Toc243419740" w:history="1">
+      <w:hyperlink w:anchor="_Toc243423898" w:history="1">
         <w:r>
           <w:rPr>
             <w:rStyle w:val="Hyperlink"/>
@@ -1347,7 +1341,7 @@
             <w:noProof/>
             <w:webHidden/>
           </w:rPr>
-          <w:instrText xml:space="preserve"> PAGEREF _Toc243419740 \h </w:instrText>
+          <w:instrText xml:space="preserve"> PAGEREF _Toc243423898 \h </w:instrText>
         </w:r>
         <w:r>
           <w:rPr>
@@ -1367,7 +1361,7 @@
             <w:noProof/>
             <w:webHidden/>
           </w:rPr>
-          <w:t>10</w:t>
+          <w:t>7</w:t>
         </w:r>
         <w:r>
           <w:rPr>
@@ -1388,7 +1382,7 @@
           <w:noProof/>
         </w:rPr>
       </w:pPr>
-      <w:hyperlink w:anchor="_Toc243419741" w:history="1">
+      <w:hyperlink w:anchor="_Toc243423899" w:history="1">
         <w:r>
           <w:rPr>
             <w:rStyle w:val="Hyperlink"/>
@@ -1415,7 +1409,7 @@
             <w:noProof/>
             <w:webHidden/>
           </w:rPr>
-          <w:instrText xml:space="preserve"> PAGEREF _Toc243419741 \h </w:instrText>
+          <w:instrText xml:space="preserve"> PAGEREF _Toc243423899 \h </w:instrText>
         </w:r>
         <w:r>
           <w:rPr>
@@ -1435,7 +1429,7 @@
             <w:noProof/>
             <w:webHidden/>
           </w:rPr>
-          <w:t>11</w:t>
+          <w:t>9</w:t>
         </w:r>
         <w:r>
           <w:rPr>
@@ -1456,7 +1450,7 @@
           <w:noProof/>
         </w:rPr>
       </w:pPr>
-      <w:hyperlink w:anchor="_Toc243419742" w:history="1">
+      <w:hyperlink w:anchor="_Toc243423900" w:history="1">
         <w:r>
           <w:rPr>
             <w:rStyle w:val="Hyperlink"/>
@@ -1483,7 +1477,7 @@
             <w:noProof/>
             <w:webHidden/>
           </w:rPr>
-          <w:instrText xml:space="preserve"> PAGEREF _Toc243419742 \h </w:instrText>
+          <w:instrText xml:space="preserve"> PAGEREF _Toc243423900 \h </w:instrText>
         </w:r>
         <w:r>
           <w:rPr>
@@ -1503,7 +1497,7 @@
             <w:noProof/>
             <w:webHidden/>
           </w:rPr>
-          <w:t>11</w:t>
+          <w:t>9</w:t>
         </w:r>
         <w:r>
           <w:rPr>
@@ -1524,7 +1518,7 @@
           <w:noProof/>
         </w:rPr>
       </w:pPr>
-      <w:hyperlink w:anchor="_Toc243419743" w:history="1">
+      <w:hyperlink w:anchor="_Toc243423901" w:history="1">
         <w:r>
           <w:rPr>
             <w:rStyle w:val="Hyperlink"/>
@@ -1551,7 +1545,7 @@
             <w:noProof/>
             <w:webHidden/>
           </w:rPr>
-          <w:instrText xml:space="preserve"> PAGEREF _Toc243419743 \h </w:instrText>
+          <w:instrText xml:space="preserve"> PAGEREF _Toc243423901 \h </w:instrText>
         </w:r>
         <w:r>
           <w:rPr>
@@ -1571,7 +1565,7 @@
             <w:noProof/>
             <w:webHidden/>
           </w:rPr>
-          <w:t>11</w:t>
+          <w:t>9</w:t>
         </w:r>
         <w:r>
           <w:rPr>
@@ -1592,7 +1586,7 @@
           <w:noProof/>
         </w:rPr>
       </w:pPr>
-      <w:hyperlink w:anchor="_Toc243419744" w:history="1">
+      <w:hyperlink w:anchor="_Toc243423902" w:history="1">
         <w:r>
           <w:rPr>
             <w:rStyle w:val="Hyperlink"/>
@@ -1619,7 +1613,7 @@
             <w:noProof/>
             <w:webHidden/>
           </w:rPr>
-          <w:instrText xml:space="preserve"> PAGEREF _Toc243419744 \h </w:instrText>
+          <w:instrText xml:space="preserve"> PAGEREF _Toc243423902 \h </w:instrText>
         </w:r>
         <w:r>
           <w:rPr>
@@ -1639,7 +1633,7 @@
             <w:noProof/>
             <w:webHidden/>
           </w:rPr>
-          <w:t>11</w:t>
+          <w:t>9</w:t>
         </w:r>
         <w:r>
           <w:rPr>
@@ -1660,7 +1654,7 @@
           <w:noProof/>
         </w:rPr>
       </w:pPr>
-      <w:hyperlink w:anchor="_Toc243419745" w:history="1">
+      <w:hyperlink w:anchor="_Toc243423903" w:history="1">
         <w:r>
           <w:rPr>
             <w:rStyle w:val="Hyperlink"/>
@@ -1687,7 +1681,7 @@
             <w:noProof/>
             <w:webHidden/>
           </w:rPr>
-          <w:instrText xml:space="preserve"> PAGEREF _Toc243419745 \h </w:instrText>
+          <w:instrText xml:space="preserve"> PAGEREF _Toc243423903 \h </w:instrText>
         </w:r>
         <w:r>
           <w:rPr>
@@ -1707,7 +1701,7 @@
             <w:noProof/>
             <w:webHidden/>
           </w:rPr>
-          <w:t>12</w:t>
+          <w:t>10</w:t>
         </w:r>
         <w:r>
           <w:rPr>
@@ -1728,7 +1722,7 @@
           <w:noProof/>
         </w:rPr>
       </w:pPr>
-      <w:hyperlink w:anchor="_Toc243419746" w:history="1">
+      <w:hyperlink w:anchor="_Toc243423904" w:history="1">
         <w:r>
           <w:rPr>
             <w:rStyle w:val="Hyperlink"/>
@@ -1755,7 +1749,7 @@
             <w:noProof/>
             <w:webHidden/>
           </w:rPr>
-          <w:instrText xml:space="preserve"> PAGEREF _Toc243419746 \h </w:instrText>
+          <w:instrText xml:space="preserve"> PAGEREF _Toc243423904 \h </w:instrText>
         </w:r>
         <w:r>
           <w:rPr>
@@ -1775,7 +1769,7 @@
             <w:noProof/>
             <w:webHidden/>
           </w:rPr>
-          <w:t>12</w:t>
+          <w:t>10</w:t>
         </w:r>
         <w:r>
           <w:rPr>
@@ -1796,7 +1790,7 @@
           <w:noProof/>
         </w:rPr>
       </w:pPr>
-      <w:hyperlink w:anchor="_Toc243419747" w:history="1">
+      <w:hyperlink w:anchor="_Toc243423905" w:history="1">
         <w:r>
           <w:rPr>
             <w:rStyle w:val="Hyperlink"/>
@@ -1823,7 +1817,7 @@
             <w:noProof/>
             <w:webHidden/>
           </w:rPr>
-          <w:instrText xml:space="preserve"> PAGEREF _Toc243419747 \h </w:instrText>
+          <w:instrText xml:space="preserve"> PAGEREF _Toc243423905 \h </w:instrText>
         </w:r>
         <w:r>
           <w:rPr>
@@ -1843,7 +1837,7 @@
             <w:noProof/>
             <w:webHidden/>
           </w:rPr>
-          <w:t>13</w:t>
+          <w:t>10</w:t>
         </w:r>
         <w:r>
           <w:rPr>
@@ -1864,7 +1858,7 @@
           <w:noProof/>
         </w:rPr>
       </w:pPr>
-      <w:hyperlink w:anchor="_Toc243419748" w:history="1">
+      <w:hyperlink w:anchor="_Toc243423906" w:history="1">
         <w:r>
           <w:rPr>
             <w:rStyle w:val="Hyperlink"/>
@@ -1891,7 +1885,7 @@
             <w:noProof/>
             <w:webHidden/>
           </w:rPr>
-          <w:instrText xml:space="preserve"> PAGEREF _Toc243419748 \h </w:instrText>
+          <w:instrText xml:space="preserve"> PAGEREF _Toc243423906 \h </w:instrText>
         </w:r>
         <w:r>
           <w:rPr>
@@ -1911,7 +1905,7 @@
             <w:noProof/>
             <w:webHidden/>
           </w:rPr>
-          <w:t>14</w:t>
+          <w:t>12</w:t>
         </w:r>
         <w:r>
           <w:rPr>
@@ -1932,7 +1926,7 @@
           <w:noProof/>
         </w:rPr>
       </w:pPr>
-      <w:hyperlink w:anchor="_Toc243419749" w:history="1">
+      <w:hyperlink w:anchor="_Toc243423907" w:history="1">
         <w:r>
           <w:rPr>
             <w:rStyle w:val="Hyperlink"/>
@@ -1959,7 +1953,7 @@
             <w:noProof/>
             <w:webHidden/>
           </w:rPr>
-          <w:instrText xml:space="preserve"> PAGEREF _Toc243419749 \h </w:instrText>
+          <w:instrText xml:space="preserve"> PAGEREF _Toc243423907 \h </w:instrText>
         </w:r>
         <w:r>
           <w:rPr>
@@ -1979,7 +1973,7 @@
             <w:noProof/>
             <w:webHidden/>
           </w:rPr>
-          <w:t>14</w:t>
+          <w:t>12</w:t>
         </w:r>
         <w:r>
           <w:rPr>
@@ -2000,7 +1994,7 @@
           <w:noProof/>
         </w:rPr>
       </w:pPr>
-      <w:hyperlink w:anchor="_Toc243419750" w:history="1">
+      <w:hyperlink w:anchor="_Toc243423908" w:history="1">
         <w:r>
           <w:rPr>
             <w:rStyle w:val="Hyperlink"/>
@@ -2027,7 +2021,7 @@
             <w:noProof/>
             <w:webHidden/>
           </w:rPr>
-          <w:instrText xml:space="preserve"> PAGEREF _Toc243419750 \h </w:instrText>
+          <w:instrText xml:space="preserve"> PAGEREF _Toc243423908 \h </w:instrText>
         </w:r>
         <w:r>
           <w:rPr>
@@ -2047,7 +2041,7 @@
             <w:noProof/>
             <w:webHidden/>
           </w:rPr>
-          <w:t>14</w:t>
+          <w:t>12</w:t>
         </w:r>
         <w:r>
           <w:rPr>
@@ -2068,7 +2062,7 @@
           <w:noProof/>
         </w:rPr>
       </w:pPr>
-      <w:hyperlink w:anchor="_Toc243419751" w:history="1">
+      <w:hyperlink w:anchor="_Toc243423909" w:history="1">
         <w:r>
           <w:rPr>
             <w:rStyle w:val="Hyperlink"/>
@@ -2095,7 +2089,7 @@
             <w:noProof/>
             <w:webHidden/>
           </w:rPr>
-          <w:instrText xml:space="preserve"> PAGEREF _Toc243419751 \h </w:instrText>
+          <w:instrText xml:space="preserve"> PAGEREF _Toc243423909 \h </w:instrText>
         </w:r>
         <w:r>
           <w:rPr>
@@ -2115,7 +2109,7 @@
             <w:noProof/>
             <w:webHidden/>
           </w:rPr>
-          <w:t>14</w:t>
+          <w:t>12</w:t>
         </w:r>
         <w:r>
           <w:rPr>
@@ -2136,7 +2130,7 @@
           <w:noProof/>
         </w:rPr>
       </w:pPr>
-      <w:hyperlink w:anchor="_Toc243419752" w:history="1">
+      <w:hyperlink w:anchor="_Toc243423910" w:history="1">
         <w:r>
           <w:rPr>
             <w:rStyle w:val="Hyperlink"/>
@@ -2163,7 +2157,7 @@
             <w:noProof/>
             <w:webHidden/>
           </w:rPr>
-          <w:instrText xml:space="preserve"> PAGEREF _Toc243419752 \h </w:instrText>
+          <w:instrText xml:space="preserve"> PAGEREF _Toc243423910 \h </w:instrText>
         </w:r>
         <w:r>
           <w:rPr>
@@ -2183,7 +2177,7 @@
             <w:noProof/>
             <w:webHidden/>
           </w:rPr>
-          <w:t>15</w:t>
+          <w:t>13</w:t>
         </w:r>
         <w:r>
           <w:rPr>
@@ -2204,7 +2198,7 @@
           <w:noProof/>
         </w:rPr>
       </w:pPr>
-      <w:hyperlink w:anchor="_Toc243419753" w:history="1">
+      <w:hyperlink w:anchor="_Toc243423911" w:history="1">
         <w:r>
           <w:rPr>
             <w:rStyle w:val="Hyperlink"/>
@@ -2231,7 +2225,7 @@
             <w:noProof/>
             <w:webHidden/>
           </w:rPr>
-          <w:instrText xml:space="preserve"> PAGEREF _Toc243419753 \h </w:instrText>
+          <w:instrText xml:space="preserve"> PAGEREF _Toc243423911 \h </w:instrText>
         </w:r>
         <w:r>
           <w:rPr>
@@ -2251,7 +2245,7 @@
             <w:noProof/>
             <w:webHidden/>
           </w:rPr>
-          <w:t>16</w:t>
+          <w:t>13</w:t>
         </w:r>
         <w:r>
           <w:rPr>
@@ -2272,12 +2266,352 @@
           <w:noProof/>
         </w:rPr>
       </w:pPr>
-      <w:hyperlink w:anchor="_Toc243419754" w:history="1">
+      <w:hyperlink w:anchor="_Toc243423912" w:history="1">
         <w:r>
           <w:rPr>
             <w:rStyle w:val="Hyperlink"/>
             <w:noProof/>
           </w:rPr>
+          <w:t>Step 1: Initialize the project</w:t>
+        </w:r>
+        <w:r>
+          <w:rPr>
+            <w:noProof/>
+            <w:webHidden/>
+          </w:rPr>
+          <w:tab/>
+        </w:r>
+        <w:r>
+          <w:rPr>
+            <w:noProof/>
+            <w:webHidden/>
+          </w:rPr>
+          <w:fldChar w:fldCharType="begin"/>
+        </w:r>
+        <w:r>
+          <w:rPr>
+            <w:noProof/>
+            <w:webHidden/>
+          </w:rPr>
+          <w:instrText xml:space="preserve"> PAGEREF _Toc243423912 \h </w:instrText>
+        </w:r>
+        <w:r>
+          <w:rPr>
+            <w:noProof/>
+            <w:webHidden/>
+          </w:rPr>
+        </w:r>
+        <w:r>
+          <w:rPr>
+            <w:noProof/>
+            <w:webHidden/>
+          </w:rPr>
+          <w:fldChar w:fldCharType="separate"/>
+        </w:r>
+        <w:r>
+          <w:rPr>
+            <w:noProof/>
+            <w:webHidden/>
+          </w:rPr>
+          <w:t>13</w:t>
+        </w:r>
+        <w:r>
+          <w:rPr>
+            <w:noProof/>
+            <w:webHidden/>
+          </w:rPr>
+          <w:fldChar w:fldCharType="end"/>
+        </w:r>
+      </w:hyperlink>
+    </w:p>
+    <w:p>
+      <w:pPr>
+        <w:pStyle w:val="TOC2"/>
+        <w:tabs>
+          <w:tab w:val="right" w:leader="dot" w:pos="9350"/>
+        </w:tabs>
+        <w:rPr>
+          <w:noProof/>
+        </w:rPr>
+      </w:pPr>
+      <w:hyperlink w:anchor="_Toc243423913" w:history="1">
+        <w:r>
+          <w:rPr>
+            <w:rStyle w:val="Hyperlink"/>
+            <w:noProof/>
+          </w:rPr>
+          <w:t>Step 2: Build and test the application</w:t>
+        </w:r>
+        <w:r>
+          <w:rPr>
+            <w:noProof/>
+            <w:webHidden/>
+          </w:rPr>
+          <w:tab/>
+        </w:r>
+        <w:r>
+          <w:rPr>
+            <w:noProof/>
+            <w:webHidden/>
+          </w:rPr>
+          <w:fldChar w:fldCharType="begin"/>
+        </w:r>
+        <w:r>
+          <w:rPr>
+            <w:noProof/>
+            <w:webHidden/>
+          </w:rPr>
+          <w:instrText xml:space="preserve"> PAGEREF _Toc243423913 \h </w:instrText>
+        </w:r>
+        <w:r>
+          <w:rPr>
+            <w:noProof/>
+            <w:webHidden/>
+          </w:rPr>
+        </w:r>
+        <w:r>
+          <w:rPr>
+            <w:noProof/>
+            <w:webHidden/>
+          </w:rPr>
+          <w:fldChar w:fldCharType="separate"/>
+        </w:r>
+        <w:r>
+          <w:rPr>
+            <w:noProof/>
+            <w:webHidden/>
+          </w:rPr>
+          <w:t>13</w:t>
+        </w:r>
+        <w:r>
+          <w:rPr>
+            <w:noProof/>
+            <w:webHidden/>
+          </w:rPr>
+          <w:fldChar w:fldCharType="end"/>
+        </w:r>
+      </w:hyperlink>
+    </w:p>
+    <w:p>
+      <w:pPr>
+        <w:pStyle w:val="TOC2"/>
+        <w:tabs>
+          <w:tab w:val="right" w:leader="dot" w:pos="9350"/>
+        </w:tabs>
+        <w:rPr>
+          <w:noProof/>
+        </w:rPr>
+      </w:pPr>
+      <w:hyperlink w:anchor="_Toc243423914" w:history="1">
+        <w:r>
+          <w:rPr>
+            <w:rStyle w:val="Hyperlink"/>
+            <w:noProof/>
+          </w:rPr>
+          <w:t>Step 3: Commit desired Kubernetes state</w:t>
+        </w:r>
+        <w:r>
+          <w:rPr>
+            <w:noProof/>
+            <w:webHidden/>
+          </w:rPr>
+          <w:tab/>
+        </w:r>
+        <w:r>
+          <w:rPr>
+            <w:noProof/>
+            <w:webHidden/>
+          </w:rPr>
+          <w:fldChar w:fldCharType="begin"/>
+        </w:r>
+        <w:r>
+          <w:rPr>
+            <w:noProof/>
+            <w:webHidden/>
+          </w:rPr>
+          <w:instrText xml:space="preserve"> PAGEREF _Toc243423914 \h </w:instrText>
+        </w:r>
+        <w:r>
+          <w:rPr>
+            <w:noProof/>
+            <w:webHidden/>
+          </w:rPr>
+        </w:r>
+        <w:r>
+          <w:rPr>
+            <w:noProof/>
+            <w:webHidden/>
+          </w:rPr>
+          <w:fldChar w:fldCharType="separate"/>
+        </w:r>
+        <w:r>
+          <w:rPr>
+            <w:noProof/>
+            <w:webHidden/>
+          </w:rPr>
+          <w:t>14</w:t>
+        </w:r>
+        <w:r>
+          <w:rPr>
+            <w:noProof/>
+            <w:webHidden/>
+          </w:rPr>
+          <w:fldChar w:fldCharType="end"/>
+        </w:r>
+      </w:hyperlink>
+    </w:p>
+    <w:p>
+      <w:pPr>
+        <w:pStyle w:val="TOC2"/>
+        <w:tabs>
+          <w:tab w:val="right" w:leader="dot" w:pos="9350"/>
+        </w:tabs>
+        <w:rPr>
+          <w:noProof/>
+        </w:rPr>
+      </w:pPr>
+      <w:hyperlink w:anchor="_Toc243423915" w:history="1">
+        <w:r>
+          <w:rPr>
+            <w:rStyle w:val="Hyperlink"/>
+            <w:noProof/>
+          </w:rPr>
+          <w:t>Step 4: Reconcile the cluster</w:t>
+        </w:r>
+        <w:r>
+          <w:rPr>
+            <w:noProof/>
+            <w:webHidden/>
+          </w:rPr>
+          <w:tab/>
+        </w:r>
+        <w:r>
+          <w:rPr>
+            <w:noProof/>
+            <w:webHidden/>
+          </w:rPr>
+          <w:fldChar w:fldCharType="begin"/>
+        </w:r>
+        <w:r>
+          <w:rPr>
+            <w:noProof/>
+            <w:webHidden/>
+          </w:rPr>
+          <w:instrText xml:space="preserve"> PAGEREF _Toc243423915 \h </w:instrText>
+        </w:r>
+        <w:r>
+          <w:rPr>
+            <w:noProof/>
+            <w:webHidden/>
+          </w:rPr>
+        </w:r>
+        <w:r>
+          <w:rPr>
+            <w:noProof/>
+            <w:webHidden/>
+          </w:rPr>
+          <w:fldChar w:fldCharType="separate"/>
+        </w:r>
+        <w:r>
+          <w:rPr>
+            <w:noProof/>
+            <w:webHidden/>
+          </w:rPr>
+          <w:t>15</w:t>
+        </w:r>
+        <w:r>
+          <w:rPr>
+            <w:noProof/>
+            <w:webHidden/>
+          </w:rPr>
+          <w:fldChar w:fldCharType="end"/>
+        </w:r>
+      </w:hyperlink>
+    </w:p>
+    <w:p>
+      <w:pPr>
+        <w:pStyle w:val="TOC2"/>
+        <w:tabs>
+          <w:tab w:val="right" w:leader="dot" w:pos="9350"/>
+        </w:tabs>
+        <w:rPr>
+          <w:noProof/>
+        </w:rPr>
+      </w:pPr>
+      <w:hyperlink w:anchor="_Toc243423916" w:history="1">
+        <w:r>
+          <w:rPr>
+            <w:rStyle w:val="Hyperlink"/>
+            <w:noProof/>
+          </w:rPr>
+          <w:t>Step 5: Present the complete workflow</w:t>
+        </w:r>
+        <w:r>
+          <w:rPr>
+            <w:noProof/>
+            <w:webHidden/>
+          </w:rPr>
+          <w:tab/>
+        </w:r>
+        <w:r>
+          <w:rPr>
+            <w:noProof/>
+            <w:webHidden/>
+          </w:rPr>
+          <w:fldChar w:fldCharType="begin"/>
+        </w:r>
+        <w:r>
+          <w:rPr>
+            <w:noProof/>
+            <w:webHidden/>
+          </w:rPr>
+          <w:instrText xml:space="preserve"> PAGEREF _Toc243423916 \h </w:instrText>
+        </w:r>
+        <w:r>
+          <w:rPr>
+            <w:noProof/>
+            <w:webHidden/>
+          </w:rPr>
+        </w:r>
+        <w:r>
+          <w:rPr>
+            <w:noProof/>
+            <w:webHidden/>
+          </w:rPr>
+          <w:fldChar w:fldCharType="separate"/>
+        </w:r>
+        <w:r>
+          <w:rPr>
+            <w:noProof/>
+            <w:webHidden/>
+          </w:rPr>
+          <w:t>16</w:t>
+        </w:r>
+        <w:r>
+          <w:rPr>
+            <w:noProof/>
+            <w:webHidden/>
+          </w:rPr>
+          <w:fldChar w:fldCharType="end"/>
+        </w:r>
+      </w:hyperlink>
+    </w:p>
+    <w:p>
+      <w:pPr>
+        <w:pStyle w:val="TOC2"/>
+        <w:tabs>
+          <w:tab w:val="right" w:leader="dot" w:pos="9350"/>
+        </w:tabs>
+        <w:rPr>
+          <w:noProof/>
+        </w:rPr>
+      </w:pPr>
+      <w:hyperlink w:anchor="_Toc243423917" w:history="1">
+        <w:r>
+          <w:rPr>
+            <w:rStyle w:val="Hyperlink"/>
+            <w:noProof/>
+          </w:rPr>
           <w:t>4.6 Security, Ethics, and Risk Considerations</w:t>
         </w:r>
         <w:r>
@@ -2299,7 +2633,7 @@
             <w:noProof/>
             <w:webHidden/>
           </w:rPr>
-          <w:instrText xml:space="preserve"> PAGEREF _Toc243419754 \h </w:instrText>
+          <w:instrText xml:space="preserve"> PAGEREF _Toc243423917 \h </w:instrText>
         </w:r>
         <w:r>
           <w:rPr>
@@ -2319,7 +2653,7 @@
             <w:noProof/>
             <w:webHidden/>
           </w:rPr>
-          <w:t>19</w:t>
+          <w:t>17</w:t>
         </w:r>
         <w:r>
           <w:rPr>
@@ -2340,7 +2674,7 @@
           <w:noProof/>
         </w:rPr>
       </w:pPr>
-      <w:hyperlink w:anchor="_Toc243419755" w:history="1">
+      <w:hyperlink w:anchor="_Toc243423918" w:history="1">
         <w:r>
           <w:rPr>
             <w:rStyle w:val="Hyperlink"/>
@@ -2367,7 +2701,7 @@
             <w:noProof/>
             <w:webHidden/>
           </w:rPr>
-          <w:instrText xml:space="preserve"> PAGEREF _Toc243419755 \h </w:instrText>
+          <w:instrText xml:space="preserve"> PAGEREF _Toc243423918 \h </w:instrText>
         </w:r>
         <w:r>
           <w:rPr>
@@ -2387,7 +2721,7 @@
             <w:noProof/>
             <w:webHidden/>
           </w:rPr>
-          <w:t>21</w:t>
+          <w:t>18</w:t>
         </w:r>
         <w:r>
           <w:rPr>
@@ -2408,7 +2742,7 @@
           <w:noProof/>
         </w:rPr>
       </w:pPr>
-      <w:hyperlink w:anchor="_Toc243419756" w:history="1">
+      <w:hyperlink w:anchor="_Toc243423919" w:history="1">
         <w:r>
           <w:rPr>
             <w:rStyle w:val="Hyperlink"/>
@@ -2435,7 +2769,7 @@
             <w:noProof/>
             <w:webHidden/>
           </w:rPr>
-          <w:instrText xml:space="preserve"> PAGEREF _Toc243419756 \h </w:instrText>
+          <w:instrText xml:space="preserve"> PAGEREF _Toc243423919 \h </w:instrText>
         </w:r>
         <w:r>
           <w:rPr>
@@ -2455,7 +2789,7 @@
             <w:noProof/>
             <w:webHidden/>
           </w:rPr>
-          <w:t>21</w:t>
+          <w:t>18</w:t>
         </w:r>
         <w:r>
           <w:rPr>
@@ -2476,7 +2810,7 @@
           <w:noProof/>
         </w:rPr>
       </w:pPr>
-      <w:hyperlink w:anchor="_Toc243419757" w:history="1">
+      <w:hyperlink w:anchor="_Toc243423920" w:history="1">
         <w:r>
           <w:rPr>
             <w:rStyle w:val="Hyperlink"/>
@@ -2503,7 +2837,7 @@
             <w:noProof/>
             <w:webHidden/>
           </w:rPr>
-          <w:instrText xml:space="preserve"> PAGEREF _Toc243419757 \h </w:instrText>
+          <w:instrText xml:space="preserve"> PAGEREF _Toc243423920 \h </w:instrText>
         </w:r>
         <w:r>
           <w:rPr>
@@ -2523,7 +2857,7 @@
             <w:noProof/>
             <w:webHidden/>
           </w:rPr>
-          <w:t>22</w:t>
+          <w:t>19</w:t>
         </w:r>
         <w:r>
           <w:rPr>
@@ -2544,7 +2878,7 @@
           <w:noProof/>
         </w:rPr>
       </w:pPr>
-      <w:hyperlink w:anchor="_Toc243419758" w:history="1">
+      <w:hyperlink w:anchor="_Toc243423921" w:history="1">
         <w:r>
           <w:rPr>
             <w:rStyle w:val="Hyperlink"/>
@@ -2571,7 +2905,7 @@
             <w:noProof/>
             <w:webHidden/>
           </w:rPr>
-          <w:instrText xml:space="preserve"> PAGEREF _Toc243419758 \h </w:instrText>
+          <w:instrText xml:space="preserve"> PAGEREF _Toc243423921 \h </w:instrText>
         </w:r>
         <w:r>
           <w:rPr>
@@ -2591,7 +2925,7 @@
             <w:noProof/>
             <w:webHidden/>
           </w:rPr>
-          <w:t>23</w:t>
+          <w:t>20</w:t>
         </w:r>
         <w:r>
           <w:rPr>
@@ -2612,7 +2946,7 @@
           <w:noProof/>
         </w:rPr>
       </w:pPr>
-      <w:hyperlink w:anchor="_Toc243419759" w:history="1">
+      <w:hyperlink w:anchor="_Toc243423922" w:history="1">
         <w:r>
           <w:rPr>
             <w:rStyle w:val="Hyperlink"/>
@@ -2639,7 +2973,7 @@
             <w:noProof/>
             <w:webHidden/>
           </w:rPr>
-          <w:instrText xml:space="preserve"> PAGEREF _Toc243419759 \h </w:instrText>
+          <w:instrText xml:space="preserve"> PAGEREF _Toc243423922 \h </w:instrText>
         </w:r>
         <w:r>
           <w:rPr>
@@ -2659,7 +2993,7 @@
             <w:noProof/>
             <w:webHidden/>
           </w:rPr>
-          <w:t>23</w:t>
+          <w:t>20</w:t>
         </w:r>
         <w:r>
           <w:rPr>
@@ -2680,7 +3014,7 @@
           <w:noProof/>
         </w:rPr>
       </w:pPr>
-      <w:hyperlink w:anchor="_Toc243419760" w:history="1">
+      <w:hyperlink w:anchor="_Toc243423923" w:history="1">
         <w:r>
           <w:rPr>
             <w:rStyle w:val="Hyperlink"/>
@@ -2707,7 +3041,7 @@
             <w:noProof/>
             <w:webHidden/>
           </w:rPr>
-          <w:instrText xml:space="preserve"> PAGEREF _Toc243419760 \h </w:instrText>
+          <w:instrText xml:space="preserve"> PAGEREF _Toc243423923 \h </w:instrText>
         </w:r>
         <w:r>
           <w:rPr>
@@ -2727,7 +3061,7 @@
             <w:noProof/>
             <w:webHidden/>
           </w:rPr>
-          <w:t>25</w:t>
+          <w:t>22</w:t>
         </w:r>
         <w:r>
           <w:rPr>
@@ -2748,7 +3082,7 @@
           <w:noProof/>
         </w:rPr>
       </w:pPr>
-      <w:hyperlink w:anchor="_Toc243419761" w:history="1">
+      <w:hyperlink w:anchor="_Toc243423924" w:history="1">
         <w:r>
           <w:rPr>
             <w:rStyle w:val="Hyperlink"/>
@@ -2775,7 +3109,7 @@
             <w:noProof/>
             <w:webHidden/>
           </w:rPr>
-          <w:instrText xml:space="preserve"> PAGEREF _Toc243419761 \h </w:instrText>
+          <w:instrText xml:space="preserve"> PAGEREF _Toc243423924 \h </w:instrText>
         </w:r>
         <w:r>
           <w:rPr>
@@ -2795,7 +3129,7 @@
             <w:noProof/>
             <w:webHidden/>
           </w:rPr>
-          <w:t>25</w:t>
+          <w:t>22</w:t>
         </w:r>
         <w:r>
           <w:rPr>
@@ -2816,7 +3150,7 @@
           <w:noProof/>
         </w:rPr>
       </w:pPr>
-      <w:hyperlink w:anchor="_Toc243419762" w:history="1">
+      <w:hyperlink w:anchor="_Toc243423925" w:history="1">
         <w:r>
           <w:rPr>
             <w:rStyle w:val="Hyperlink"/>
@@ -2843,7 +3177,7 @@
             <w:noProof/>
             <w:webHidden/>
           </w:rPr>
-          <w:instrText xml:space="preserve"> PAGEREF _Toc243419762 \h </w:instrText>
+          <w:instrText xml:space="preserve"> PAGEREF _Toc243423925 \h </w:instrText>
         </w:r>
         <w:r>
           <w:rPr>
@@ -2863,7 +3197,7 @@
             <w:noProof/>
             <w:webHidden/>
           </w:rPr>
-          <w:t>25</w:t>
+          <w:t>22</w:t>
         </w:r>
         <w:r>
           <w:rPr>
@@ -2884,7 +3218,7 @@
           <w:noProof/>
         </w:rPr>
       </w:pPr>
-      <w:hyperlink w:anchor="_Toc243419763" w:history="1">
+      <w:hyperlink w:anchor="_Toc243423926" w:history="1">
         <w:r>
           <w:rPr>
             <w:rStyle w:val="Hyperlink"/>
@@ -2911,7 +3245,7 @@
             <w:noProof/>
             <w:webHidden/>
           </w:rPr>
-          <w:instrText xml:space="preserve"> PAGEREF _Toc243419763 \h </w:instrText>
+          <w:instrText xml:space="preserve"> PAGEREF _Toc243423926 \h </w:instrText>
         </w:r>
         <w:r>
           <w:rPr>
@@ -2931,7 +3265,7 @@
             <w:noProof/>
             <w:webHidden/>
           </w:rPr>
-          <w:t>26</w:t>
+          <w:t>23</w:t>
         </w:r>
         <w:r>
           <w:rPr>
@@ -2952,7 +3286,7 @@
           <w:noProof/>
         </w:rPr>
       </w:pPr>
-      <w:hyperlink w:anchor="_Toc243419764" w:history="1">
+      <w:hyperlink w:anchor="_Toc243423927" w:history="1">
         <w:r>
           <w:rPr>
             <w:rStyle w:val="Hyperlink"/>
@@ -2979,7 +3313,7 @@
             <w:noProof/>
             <w:webHidden/>
           </w:rPr>
-          <w:instrText xml:space="preserve"> PAGEREF _Toc243419764 \h </w:instrText>
+          <w:instrText xml:space="preserve"> PAGEREF _Toc243423927 \h </w:instrText>
         </w:r>
         <w:r>
           <w:rPr>
@@ -2999,7 +3333,7 @@
             <w:noProof/>
             <w:webHidden/>
           </w:rPr>
-          <w:t>27</w:t>
+          <w:t>24</w:t>
         </w:r>
         <w:r>
           <w:rPr>
@@ -3020,7 +3354,7 @@
           <w:noProof/>
         </w:rPr>
       </w:pPr>
-      <w:hyperlink w:anchor="_Toc243419765" w:history="1">
+      <w:hyperlink w:anchor="_Toc243423928" w:history="1">
         <w:r>
           <w:rPr>
             <w:rStyle w:val="Hyperlink"/>
@@ -3047,7 +3381,7 @@
             <w:noProof/>
             <w:webHidden/>
           </w:rPr>
-          <w:instrText xml:space="preserve"> PAGEREF _Toc243419765 \h </w:instrText>
+          <w:instrText xml:space="preserve"> PAGEREF _Toc243423928 \h </w:instrText>
         </w:r>
         <w:r>
           <w:rPr>
@@ -3067,7 +3401,7 @@
             <w:noProof/>
             <w:webHidden/>
           </w:rPr>
-          <w:t>27</w:t>
+          <w:t>24</w:t>
         </w:r>
         <w:r>
           <w:rPr>
@@ -3088,7 +3422,7 @@
           <w:noProof/>
         </w:rPr>
       </w:pPr>
-      <w:hyperlink w:anchor="_Toc243419766" w:history="1">
+      <w:hyperlink w:anchor="_Toc243423929" w:history="1">
         <w:r>
           <w:rPr>
             <w:rStyle w:val="Hyperlink"/>
@@ -3115,7 +3449,7 @@
             <w:noProof/>
             <w:webHidden/>
           </w:rPr>
-          <w:instrText xml:space="preserve"> PAGEREF _Toc243419766 \h </w:instrText>
+          <w:instrText xml:space="preserve"> PAGEREF _Toc243423929 \h </w:instrText>
         </w:r>
         <w:r>
           <w:rPr>
@@ -3135,7 +3469,7 @@
             <w:noProof/>
             <w:webHidden/>
           </w:rPr>
-          <w:t>27</w:t>
+          <w:t>24</w:t>
         </w:r>
         <w:r>
           <w:rPr>
@@ -3156,7 +3490,7 @@
           <w:noProof/>
         </w:rPr>
       </w:pPr>
-      <w:hyperlink w:anchor="_Toc243419767" w:history="1">
+      <w:hyperlink w:anchor="_Toc243423930" w:history="1">
         <w:r>
           <w:rPr>
             <w:rStyle w:val="Hyperlink"/>
@@ -3183,7 +3517,7 @@
             <w:noProof/>
             <w:webHidden/>
           </w:rPr>
-          <w:instrText xml:space="preserve"> PAGEREF _Toc243419767 \h </w:instrText>
+          <w:instrText xml:space="preserve"> PAGEREF _Toc243423930 \h </w:instrText>
         </w:r>
         <w:r>
           <w:rPr>
@@ -3203,7 +3537,7 @@
             <w:noProof/>
             <w:webHidden/>
           </w:rPr>
-          <w:t>28</w:t>
+          <w:t>25</w:t>
         </w:r>
         <w:r>
           <w:rPr>
@@ -3215,9 +3549,6 @@
       </w:hyperlink>
     </w:p>
     <w:p>
-      <w:pPr>
-        <w:spacing w:after="160"/>
-      </w:pPr>
       <w:r>
         <w:fldChar w:fldCharType="end"/>
       </w:r>
@@ -3226,10 +3557,10 @@
       <w:pPr>
         <w:pStyle w:val="Heading1"/>
       </w:pPr>
-      <w:bookmarkStart w:id="2" w:name="_Toc243419728"/>
+      <w:bookmarkStart w:id="2" w:name="_Toc243423886"/>
       <w:r>
         <w:rPr>
-          <w:rFonts w:ascii="Open Sans" w:eastAsia="Open Sans" w:hAnsi="Open Sans"/>
+          <w:rFonts w:ascii="Times New Roman" w:eastAsia="Times New Roman" w:hAnsi="Times New Roman"/>
         </w:rPr>
         <w:t>LIST OF FIGURES / TABLES / ABBREVIATIONS</w:t>
       </w:r>
@@ -3237,54 +3568,46 @@
     </w:p>
     <w:p>
       <w:r>
+        <w:t>Figures: Figures 1-7 document the architecture, runtime, repository, ArgoCD, and hosted control-plane evidence. Appendix Figures C1-C9 reproduce the supplied setup, CI, Kubernetes, ArgoCD, and runtime diagrams.</w:t>
+      </w:r>
+    </w:p>
+    <w:p>
+      <w:r>
+        <w:t>Tables: Tables 1-9 identify the literature gap, requirements, tools, evaluation criteria, root causes, risks, implementation results, and evaluation evidence.</w:t>
+      </w:r>
+    </w:p>
+    <w:p>
+      <w:r>
+        <w:t>Abbreviations: CI - Continuous Integration; CD - Continuous Delivery; GitOps - Git-based operations; IaC - Infrastructure as Code; YAML - YAML Ain't Markup Language; UI - User Interface; SHA - Secure Hash Algorithm.</w:t>
+      </w:r>
+    </w:p>
+    <w:p>
+      <w:r>
+        <w:br w:type="page"/>
+      </w:r>
+    </w:p>
+    <w:p>
+      <w:pPr>
+        <w:pStyle w:val="Heading1"/>
+      </w:pPr>
+      <w:bookmarkStart w:id="3" w:name="_Toc243423887"/>
+      <w:r>
         <w:rPr>
-          <w:sz w:val="26"/>
+          <w:rFonts w:ascii="Times New Roman" w:eastAsia="Times New Roman" w:hAnsi="Times New Roman"/>
         </w:rPr>
-        <w:t>Figures: Figure 1. Declarative GitOps deployment loop; Figure 2. CI workflow; Figure 3. Live control-plane console; Figure 4. Gitea desired-state repository; Figure 5. ArgoCD application tree; Figure 6. Todo runtime; Figure 7. ArgoCD resource tree diagram.</w:t>
-      </w:r>
-    </w:p>
-    <w:p>
+        <w:lastRenderedPageBreak/>
+        <w:t>CHAPTER 1: INTRODUCTION</w:t>
+      </w:r>
+      <w:bookmarkEnd w:id="3"/>
+    </w:p>
+    <w:p>
+      <w:pPr>
+        <w:pStyle w:val="Heading2"/>
+      </w:pPr>
+      <w:bookmarkStart w:id="4" w:name="_Toc243423888"/>
       <w:r>
         <w:rPr>
-          <w:sz w:val="26"/>
-        </w:rPr>
-        <w:t>Tables: Table 1. Functional requirements; Table 2. Non-functional requirements; Table 3. Tools and technologies; Table 4. Evaluation results; Table 5. Risk controls.</w:t>
-      </w:r>
-    </w:p>
-    <w:p>
-      <w:r>
-        <w:rPr>
-          <w:sz w:val="26"/>
-        </w:rPr>
-        <w:t>Abbreviations: CI - Continuous Integration; CD - Continuous Delivery; GitOps - Git-based operations; IaC - Infrastructure as Code; YAML - YAML Ain't Markup Language; UI - User Interface; SHA - Secure Hash Algorithm.</w:t>
-      </w:r>
-    </w:p>
-    <w:p>
-      <w:r>
-        <w:br w:type="page"/>
-      </w:r>
-    </w:p>
-    <w:p>
-      <w:pPr>
-        <w:pStyle w:val="Heading1"/>
-      </w:pPr>
-      <w:bookmarkStart w:id="3" w:name="_Toc243419729"/>
-      <w:r>
-        <w:rPr>
-          <w:rFonts w:ascii="Open Sans" w:eastAsia="Open Sans" w:hAnsi="Open Sans"/>
-        </w:rPr>
-        <w:t>CHAPTER 1: INTRODUCTION</w:t>
-      </w:r>
-      <w:bookmarkEnd w:id="3"/>
-    </w:p>
-    <w:p>
-      <w:pPr>
-        <w:pStyle w:val="Heading2"/>
-      </w:pPr>
-      <w:bookmarkStart w:id="4" w:name="_Toc243419730"/>
-      <w:r>
-        <w:rPr>
-          <w:rFonts w:ascii="Open Sans" w:eastAsia="Open Sans" w:hAnsi="Open Sans"/>
+          <w:rFonts w:ascii="Times New Roman" w:eastAsia="Times New Roman" w:hAnsi="Times New Roman"/>
         </w:rPr>
         <w:t>1.1 Background</w:t>
       </w:r>
@@ -3299,10 +3622,10 @@
       <w:pPr>
         <w:pStyle w:val="Heading2"/>
       </w:pPr>
-      <w:bookmarkStart w:id="5" w:name="_Toc243419731"/>
+      <w:bookmarkStart w:id="5" w:name="_Toc243423889"/>
       <w:r>
         <w:rPr>
-          <w:rFonts w:ascii="Open Sans" w:eastAsia="Open Sans" w:hAnsi="Open Sans"/>
+          <w:rFonts w:ascii="Times New Roman" w:eastAsia="Times New Roman" w:hAnsi="Times New Roman"/>
         </w:rPr>
         <w:t>1.2 Overview of the Case</w:t>
       </w:r>
@@ -3320,10 +3643,10 @@
       <w:pPr>
         <w:pStyle w:val="Heading2"/>
       </w:pPr>
-      <w:bookmarkStart w:id="6" w:name="_Toc243419732"/>
+      <w:bookmarkStart w:id="6" w:name="_Toc243423890"/>
       <w:r>
         <w:rPr>
-          <w:rFonts w:ascii="Open Sans" w:eastAsia="Open Sans" w:hAnsi="Open Sans"/>
+          <w:rFonts w:ascii="Times New Roman" w:eastAsia="Times New Roman" w:hAnsi="Times New Roman"/>
         </w:rPr>
         <w:t>1.3 Problem Statement</w:t>
       </w:r>
@@ -3338,10 +3661,10 @@
       <w:pPr>
         <w:pStyle w:val="Heading2"/>
       </w:pPr>
-      <w:bookmarkStart w:id="7" w:name="_Toc243419733"/>
+      <w:bookmarkStart w:id="7" w:name="_Toc243423891"/>
       <w:r>
         <w:rPr>
-          <w:rFonts w:ascii="Open Sans" w:eastAsia="Open Sans" w:hAnsi="Open Sans"/>
+          <w:rFonts w:ascii="Times New Roman" w:eastAsia="Times New Roman" w:hAnsi="Times New Roman"/>
         </w:rPr>
         <w:t>1.4 Objectives</w:t>
       </w:r>
@@ -3350,7 +3673,6 @@
     <w:p>
       <w:pPr>
         <w:pStyle w:val="ListBullet"/>
-        <w:spacing w:after="60"/>
         <w:ind w:firstLine="0"/>
       </w:pPr>
       <w:r>
@@ -3360,7 +3682,6 @@
     <w:p>
       <w:pPr>
         <w:pStyle w:val="ListBullet"/>
-        <w:spacing w:after="60"/>
         <w:ind w:firstLine="0"/>
       </w:pPr>
       <w:r>
@@ -3370,7 +3691,6 @@
     <w:p>
       <w:pPr>
         <w:pStyle w:val="ListBullet"/>
-        <w:spacing w:after="60"/>
         <w:ind w:firstLine="0"/>
       </w:pPr>
       <w:r>
@@ -3380,7 +3700,6 @@
     <w:p>
       <w:pPr>
         <w:pStyle w:val="ListBullet"/>
-        <w:spacing w:after="60"/>
         <w:ind w:firstLine="0"/>
       </w:pPr>
       <w:r>
@@ -3390,7 +3709,6 @@
     <w:p>
       <w:pPr>
         <w:pStyle w:val="ListBullet"/>
-        <w:spacing w:after="60"/>
         <w:ind w:firstLine="0"/>
       </w:pPr>
       <w:r>
@@ -3401,10 +3719,10 @@
       <w:pPr>
         <w:pStyle w:val="Heading2"/>
       </w:pPr>
-      <w:bookmarkStart w:id="8" w:name="_Toc243419734"/>
+      <w:bookmarkStart w:id="8" w:name="_Toc243423892"/>
       <w:r>
         <w:rPr>
-          <w:rFonts w:ascii="Open Sans" w:eastAsia="Open Sans" w:hAnsi="Open Sans"/>
+          <w:rFonts w:ascii="Times New Roman" w:eastAsia="Times New Roman" w:hAnsi="Times New Roman"/>
         </w:rPr>
         <w:t>1.5 Scope and Limitations</w:t>
       </w:r>
@@ -3422,10 +3740,10 @@
       <w:pPr>
         <w:pStyle w:val="Heading2"/>
       </w:pPr>
-      <w:bookmarkStart w:id="9" w:name="_Toc243419735"/>
+      <w:bookmarkStart w:id="9" w:name="_Toc243423893"/>
       <w:r>
         <w:rPr>
-          <w:rFonts w:ascii="Open Sans" w:eastAsia="Open Sans" w:hAnsi="Open Sans"/>
+          <w:rFonts w:ascii="Times New Roman" w:eastAsia="Times New Roman" w:hAnsi="Times New Roman"/>
         </w:rPr>
         <w:t>1.6 Report Organisation</w:t>
       </w:r>
@@ -3445,10 +3763,10 @@
       <w:pPr>
         <w:pStyle w:val="Heading1"/>
       </w:pPr>
-      <w:bookmarkStart w:id="10" w:name="_Toc243419736"/>
+      <w:bookmarkStart w:id="10" w:name="_Toc243423894"/>
       <w:r>
         <w:rPr>
-          <w:rFonts w:ascii="Open Sans" w:eastAsia="Open Sans" w:hAnsi="Open Sans"/>
+          <w:rFonts w:ascii="Times New Roman" w:eastAsia="Times New Roman" w:hAnsi="Times New Roman"/>
         </w:rPr>
         <w:t>CHAPTER 2: LITERATURE REVIEW / EXISTING SYSTEM</w:t>
       </w:r>
@@ -3458,10 +3776,10 @@
       <w:pPr>
         <w:pStyle w:val="Heading2"/>
       </w:pPr>
-      <w:bookmarkStart w:id="11" w:name="_Toc243419737"/>
+      <w:bookmarkStart w:id="11" w:name="_Toc243423895"/>
       <w:r>
         <w:rPr>
-          <w:rFonts w:ascii="Open Sans" w:eastAsia="Open Sans" w:hAnsi="Open Sans"/>
+          <w:rFonts w:ascii="Times New Roman" w:eastAsia="Times New Roman" w:hAnsi="Times New Roman"/>
         </w:rPr>
         <w:t>2.1 Review of Related Work</w:t>
       </w:r>
@@ -3469,20 +3787,20 @@
     </w:p>
     <w:p>
       <w:r>
-        <w:t>The OpenGitOps principles describe a desired-state, declarative, versioned, immutable, and continuously reconciled operating model. ArgoCD applies this model to Kubernetes by comparing the manifests in a Git source with the live resources in a cluster. Kubernetes provides the declarative resource model and controllers that make the desired state actionable. GitHub Actions and similar CI systems provide the push phase: testing code, building an image, and updating a configuration repository. This project com</w:t>
-      </w:r>
-      <w:r>
-        <w:t>bines those ideas in a small local environment so each handoff can be inspected directly.</w:t>
+        <w:t xml:space="preserve">The OpenGitOps principles describe a desired-state, declarative, versioned, immutable, and continuously reconciled operating model [1]. ArgoCD applies this model to Kubernetes by comparing the manifests in a Git source with the live resources in a cluster [2]. Kubernetes provides the declarative resource model and controllers that make the desired state actionable [3]. GitHub Actions and similar CI systems provide the push phase: testing code, building an image, and updating a configuration repository [5]. </w:t>
+      </w:r>
+      <w:r>
+        <w:t>This project combines those ideas in a small local environment so each handoff can be inspected directly.</w:t>
       </w:r>
     </w:p>
     <w:p>
       <w:pPr>
         <w:pStyle w:val="Heading2"/>
       </w:pPr>
-      <w:bookmarkStart w:id="12" w:name="_Toc243419738"/>
+      <w:bookmarkStart w:id="12" w:name="_Toc243423896"/>
       <w:r>
         <w:rPr>
-          <w:rFonts w:ascii="Open Sans" w:eastAsia="Open Sans" w:hAnsi="Open Sans"/>
+          <w:rFonts w:ascii="Times New Roman" w:eastAsia="Times New Roman" w:hAnsi="Times New Roman"/>
         </w:rPr>
         <w:t>2.2 Existing System or Current Practice</w:t>
       </w:r>
@@ -3497,14 +3815,26 @@
       <w:pPr>
         <w:pStyle w:val="Heading2"/>
       </w:pPr>
-      <w:bookmarkStart w:id="13" w:name="_Toc243419739"/>
+      <w:bookmarkStart w:id="13" w:name="_Toc243423897"/>
       <w:r>
         <w:rPr>
-          <w:rFonts w:ascii="Open Sans" w:eastAsia="Open Sans" w:hAnsi="Open Sans"/>
+          <w:rFonts w:ascii="Times New Roman" w:eastAsia="Times New Roman" w:hAnsi="Times New Roman"/>
         </w:rPr>
         <w:t>2.3 Limitations / Research Gap</w:t>
       </w:r>
       <w:bookmarkEnd w:id="13"/>
+    </w:p>
+    <w:p>
+      <w:pPr>
+        <w:keepNext/>
+        <w:spacing w:after="60" w:line="240" w:lineRule="auto"/>
+      </w:pPr>
+      <w:r>
+        <w:rPr>
+          <w:b/>
+        </w:rPr>
+        <w:t>Table 1. Existing workflow gap analysis.</w:t>
+      </w:r>
     </w:p>
     <w:tbl>
       <w:tblPr>
@@ -3550,7 +3880,6 @@
             <w:r>
               <w:rPr>
                 <w:b/>
-                <w:sz w:val="26"/>
               </w:rPr>
               <w:t>Observed gap</w:t>
             </w:r>
@@ -3575,7 +3904,6 @@
             <w:r>
               <w:rPr>
                 <w:b/>
-                <w:sz w:val="26"/>
               </w:rPr>
               <w:t>Impact on delivery</w:t>
             </w:r>
@@ -3603,9 +3931,6 @@
               <w:spacing w:after="40" w:line="240" w:lineRule="auto"/>
             </w:pPr>
             <w:r>
-              <w:rPr>
-                <w:sz w:val="26"/>
-              </w:rPr>
               <w:t>Direct cluster changes</w:t>
             </w:r>
           </w:p>
@@ -3626,9 +3951,6 @@
               <w:spacing w:after="40" w:line="240" w:lineRule="auto"/>
             </w:pPr>
             <w:r>
-              <w:rPr>
-                <w:sz w:val="26"/>
-              </w:rPr>
               <w:t>The running state can diverge from version-controlled configuration.</w:t>
             </w:r>
           </w:p>
@@ -3655,9 +3977,6 @@
               <w:spacing w:after="40" w:line="240" w:lineRule="auto"/>
             </w:pPr>
             <w:r>
-              <w:rPr>
-                <w:sz w:val="26"/>
-              </w:rPr>
               <w:t>One repository for all concerns</w:t>
             </w:r>
           </w:p>
@@ -3678,9 +3997,6 @@
               <w:spacing w:after="40" w:line="240" w:lineRule="auto"/>
             </w:pPr>
             <w:r>
-              <w:rPr>
-                <w:sz w:val="26"/>
-              </w:rPr>
               <w:t>Application and environment changes are harder to review separately.</w:t>
             </w:r>
           </w:p>
@@ -3707,9 +4023,6 @@
               <w:spacing w:after="40" w:line="240" w:lineRule="auto"/>
             </w:pPr>
             <w:r>
-              <w:rPr>
-                <w:sz w:val="26"/>
-              </w:rPr>
               <w:t>Mutable image labels</w:t>
             </w:r>
           </w:p>
@@ -3730,9 +4043,6 @@
               <w:spacing w:after="40" w:line="240" w:lineRule="auto"/>
             </w:pPr>
             <w:r>
-              <w:rPr>
-                <w:sz w:val="26"/>
-              </w:rPr>
               <w:t>A deployment cannot be tied reliably to one source revision.</w:t>
             </w:r>
           </w:p>
@@ -3759,9 +4069,6 @@
               <w:spacing w:after="40" w:line="240" w:lineRule="auto"/>
             </w:pPr>
             <w:r>
-              <w:rPr>
-                <w:sz w:val="26"/>
-              </w:rPr>
               <w:t>Manual recovery</w:t>
             </w:r>
           </w:p>
@@ -3782,9 +4089,6 @@
               <w:spacing w:after="40" w:line="240" w:lineRule="auto"/>
             </w:pPr>
             <w:r>
-              <w:rPr>
-                <w:sz w:val="26"/>
-              </w:rPr>
               <w:t>Rollback and drift correction depend on operator memory and timing.</w:t>
             </w:r>
           </w:p>
@@ -3811,9 +4115,6 @@
               <w:spacing w:after="40" w:line="240" w:lineRule="auto"/>
             </w:pPr>
             <w:r>
-              <w:rPr>
-                <w:sz w:val="26"/>
-              </w:rPr>
               <w:t>Limited evidence</w:t>
             </w:r>
           </w:p>
@@ -3834,9 +4135,6 @@
               <w:spacing w:after="40" w:line="240" w:lineRule="auto"/>
             </w:pPr>
             <w:r>
-              <w:rPr>
-                <w:sz w:val="26"/>
-              </w:rPr>
               <w:t>A demo can show a final screen without proving the steps that produced it.</w:t>
             </w:r>
           </w:p>
@@ -3848,10 +4146,10 @@
       <w:pPr>
         <w:pStyle w:val="Heading2"/>
       </w:pPr>
-      <w:bookmarkStart w:id="14" w:name="_Toc243419740"/>
+      <w:bookmarkStart w:id="14" w:name="_Toc243423898"/>
       <w:r>
         <w:rPr>
-          <w:rFonts w:ascii="Open Sans" w:eastAsia="Open Sans" w:hAnsi="Open Sans"/>
+          <w:rFonts w:ascii="Times New Roman" w:eastAsia="Times New Roman" w:hAnsi="Times New Roman"/>
         </w:rPr>
         <w:t>2.4 Summary</w:t>
       </w:r>
@@ -3871,10 +4169,10 @@
       <w:pPr>
         <w:pStyle w:val="Heading1"/>
       </w:pPr>
-      <w:bookmarkStart w:id="15" w:name="_Toc243419741"/>
+      <w:bookmarkStart w:id="15" w:name="_Toc243423899"/>
       <w:r>
         <w:rPr>
-          <w:rFonts w:ascii="Open Sans" w:eastAsia="Open Sans" w:hAnsi="Open Sans"/>
+          <w:rFonts w:ascii="Times New Roman" w:eastAsia="Times New Roman" w:hAnsi="Times New Roman"/>
         </w:rPr>
         <w:t>CHAPTER 3: METHODOLOGY AND REQUIREMENTS</w:t>
       </w:r>
@@ -3884,10 +4182,10 @@
       <w:pPr>
         <w:pStyle w:val="Heading2"/>
       </w:pPr>
-      <w:bookmarkStart w:id="16" w:name="_Toc243419742"/>
+      <w:bookmarkStart w:id="16" w:name="_Toc243423900"/>
       <w:r>
         <w:rPr>
-          <w:rFonts w:ascii="Open Sans" w:eastAsia="Open Sans" w:hAnsi="Open Sans"/>
+          <w:rFonts w:ascii="Times New Roman" w:eastAsia="Times New Roman" w:hAnsi="Times New Roman"/>
         </w:rPr>
         <w:t>3.1 Study Design / Approach</w:t>
       </w:r>
@@ -3902,10 +4200,10 @@
       <w:pPr>
         <w:pStyle w:val="Heading2"/>
       </w:pPr>
-      <w:bookmarkStart w:id="17" w:name="_Toc243419743"/>
+      <w:bookmarkStart w:id="17" w:name="_Toc243423901"/>
       <w:r>
         <w:rPr>
-          <w:rFonts w:ascii="Open Sans" w:eastAsia="Open Sans" w:hAnsi="Open Sans"/>
+          <w:rFonts w:ascii="Times New Roman" w:eastAsia="Times New Roman" w:hAnsi="Times New Roman"/>
         </w:rPr>
         <w:t>3.2 Data Sources and Collection</w:t>
       </w:r>
@@ -3920,14 +4218,26 @@
       <w:pPr>
         <w:pStyle w:val="Heading2"/>
       </w:pPr>
-      <w:bookmarkStart w:id="18" w:name="_Toc243419744"/>
+      <w:bookmarkStart w:id="18" w:name="_Toc243423902"/>
       <w:r>
         <w:rPr>
-          <w:rFonts w:ascii="Open Sans" w:eastAsia="Open Sans" w:hAnsi="Open Sans"/>
+          <w:rFonts w:ascii="Times New Roman" w:eastAsia="Times New Roman" w:hAnsi="Times New Roman"/>
         </w:rPr>
         <w:t>3.3 Functional Requirements</w:t>
       </w:r>
       <w:bookmarkEnd w:id="18"/>
+    </w:p>
+    <w:p>
+      <w:pPr>
+        <w:keepNext/>
+        <w:spacing w:after="60" w:line="240" w:lineRule="auto"/>
+      </w:pPr>
+      <w:r>
+        <w:rPr>
+          <w:b/>
+        </w:rPr>
+        <w:t>Table 2. Functional requirements.</w:t>
+      </w:r>
     </w:p>
     <w:tbl>
       <w:tblPr>
@@ -3974,7 +4284,6 @@
             <w:r>
               <w:rPr>
                 <w:b/>
-                <w:sz w:val="26"/>
               </w:rPr>
               <w:t>ID</w:t>
             </w:r>
@@ -3999,7 +4308,6 @@
             <w:r>
               <w:rPr>
                 <w:b/>
-                <w:sz w:val="26"/>
               </w:rPr>
               <w:t>Requirement</w:t>
             </w:r>
@@ -4024,7 +4332,6 @@
             <w:r>
               <w:rPr>
                 <w:b/>
-                <w:sz w:val="26"/>
               </w:rPr>
               <w:t>Evidence</w:t>
             </w:r>
@@ -4052,9 +4359,6 @@
               <w:spacing w:after="40" w:line="240" w:lineRule="auto"/>
             </w:pPr>
             <w:r>
-              <w:rPr>
-                <w:sz w:val="26"/>
-              </w:rPr>
               <w:t>FR1</w:t>
             </w:r>
           </w:p>
@@ -4075,9 +4379,6 @@
               <w:spacing w:after="40" w:line="240" w:lineRule="auto"/>
             </w:pPr>
             <w:r>
-              <w:rPr>
-                <w:sz w:val="26"/>
-              </w:rPr>
               <w:t>Create and operate the Todo service with health checks and Todo actions.</w:t>
             </w:r>
           </w:p>
@@ -4098,9 +4399,6 @@
               <w:spacing w:after="40" w:line="240" w:lineRule="auto"/>
             </w:pPr>
             <w:r>
-              <w:rPr>
-                <w:sz w:val="26"/>
-              </w:rPr>
               <w:t>Node tests, runtime screen, /healthz and /api/todos.</w:t>
             </w:r>
           </w:p>
@@ -4127,9 +4425,6 @@
               <w:spacing w:after="40" w:line="240" w:lineRule="auto"/>
             </w:pPr>
             <w:r>
-              <w:rPr>
-                <w:sz w:val="26"/>
-              </w:rPr>
               <w:t>FR2</w:t>
             </w:r>
           </w:p>
@@ -4150,9 +4445,6 @@
               <w:spacing w:after="40" w:line="240" w:lineRule="auto"/>
             </w:pPr>
             <w:r>
-              <w:rPr>
-                <w:sz w:val="26"/>
-              </w:rPr>
               <w:t>Build an image only after the test suite passes.</w:t>
             </w:r>
           </w:p>
@@ -4173,9 +4465,6 @@
               <w:spacing w:after="40" w:line="240" w:lineRule="auto"/>
             </w:pPr>
             <w:r>
-              <w:rPr>
-                <w:sz w:val="26"/>
-              </w:rPr>
               <w:t>Two-stage Dockerfile and passing node --test output.</w:t>
             </w:r>
           </w:p>
@@ -4202,9 +4491,6 @@
               <w:spacing w:after="40" w:line="240" w:lineRule="auto"/>
             </w:pPr>
             <w:r>
-              <w:rPr>
-                <w:sz w:val="26"/>
-              </w:rPr>
               <w:t>FR3</w:t>
             </w:r>
           </w:p>
@@ -4225,9 +4511,6 @@
               <w:spacing w:after="40" w:line="240" w:lineRule="auto"/>
             </w:pPr>
             <w:r>
-              <w:rPr>
-                <w:sz w:val="26"/>
-              </w:rPr>
               <w:t>Record the desired image in a separate Git configuration repository.</w:t>
             </w:r>
           </w:p>
@@ -4248,9 +4531,6 @@
               <w:spacing w:after="40" w:line="240" w:lineRule="auto"/>
             </w:pPr>
             <w:r>
-              <w:rPr>
-                <w:sz w:val="26"/>
-              </w:rPr>
               <w:t>config-repo/manifest.yml and Gitea desired-state view.</w:t>
             </w:r>
           </w:p>
@@ -4277,9 +4557,6 @@
               <w:spacing w:after="40" w:line="240" w:lineRule="auto"/>
             </w:pPr>
             <w:r>
-              <w:rPr>
-                <w:sz w:val="26"/>
-              </w:rPr>
               <w:t>FR4</w:t>
             </w:r>
           </w:p>
@@ -4300,9 +4577,6 @@
               <w:spacing w:after="40" w:line="240" w:lineRule="auto"/>
             </w:pPr>
             <w:r>
-              <w:rPr>
-                <w:sz w:val="26"/>
-              </w:rPr>
               <w:t>Synchronize and self-heal the Kubernetes workload.</w:t>
             </w:r>
           </w:p>
@@ -4323,9 +4597,6 @@
               <w:spacing w:after="40" w:line="240" w:lineRule="auto"/>
             </w:pPr>
             <w:r>
-              <w:rPr>
-                <w:sz w:val="26"/>
-              </w:rPr>
               <w:t>ArgoCD Application with automated, prune, and selfHeal.</w:t>
             </w:r>
           </w:p>
@@ -4352,9 +4623,6 @@
               <w:spacing w:after="40" w:line="240" w:lineRule="auto"/>
             </w:pPr>
             <w:r>
-              <w:rPr>
-                <w:sz w:val="26"/>
-              </w:rPr>
               <w:t>FR5</w:t>
             </w:r>
           </w:p>
@@ -4375,9 +4643,6 @@
               <w:spacing w:after="40" w:line="240" w:lineRule="auto"/>
             </w:pPr>
             <w:r>
-              <w:rPr>
-                <w:sz w:val="26"/>
-              </w:rPr>
               <w:t>Show the change in the workload, Gitea, and ArgoCD views.</w:t>
             </w:r>
           </w:p>
@@ -4398,9 +4663,6 @@
               <w:spacing w:after="40" w:line="240" w:lineRule="auto"/>
             </w:pPr>
             <w:r>
-              <w:rPr>
-                <w:sz w:val="26"/>
-              </w:rPr>
               <w:t>Live control-plane console and browser interaction check.</w:t>
             </w:r>
           </w:p>
@@ -4412,14 +4674,26 @@
       <w:pPr>
         <w:pStyle w:val="Heading2"/>
       </w:pPr>
-      <w:bookmarkStart w:id="19" w:name="_Toc243419745"/>
+      <w:bookmarkStart w:id="19" w:name="_Toc243423903"/>
       <w:r>
         <w:rPr>
-          <w:rFonts w:ascii="Open Sans" w:eastAsia="Open Sans" w:hAnsi="Open Sans"/>
+          <w:rFonts w:ascii="Times New Roman" w:eastAsia="Times New Roman" w:hAnsi="Times New Roman"/>
         </w:rPr>
         <w:t>3.4 Non-functional Requirements</w:t>
       </w:r>
       <w:bookmarkEnd w:id="19"/>
+    </w:p>
+    <w:p>
+      <w:pPr>
+        <w:keepNext/>
+        <w:spacing w:after="60" w:line="240" w:lineRule="auto"/>
+      </w:pPr>
+      <w:r>
+        <w:rPr>
+          <w:b/>
+        </w:rPr>
+        <w:t>Table 3. Non-functional requirements.</w:t>
+      </w:r>
     </w:p>
     <w:tbl>
       <w:tblPr>
@@ -4466,7 +4740,6 @@
             <w:r>
               <w:rPr>
                 <w:b/>
-                <w:sz w:val="26"/>
               </w:rPr>
               <w:t>Quality</w:t>
             </w:r>
@@ -4491,7 +4764,6 @@
             <w:r>
               <w:rPr>
                 <w:b/>
-                <w:sz w:val="26"/>
               </w:rPr>
               <w:t>Target in this case</w:t>
             </w:r>
@@ -4516,7 +4788,6 @@
             <w:r>
               <w:rPr>
                 <w:b/>
-                <w:sz w:val="26"/>
               </w:rPr>
               <w:t>Implementation</w:t>
             </w:r>
@@ -4544,9 +4815,6 @@
               <w:spacing w:after="40" w:line="240" w:lineRule="auto"/>
             </w:pPr>
             <w:r>
-              <w:rPr>
-                <w:sz w:val="26"/>
-              </w:rPr>
               <w:t>Repeatability</w:t>
             </w:r>
           </w:p>
@@ -4567,9 +4835,6 @@
               <w:spacing w:after="40" w:line="240" w:lineRule="auto"/>
             </w:pPr>
             <w:r>
-              <w:rPr>
-                <w:sz w:val="26"/>
-              </w:rPr>
               <w:t>One workstation can recreate the environment.</w:t>
             </w:r>
           </w:p>
@@ -4590,9 +4855,6 @@
               <w:spacing w:after="40" w:line="240" w:lineRule="auto"/>
             </w:pPr>
             <w:r>
-              <w:rPr>
-                <w:sz w:val="26"/>
-              </w:rPr>
               <w:t>gitops.cmd setup, Docker Compose, kind, and scripts.</w:t>
             </w:r>
           </w:p>
@@ -4619,9 +4881,6 @@
               <w:spacing w:after="40" w:line="240" w:lineRule="auto"/>
             </w:pPr>
             <w:r>
-              <w:rPr>
-                <w:sz w:val="26"/>
-              </w:rPr>
               <w:t>Traceability</w:t>
             </w:r>
           </w:p>
@@ -4642,9 +4901,6 @@
               <w:spacing w:after="40" w:line="240" w:lineRule="auto"/>
             </w:pPr>
             <w:r>
-              <w:rPr>
-                <w:sz w:val="26"/>
-              </w:rPr>
               <w:t>Every deployment maps to a Git revision.</w:t>
             </w:r>
           </w:p>
@@ -4665,9 +4921,6 @@
               <w:spacing w:after="40" w:line="240" w:lineRule="auto"/>
             </w:pPr>
             <w:r>
-              <w:rPr>
-                <w:sz w:val="26"/>
-              </w:rPr>
               <w:t>Commit-addressed image tags and config history.</w:t>
             </w:r>
           </w:p>
@@ -4694,9 +4947,6 @@
               <w:spacing w:after="40" w:line="240" w:lineRule="auto"/>
             </w:pPr>
             <w:r>
-              <w:rPr>
-                <w:sz w:val="26"/>
-              </w:rPr>
               <w:t>Recovery</w:t>
             </w:r>
           </w:p>
@@ -4717,9 +4967,6 @@
               <w:spacing w:after="40" w:line="240" w:lineRule="auto"/>
             </w:pPr>
             <w:r>
-              <w:rPr>
-                <w:sz w:val="26"/>
-              </w:rPr>
               <w:t>Drift and rollback are observable and reversible.</w:t>
             </w:r>
           </w:p>
@@ -4740,9 +4987,6 @@
               <w:spacing w:after="40" w:line="240" w:lineRule="auto"/>
             </w:pPr>
             <w:r>
-              <w:rPr>
-                <w:sz w:val="26"/>
-              </w:rPr>
               <w:t>ArgoCD self-heal and Git revert workflow.</w:t>
             </w:r>
           </w:p>
@@ -4769,9 +5013,6 @@
               <w:spacing w:after="40" w:line="240" w:lineRule="auto"/>
             </w:pPr>
             <w:r>
-              <w:rPr>
-                <w:sz w:val="26"/>
-              </w:rPr>
               <w:t>Usability</w:t>
             </w:r>
           </w:p>
@@ -4792,9 +5033,6 @@
               <w:spacing w:after="40" w:line="240" w:lineRule="auto"/>
             </w:pPr>
             <w:r>
-              <w:rPr>
-                <w:sz w:val="26"/>
-              </w:rPr>
               <w:t>A reviewer can follow the workflow without hidden steps.</w:t>
             </w:r>
           </w:p>
@@ -4815,9 +5053,6 @@
               <w:spacing w:after="40" w:line="240" w:lineRule="auto"/>
             </w:pPr>
             <w:r>
-              <w:rPr>
-                <w:sz w:val="26"/>
-              </w:rPr>
               <w:t>Tabbed showcase, screenshots, diagrams, and README.</w:t>
             </w:r>
           </w:p>
@@ -4844,9 +5079,6 @@
               <w:spacing w:after="40" w:line="240" w:lineRule="auto"/>
             </w:pPr>
             <w:r>
-              <w:rPr>
-                <w:sz w:val="26"/>
-              </w:rPr>
               <w:t>Safety</w:t>
             </w:r>
           </w:p>
@@ -4867,9 +5099,6 @@
               <w:spacing w:after="40" w:line="240" w:lineRule="auto"/>
             </w:pPr>
             <w:r>
-              <w:rPr>
-                <w:sz w:val="26"/>
-              </w:rPr>
               <w:t>Broken application code does not ship.</w:t>
             </w:r>
           </w:p>
@@ -4890,9 +5119,6 @@
               <w:spacing w:after="40" w:line="240" w:lineRule="auto"/>
             </w:pPr>
             <w:r>
-              <w:rPr>
-                <w:sz w:val="26"/>
-              </w:rPr>
               <w:t>Tests run before the runtime image is produced.</w:t>
             </w:r>
           </w:p>
@@ -4904,14 +5130,26 @@
       <w:pPr>
         <w:pStyle w:val="Heading2"/>
       </w:pPr>
-      <w:bookmarkStart w:id="20" w:name="_Toc243419746"/>
+      <w:bookmarkStart w:id="20" w:name="_Toc243423904"/>
       <w:r>
         <w:rPr>
-          <w:rFonts w:ascii="Open Sans" w:eastAsia="Open Sans" w:hAnsi="Open Sans"/>
+          <w:rFonts w:ascii="Times New Roman" w:eastAsia="Times New Roman" w:hAnsi="Times New Roman"/>
         </w:rPr>
         <w:t>3.5 Tools and Technologies</w:t>
       </w:r>
       <w:bookmarkEnd w:id="20"/>
+    </w:p>
+    <w:p>
+      <w:pPr>
+        <w:keepNext/>
+        <w:spacing w:after="60" w:line="240" w:lineRule="auto"/>
+      </w:pPr>
+      <w:r>
+        <w:rPr>
+          <w:b/>
+        </w:rPr>
+        <w:t>Table 4. Tools and technologies.</w:t>
+      </w:r>
     </w:p>
     <w:tbl>
       <w:tblPr>
@@ -4958,7 +5196,6 @@
             <w:r>
               <w:rPr>
                 <w:b/>
-                <w:sz w:val="26"/>
               </w:rPr>
               <w:t>Tool / technology</w:t>
             </w:r>
@@ -4983,7 +5220,6 @@
             <w:r>
               <w:rPr>
                 <w:b/>
-                <w:sz w:val="26"/>
               </w:rPr>
               <w:t>Version or form</w:t>
             </w:r>
@@ -5008,7 +5244,6 @@
             <w:r>
               <w:rPr>
                 <w:b/>
-                <w:sz w:val="26"/>
               </w:rPr>
               <w:t>Purpose</w:t>
             </w:r>
@@ -5036,9 +5271,6 @@
               <w:spacing w:after="40" w:line="240" w:lineRule="auto"/>
             </w:pPr>
             <w:r>
-              <w:rPr>
-                <w:sz w:val="26"/>
-              </w:rPr>
               <w:t>Node.js</w:t>
             </w:r>
           </w:p>
@@ -5059,9 +5291,6 @@
               <w:spacing w:after="40" w:line="240" w:lineRule="auto"/>
             </w:pPr>
             <w:r>
-              <w:rPr>
-                <w:sz w:val="26"/>
-              </w:rPr>
               <w:t>22 Alpine image</w:t>
             </w:r>
           </w:p>
@@ -5082,9 +5311,6 @@
               <w:spacing w:after="40" w:line="240" w:lineRule="auto"/>
             </w:pPr>
             <w:r>
-              <w:rPr>
-                <w:sz w:val="26"/>
-              </w:rPr>
               <w:t>Todo service and unit tests.</w:t>
             </w:r>
           </w:p>
@@ -5111,9 +5337,6 @@
               <w:spacing w:after="40" w:line="240" w:lineRule="auto"/>
             </w:pPr>
             <w:r>
-              <w:rPr>
-                <w:sz w:val="26"/>
-              </w:rPr>
               <w:t>Docker</w:t>
             </w:r>
           </w:p>
@@ -5134,9 +5357,6 @@
               <w:spacing w:after="40" w:line="240" w:lineRule="auto"/>
             </w:pPr>
             <w:r>
-              <w:rPr>
-                <w:sz w:val="26"/>
-              </w:rPr>
               <w:t>Dockerfile and Compose</w:t>
             </w:r>
           </w:p>
@@ -5157,9 +5377,6 @@
               <w:spacing w:after="40" w:line="240" w:lineRule="auto"/>
             </w:pPr>
             <w:r>
-              <w:rPr>
-                <w:sz w:val="26"/>
-              </w:rPr>
               <w:t>Tested image build and standalone runtime.</w:t>
             </w:r>
           </w:p>
@@ -5186,9 +5403,6 @@
               <w:spacing w:after="40" w:line="240" w:lineRule="auto"/>
             </w:pPr>
             <w:r>
-              <w:rPr>
-                <w:sz w:val="26"/>
-              </w:rPr>
               <w:t>Kubernetes</w:t>
             </w:r>
           </w:p>
@@ -5209,9 +5423,6 @@
               <w:spacing w:after="40" w:line="240" w:lineRule="auto"/>
             </w:pPr>
             <w:r>
-              <w:rPr>
-                <w:sz w:val="26"/>
-              </w:rPr>
               <w:t>kind cluster gitops</w:t>
             </w:r>
           </w:p>
@@ -5232,9 +5443,6 @@
               <w:spacing w:after="40" w:line="240" w:lineRule="auto"/>
             </w:pPr>
             <w:r>
-              <w:rPr>
-                <w:sz w:val="26"/>
-              </w:rPr>
               <w:t>Local three-node deployment target.</w:t>
             </w:r>
           </w:p>
@@ -5261,9 +5469,6 @@
               <w:spacing w:after="40" w:line="240" w:lineRule="auto"/>
             </w:pPr>
             <w:r>
-              <w:rPr>
-                <w:sz w:val="26"/>
-              </w:rPr>
               <w:t>ArgoCD</w:t>
             </w:r>
           </w:p>
@@ -5284,9 +5489,6 @@
               <w:spacing w:after="40" w:line="240" w:lineRule="auto"/>
             </w:pPr>
             <w:r>
-              <w:rPr>
-                <w:sz w:val="26"/>
-              </w:rPr>
               <w:t>Local controller</w:t>
             </w:r>
           </w:p>
@@ -5307,9 +5509,6 @@
               <w:spacing w:after="40" w:line="240" w:lineRule="auto"/>
             </w:pPr>
             <w:r>
-              <w:rPr>
-                <w:sz w:val="26"/>
-              </w:rPr>
               <w:t>Pull-based sync, health, prune, and self-heal.</w:t>
             </w:r>
           </w:p>
@@ -5336,9 +5535,6 @@
               <w:spacing w:after="40" w:line="240" w:lineRule="auto"/>
             </w:pPr>
             <w:r>
-              <w:rPr>
-                <w:sz w:val="26"/>
-              </w:rPr>
               <w:t>Gitea</w:t>
             </w:r>
           </w:p>
@@ -5359,9 +5555,6 @@
               <w:spacing w:after="40" w:line="240" w:lineRule="auto"/>
             </w:pPr>
             <w:r>
-              <w:rPr>
-                <w:sz w:val="26"/>
-              </w:rPr>
               <w:t>Local Git service</w:t>
             </w:r>
           </w:p>
@@ -5382,9 +5575,6 @@
               <w:spacing w:after="40" w:line="240" w:lineRule="auto"/>
             </w:pPr>
             <w:r>
-              <w:rPr>
-                <w:sz w:val="26"/>
-              </w:rPr>
               <w:t>Source and desired-state repositories.</w:t>
             </w:r>
           </w:p>
@@ -5411,9 +5601,6 @@
               <w:spacing w:after="40" w:line="240" w:lineRule="auto"/>
             </w:pPr>
             <w:r>
-              <w:rPr>
-                <w:sz w:val="26"/>
-              </w:rPr>
               <w:t>Registry</w:t>
             </w:r>
           </w:p>
@@ -5434,9 +5621,6 @@
               <w:spacing w:after="40" w:line="240" w:lineRule="auto"/>
             </w:pPr>
             <w:r>
-              <w:rPr>
-                <w:sz w:val="26"/>
-              </w:rPr>
               <w:t>registry:2 at localhost:5001</w:t>
             </w:r>
           </w:p>
@@ -5457,9 +5641,6 @@
               <w:spacing w:after="40" w:line="240" w:lineRule="auto"/>
             </w:pPr>
             <w:r>
-              <w:rPr>
-                <w:sz w:val="26"/>
-              </w:rPr>
               <w:t>Local immutable image storage.</w:t>
             </w:r>
           </w:p>
@@ -5486,9 +5667,6 @@
               <w:spacing w:after="40" w:line="240" w:lineRule="auto"/>
             </w:pPr>
             <w:r>
-              <w:rPr>
-                <w:sz w:val="26"/>
-              </w:rPr>
               <w:t>GitHub / Vercel</w:t>
             </w:r>
           </w:p>
@@ -5509,9 +5687,6 @@
               <w:spacing w:after="40" w:line="240" w:lineRule="auto"/>
             </w:pPr>
             <w:r>
-              <w:rPr>
-                <w:sz w:val="26"/>
-              </w:rPr>
               <w:t>Public repository and showcase</w:t>
             </w:r>
           </w:p>
@@ -5532,9 +5707,6 @@
               <w:spacing w:after="40" w:line="240" w:lineRule="auto"/>
             </w:pPr>
             <w:r>
-              <w:rPr>
-                <w:sz w:val="26"/>
-              </w:rPr>
               <w:t>Source publication and hosted presentation.</w:t>
             </w:r>
           </w:p>
@@ -5546,14 +5718,26 @@
       <w:pPr>
         <w:pStyle w:val="Heading2"/>
       </w:pPr>
-      <w:bookmarkStart w:id="21" w:name="_Toc243419747"/>
+      <w:bookmarkStart w:id="21" w:name="_Toc243423905"/>
       <w:r>
         <w:rPr>
-          <w:rFonts w:ascii="Open Sans" w:eastAsia="Open Sans" w:hAnsi="Open Sans"/>
+          <w:rFonts w:ascii="Times New Roman" w:eastAsia="Times New Roman" w:hAnsi="Times New Roman"/>
         </w:rPr>
         <w:t>3.6 Evaluation Criteria</w:t>
       </w:r>
       <w:bookmarkEnd w:id="21"/>
+    </w:p>
+    <w:p>
+      <w:pPr>
+        <w:keepNext/>
+        <w:spacing w:after="60" w:line="240" w:lineRule="auto"/>
+      </w:pPr>
+      <w:r>
+        <w:rPr>
+          <w:b/>
+        </w:rPr>
+        <w:t>Table 5. Evaluation criteria.</w:t>
+      </w:r>
     </w:p>
     <w:tbl>
       <w:tblPr>
@@ -5599,7 +5783,6 @@
             <w:r>
               <w:rPr>
                 <w:b/>
-                <w:sz w:val="26"/>
               </w:rPr>
               <w:t>Criterion</w:t>
             </w:r>
@@ -5624,7 +5807,6 @@
             <w:r>
               <w:rPr>
                 <w:b/>
-                <w:sz w:val="26"/>
               </w:rPr>
               <w:t>Pass condition</w:t>
             </w:r>
@@ -5652,9 +5834,6 @@
               <w:spacing w:after="40" w:line="240" w:lineRule="auto"/>
             </w:pPr>
             <w:r>
-              <w:rPr>
-                <w:sz w:val="26"/>
-              </w:rPr>
               <w:t>Application correctness</w:t>
             </w:r>
           </w:p>
@@ -5675,9 +5854,6 @@
               <w:spacing w:after="40" w:line="240" w:lineRule="auto"/>
             </w:pPr>
             <w:r>
-              <w:rPr>
-                <w:sz w:val="26"/>
-              </w:rPr>
               <w:t>All Node.js tests pass and health check returns success.</w:t>
             </w:r>
           </w:p>
@@ -5704,9 +5880,6 @@
               <w:spacing w:after="40" w:line="240" w:lineRule="auto"/>
             </w:pPr>
             <w:r>
-              <w:rPr>
-                <w:sz w:val="26"/>
-              </w:rPr>
               <w:t>Pipeline correctness</w:t>
             </w:r>
           </w:p>
@@ -5727,9 +5900,6 @@
               <w:spacing w:after="40" w:line="240" w:lineRule="auto"/>
             </w:pPr>
             <w:r>
-              <w:rPr>
-                <w:sz w:val="26"/>
-              </w:rPr>
               <w:t>A release changes the image tag and produces a config commit.</w:t>
             </w:r>
           </w:p>
@@ -5756,9 +5926,6 @@
               <w:spacing w:after="40" w:line="240" w:lineRule="auto"/>
             </w:pPr>
             <w:r>
-              <w:rPr>
-                <w:sz w:val="26"/>
-              </w:rPr>
               <w:t>Reconciliation</w:t>
             </w:r>
           </w:p>
@@ -5779,9 +5946,6 @@
               <w:spacing w:after="40" w:line="240" w:lineRule="auto"/>
             </w:pPr>
             <w:r>
-              <w:rPr>
-                <w:sz w:val="26"/>
-              </w:rPr>
               <w:t>ArgoCD reaches Synced / Healthy with three ready replicas.</w:t>
             </w:r>
           </w:p>
@@ -5808,9 +5972,6 @@
               <w:spacing w:after="40" w:line="240" w:lineRule="auto"/>
             </w:pPr>
             <w:r>
-              <w:rPr>
-                <w:sz w:val="26"/>
-              </w:rPr>
               <w:t>Drift recovery</w:t>
             </w:r>
           </w:p>
@@ -5831,9 +5992,6 @@
               <w:spacing w:after="40" w:line="240" w:lineRule="auto"/>
             </w:pPr>
             <w:r>
-              <w:rPr>
-                <w:sz w:val="26"/>
-              </w:rPr>
               <w:t>Manual cluster drift is restored by ArgoCD without editing the cluster back.</w:t>
             </w:r>
           </w:p>
@@ -5860,9 +6018,6 @@
               <w:spacing w:after="40" w:line="240" w:lineRule="auto"/>
             </w:pPr>
             <w:r>
-              <w:rPr>
-                <w:sz w:val="26"/>
-              </w:rPr>
               <w:t>Rollback</w:t>
             </w:r>
           </w:p>
@@ -5883,9 +6038,6 @@
               <w:spacing w:after="40" w:line="240" w:lineRule="auto"/>
             </w:pPr>
             <w:r>
-              <w:rPr>
-                <w:sz w:val="26"/>
-              </w:rPr>
               <w:t>A Git revert returns the desired image to the previous revision.</w:t>
             </w:r>
           </w:p>
@@ -5912,9 +6064,6 @@
               <w:spacing w:after="40" w:line="240" w:lineRule="auto"/>
             </w:pPr>
             <w:r>
-              <w:rPr>
-                <w:sz w:val="26"/>
-              </w:rPr>
               <w:t>Communication</w:t>
             </w:r>
           </w:p>
@@ -5935,9 +6084,6 @@
               <w:spacing w:after="40" w:line="240" w:lineRule="auto"/>
             </w:pPr>
             <w:r>
-              <w:rPr>
-                <w:sz w:val="26"/>
-              </w:rPr>
               <w:t>Screenshots and the live console explain the same state consistently.</w:t>
             </w:r>
           </w:p>
@@ -5954,10 +6100,10 @@
       <w:pPr>
         <w:pStyle w:val="Heading1"/>
       </w:pPr>
-      <w:bookmarkStart w:id="22" w:name="_Toc243419748"/>
+      <w:bookmarkStart w:id="22" w:name="_Toc243423906"/>
       <w:r>
         <w:rPr>
-          <w:rFonts w:ascii="Open Sans" w:eastAsia="Open Sans" w:hAnsi="Open Sans"/>
+          <w:rFonts w:ascii="Times New Roman" w:eastAsia="Times New Roman" w:hAnsi="Times New Roman"/>
         </w:rPr>
         <w:t>CHAPTER 4: CASE STUDY ANALYSIS AND PROPOSED SOLUTION</w:t>
       </w:r>
@@ -5967,10 +6113,10 @@
       <w:pPr>
         <w:pStyle w:val="Heading2"/>
       </w:pPr>
-      <w:bookmarkStart w:id="23" w:name="_Toc243419749"/>
+      <w:bookmarkStart w:id="23" w:name="_Toc243423907"/>
       <w:r>
         <w:rPr>
-          <w:rFonts w:ascii="Open Sans" w:eastAsia="Open Sans" w:hAnsi="Open Sans"/>
+          <w:rFonts w:ascii="Times New Roman" w:eastAsia="Times New Roman" w:hAnsi="Times New Roman"/>
         </w:rPr>
         <w:t>4.1 Case Scenario and Assumptions</w:t>
       </w:r>
@@ -5988,14 +6134,26 @@
       <w:pPr>
         <w:pStyle w:val="Heading2"/>
       </w:pPr>
-      <w:bookmarkStart w:id="24" w:name="_Toc243419750"/>
+      <w:bookmarkStart w:id="24" w:name="_Toc243423908"/>
       <w:r>
         <w:rPr>
-          <w:rFonts w:ascii="Open Sans" w:eastAsia="Open Sans" w:hAnsi="Open Sans"/>
+          <w:rFonts w:ascii="Times New Roman" w:eastAsia="Times New Roman" w:hAnsi="Times New Roman"/>
         </w:rPr>
         <w:t>4.2 Root-Cause / Gap Analysis</w:t>
       </w:r>
       <w:bookmarkEnd w:id="24"/>
+    </w:p>
+    <w:p>
+      <w:pPr>
+        <w:keepNext/>
+        <w:spacing w:after="60" w:line="240" w:lineRule="auto"/>
+      </w:pPr>
+      <w:r>
+        <w:rPr>
+          <w:b/>
+        </w:rPr>
+        <w:t>Table 6. Root-cause and gap analysis.</w:t>
+      </w:r>
     </w:p>
     <w:tbl>
       <w:tblPr>
@@ -6042,7 +6200,6 @@
             <w:r>
               <w:rPr>
                 <w:b/>
-                <w:sz w:val="26"/>
               </w:rPr>
               <w:t>Problem</w:t>
             </w:r>
@@ -6067,7 +6224,6 @@
             <w:r>
               <w:rPr>
                 <w:b/>
-                <w:sz w:val="26"/>
               </w:rPr>
               <w:t>Root cause</w:t>
             </w:r>
@@ -6092,7 +6248,6 @@
             <w:r>
               <w:rPr>
                 <w:b/>
-                <w:sz w:val="26"/>
               </w:rPr>
               <w:t>GitOps response</w:t>
             </w:r>
@@ -6120,9 +6275,6 @@
               <w:spacing w:after="40" w:line="240" w:lineRule="auto"/>
             </w:pPr>
             <w:r>
-              <w:rPr>
-                <w:sz w:val="26"/>
-              </w:rPr>
               <w:t>Unknown running revision</w:t>
             </w:r>
           </w:p>
@@ -6143,9 +6295,6 @@
               <w:spacing w:after="40" w:line="240" w:lineRule="auto"/>
             </w:pPr>
             <w:r>
-              <w:rPr>
-                <w:sz w:val="26"/>
-              </w:rPr>
               <w:t>Image and deployment state are not linked to one commit.</w:t>
             </w:r>
           </w:p>
@@ -6166,9 +6315,6 @@
               <w:spacing w:after="40" w:line="240" w:lineRule="auto"/>
             </w:pPr>
             <w:r>
-              <w:rPr>
-                <w:sz w:val="26"/>
-              </w:rPr>
               <w:t>Use an immutable commit SHA tag in the manifest.</w:t>
             </w:r>
           </w:p>
@@ -6195,9 +6341,6 @@
               <w:spacing w:after="40" w:line="240" w:lineRule="auto"/>
             </w:pPr>
             <w:r>
-              <w:rPr>
-                <w:sz w:val="26"/>
-              </w:rPr>
               <w:t>Configuration drift</w:t>
             </w:r>
           </w:p>
@@ -6218,9 +6361,6 @@
               <w:spacing w:after="40" w:line="240" w:lineRule="auto"/>
             </w:pPr>
             <w:r>
-              <w:rPr>
-                <w:sz w:val="26"/>
-              </w:rPr>
               <w:t>Operators can change live resources outside version control.</w:t>
             </w:r>
           </w:p>
@@ -6241,9 +6381,6 @@
               <w:spacing w:after="40" w:line="240" w:lineRule="auto"/>
             </w:pPr>
             <w:r>
-              <w:rPr>
-                <w:sz w:val="26"/>
-              </w:rPr>
               <w:t>Enable ArgoCD automated sync and self-heal.</w:t>
             </w:r>
           </w:p>
@@ -6270,9 +6407,6 @@
               <w:spacing w:after="40" w:line="240" w:lineRule="auto"/>
             </w:pPr>
             <w:r>
-              <w:rPr>
-                <w:sz w:val="26"/>
-              </w:rPr>
               <w:t>Difficult rollback</w:t>
             </w:r>
           </w:p>
@@ -6293,9 +6427,6 @@
               <w:spacing w:after="40" w:line="240" w:lineRule="auto"/>
             </w:pPr>
             <w:r>
-              <w:rPr>
-                <w:sz w:val="26"/>
-              </w:rPr>
               <w:t>The last known good configuration is not easy to identify.</w:t>
             </w:r>
           </w:p>
@@ -6316,9 +6447,6 @@
               <w:spacing w:after="40" w:line="240" w:lineRule="auto"/>
             </w:pPr>
             <w:r>
-              <w:rPr>
-                <w:sz w:val="26"/>
-              </w:rPr>
               <w:t>Use a Git revert on the desired-state repository.</w:t>
             </w:r>
           </w:p>
@@ -6345,9 +6473,6 @@
               <w:spacing w:after="40" w:line="240" w:lineRule="auto"/>
             </w:pPr>
             <w:r>
-              <w:rPr>
-                <w:sz w:val="26"/>
-              </w:rPr>
               <w:t>Unclear evidence</w:t>
             </w:r>
           </w:p>
@@ -6368,9 +6493,6 @@
               <w:spacing w:after="40" w:line="240" w:lineRule="auto"/>
             </w:pPr>
             <w:r>
-              <w:rPr>
-                <w:sz w:val="26"/>
-              </w:rPr>
               <w:t>Final UI state hides intermediate handoffs.</w:t>
             </w:r>
           </w:p>
@@ -6391,9 +6513,6 @@
               <w:spacing w:after="40" w:line="240" w:lineRule="auto"/>
             </w:pPr>
             <w:r>
-              <w:rPr>
-                <w:sz w:val="26"/>
-              </w:rPr>
               <w:t>Expose CI, Gitea, ArgoCD, and runtime evidence together.</w:t>
             </w:r>
           </w:p>
@@ -6405,10 +6524,10 @@
       <w:pPr>
         <w:pStyle w:val="Heading2"/>
       </w:pPr>
-      <w:bookmarkStart w:id="25" w:name="_Toc243419751"/>
+      <w:bookmarkStart w:id="25" w:name="_Toc243423909"/>
       <w:r>
         <w:rPr>
-          <w:rFonts w:ascii="Open Sans" w:eastAsia="Open Sans" w:hAnsi="Open Sans"/>
+          <w:rFonts w:ascii="Times New Roman" w:eastAsia="Times New Roman" w:hAnsi="Times New Roman"/>
         </w:rPr>
         <w:t>4.3 Proposed Solution</w:t>
       </w:r>
@@ -6426,10 +6545,10 @@
       <w:pPr>
         <w:pStyle w:val="Heading2"/>
       </w:pPr>
-      <w:bookmarkStart w:id="26" w:name="_Toc243419752"/>
+      <w:bookmarkStart w:id="26" w:name="_Toc243423910"/>
       <w:r>
         <w:rPr>
-          <w:rFonts w:ascii="Open Sans" w:eastAsia="Open Sans" w:hAnsi="Open Sans"/>
+          <w:rFonts w:ascii="Times New Roman" w:eastAsia="Times New Roman" w:hAnsi="Times New Roman"/>
         </w:rPr>
         <w:t>4.4 System Design / Workflow</w:t>
       </w:r>
@@ -6451,7 +6570,7 @@
           <w:noProof/>
         </w:rPr>
         <w:drawing>
-          <wp:inline distT="0" distB="0" distL="0" distR="0" wp14:anchorId="4626784A" wp14:editId="4CE182F4">
+          <wp:inline distT="0" distB="0" distL="0" distR="0" wp14:anchorId="5BF89F20" wp14:editId="6BFD84EF">
             <wp:extent cx="6309360" cy="3001760"/>
             <wp:effectExtent l="0" t="0" r="0" b="0"/>
             <wp:docPr id="6" name="Picture 6"/>
@@ -6489,29 +6608,26 @@
     </w:p>
     <w:p>
       <w:pPr>
-        <w:spacing w:after="160" w:line="240" w:lineRule="auto"/>
+        <w:spacing w:line="240" w:lineRule="auto"/>
         <w:jc w:val="center"/>
       </w:pPr>
       <w:r>
+        <w:t>Figure 1. Declarative GitOps deployment loop extracted from the project reference document.</w:t>
+      </w:r>
+    </w:p>
+    <w:p>
+      <w:r>
+        <w:t>The local implementation contains a kind cluster named gitops, a local registry on port 5001, Gitea on port 3300, ArgoCD on port 8080, and the Todo service on port 8081. The Kubernetes Application watches the argo-deployment repository and enables automated sync, prune, and self-heal.</w:t>
+      </w:r>
+    </w:p>
+    <w:p>
+      <w:pPr>
+        <w:pStyle w:val="Heading2"/>
+      </w:pPr>
+      <w:bookmarkStart w:id="27" w:name="_Toc243423911"/>
+      <w:r>
         <w:rPr>
-          <w:sz w:val="24"/>
-        </w:rPr>
-        <w:t>Figure 1. Declarative GitOps deployment loop extracted from the project reference document.</w:t>
-      </w:r>
-    </w:p>
-    <w:p>
-      <w:r>
-        <w:t>The local implementation contains a kind cluster named gitops, a local registry on port 5001, Gitea on port 3300, ArgoCD on port 8080, and the Todo service on port 8081. The Kubernetes Application watches the argo-deployment repository and enables automated sync, prune, and self-heal.</w:t>
-      </w:r>
-    </w:p>
-    <w:p>
-      <w:pPr>
-        <w:pStyle w:val="Heading2"/>
-      </w:pPr>
-      <w:bookmarkStart w:id="27" w:name="_Toc243419753"/>
-      <w:r>
-        <w:rPr>
-          <w:rFonts w:ascii="Open Sans" w:eastAsia="Open Sans" w:hAnsi="Open Sans"/>
+          <w:rFonts w:ascii="Times New Roman" w:eastAsia="Times New Roman" w:hAnsi="Times New Roman"/>
         </w:rPr>
         <w:t>4.5 Implementation / Action Plan</w:t>
       </w:r>
@@ -6519,16 +6635,16 @@
     </w:p>
     <w:p>
       <w:pPr>
-        <w:keepNext/>
-        <w:spacing w:before="100"/>
-      </w:pPr>
+        <w:pStyle w:val="Heading2"/>
+      </w:pPr>
+      <w:bookmarkStart w:id="28" w:name="_Toc243423912"/>
       <w:r>
         <w:rPr>
-          <w:b/>
-          <w:sz w:val="40"/>
+          <w:rFonts w:ascii="Times New Roman" w:eastAsia="Times New Roman" w:hAnsi="Times New Roman"/>
         </w:rPr>
         <w:t>Step 1: Initialize the project</w:t>
       </w:r>
+      <w:bookmarkEnd w:id="28"/>
     </w:p>
     <w:p>
       <w:r>
@@ -6543,15 +6659,15 @@
       </w:pPr>
       <w:r>
         <w:rPr>
-          <w:rFonts w:ascii="Consolas" w:eastAsia="Consolas" w:hAnsi="Consolas"/>
-          <w:sz w:val="22"/>
+          <w:rFonts w:ascii="Courier New" w:eastAsia="Courier New" w:hAnsi="Courier New"/>
+          <w:sz w:val="20"/>
         </w:rPr>
         <w:t>.\gitops.cmd setup</w:t>
       </w:r>
       <w:r>
         <w:rPr>
-          <w:rFonts w:ascii="Consolas" w:eastAsia="Consolas" w:hAnsi="Consolas"/>
-          <w:sz w:val="22"/>
+          <w:rFonts w:ascii="Courier New" w:eastAsia="Courier New" w:hAnsi="Courier New"/>
+          <w:sz w:val="20"/>
         </w:rPr>
         <w:br/>
         <w:t>.\gitops.cmd status</w:t>
@@ -6559,16 +6675,16 @@
     </w:p>
     <w:p>
       <w:pPr>
-        <w:keepNext/>
-        <w:spacing w:before="100"/>
-      </w:pPr>
+        <w:pStyle w:val="Heading2"/>
+      </w:pPr>
+      <w:bookmarkStart w:id="29" w:name="_Toc243423913"/>
       <w:r>
         <w:rPr>
-          <w:b/>
-          <w:sz w:val="40"/>
+          <w:rFonts w:ascii="Times New Roman" w:eastAsia="Times New Roman" w:hAnsi="Times New Roman"/>
         </w:rPr>
         <w:t>Step 2: Build and test the application</w:t>
       </w:r>
+      <w:bookmarkEnd w:id="29"/>
     </w:p>
     <w:p>
       <w:r>
@@ -6583,23 +6699,23 @@
       </w:pPr>
       <w:r>
         <w:rPr>
-          <w:rFonts w:ascii="Consolas" w:eastAsia="Consolas" w:hAnsi="Consolas"/>
-          <w:sz w:val="22"/>
+          <w:rFonts w:ascii="Courier New" w:eastAsia="Courier New" w:hAnsi="Courier New"/>
+          <w:sz w:val="20"/>
         </w:rPr>
         <w:t>cd app</w:t>
       </w:r>
       <w:r>
         <w:rPr>
-          <w:rFonts w:ascii="Consolas" w:eastAsia="Consolas" w:hAnsi="Consolas"/>
-          <w:sz w:val="22"/>
+          <w:rFonts w:ascii="Courier New" w:eastAsia="Courier New" w:hAnsi="Courier New"/>
+          <w:sz w:val="20"/>
         </w:rPr>
         <w:br/>
         <w:t>npm test</w:t>
       </w:r>
       <w:r>
         <w:rPr>
-          <w:rFonts w:ascii="Consolas" w:eastAsia="Consolas" w:hAnsi="Consolas"/>
-          <w:sz w:val="22"/>
+          <w:rFonts w:ascii="Courier New" w:eastAsia="Courier New" w:hAnsi="Courier New"/>
+          <w:sz w:val="20"/>
         </w:rPr>
         <w:br/>
         <w:t>docker compose up --build</w:t>
@@ -6616,7 +6732,7 @@
           <w:noProof/>
         </w:rPr>
         <w:drawing>
-          <wp:inline distT="0" distB="0" distL="0" distR="0" wp14:anchorId="02699CD7" wp14:editId="28B2A18C">
+          <wp:inline distT="0" distB="0" distL="0" distR="0" wp14:anchorId="77E1BDC1" wp14:editId="2A399BE9">
             <wp:extent cx="5989320" cy="3743325"/>
             <wp:effectExtent l="0" t="0" r="0" b="0"/>
             <wp:docPr id="7" name="Picture 7"/>
@@ -6654,28 +6770,25 @@
     </w:p>
     <w:p>
       <w:pPr>
-        <w:spacing w:after="160" w:line="240" w:lineRule="auto"/>
+        <w:spacing w:line="240" w:lineRule="auto"/>
         <w:jc w:val="center"/>
       </w:pPr>
       <w:r>
+        <w:t>Figure 2. Todo runtime evidence showing release metadata, image commit, pod, node, and health.</w:t>
+      </w:r>
+    </w:p>
+    <w:p>
+      <w:pPr>
+        <w:pStyle w:val="Heading2"/>
+      </w:pPr>
+      <w:bookmarkStart w:id="30" w:name="_Toc243423914"/>
+      <w:r>
         <w:rPr>
-          <w:sz w:val="24"/>
-        </w:rPr>
-        <w:t>Figure 2. Todo runtime evidence showing release metadata, image commit, pod, node, and health.</w:t>
-      </w:r>
-    </w:p>
-    <w:p>
-      <w:pPr>
-        <w:keepNext/>
-        <w:spacing w:before="100"/>
-      </w:pPr>
-      <w:r>
-        <w:rPr>
-          <w:b/>
-          <w:sz w:val="40"/>
+          <w:rFonts w:ascii="Times New Roman" w:eastAsia="Times New Roman" w:hAnsi="Times New Roman"/>
         </w:rPr>
         <w:t>Step 3: Commit desired Kubernetes state</w:t>
       </w:r>
+      <w:bookmarkEnd w:id="30"/>
     </w:p>
     <w:p>
       <w:r>
@@ -6690,39 +6803,39 @@
       </w:pPr>
       <w:r>
         <w:rPr>
-          <w:rFonts w:ascii="Consolas" w:eastAsia="Consolas" w:hAnsi="Consolas"/>
-          <w:sz w:val="22"/>
+          <w:rFonts w:ascii="Courier New" w:eastAsia="Courier New" w:hAnsi="Courier New"/>
+          <w:sz w:val="20"/>
         </w:rPr>
         <w:t>git clone http://localhost:3300/gitops/argo-deployment.git</w:t>
       </w:r>
       <w:r>
         <w:rPr>
-          <w:rFonts w:ascii="Consolas" w:eastAsia="Consolas" w:hAnsi="Consolas"/>
-          <w:sz w:val="22"/>
+          <w:rFonts w:ascii="Courier New" w:eastAsia="Courier New" w:hAnsi="Courier New"/>
+          <w:sz w:val="20"/>
         </w:rPr>
         <w:br/>
         <w:t># update image: localhost:5001/todo-app:&lt;commit-sha&gt;</w:t>
       </w:r>
       <w:r>
         <w:rPr>
-          <w:rFonts w:ascii="Consolas" w:eastAsia="Consolas" w:hAnsi="Consolas"/>
-          <w:sz w:val="22"/>
+          <w:rFonts w:ascii="Courier New" w:eastAsia="Courier New" w:hAnsi="Courier New"/>
+          <w:sz w:val="20"/>
         </w:rPr>
         <w:br/>
         <w:t>git add manifest.yml</w:t>
       </w:r>
       <w:r>
         <w:rPr>
-          <w:rFonts w:ascii="Consolas" w:eastAsia="Consolas" w:hAnsi="Consolas"/>
-          <w:sz w:val="22"/>
+          <w:rFonts w:ascii="Courier New" w:eastAsia="Courier New" w:hAnsi="Courier New"/>
+          <w:sz w:val="20"/>
         </w:rPr>
         <w:br/>
         <w:t>git commit -m "Update image tag"</w:t>
       </w:r>
       <w:r>
         <w:rPr>
-          <w:rFonts w:ascii="Consolas" w:eastAsia="Consolas" w:hAnsi="Consolas"/>
-          <w:sz w:val="22"/>
+          <w:rFonts w:ascii="Courier New" w:eastAsia="Courier New" w:hAnsi="Courier New"/>
+          <w:sz w:val="20"/>
         </w:rPr>
         <w:br/>
         <w:t>git push origin main</w:t>
@@ -6739,7 +6852,7 @@
           <w:noProof/>
         </w:rPr>
         <w:drawing>
-          <wp:inline distT="0" distB="0" distL="0" distR="0" wp14:anchorId="67EC4F9A" wp14:editId="6FB6AC52">
+          <wp:inline distT="0" distB="0" distL="0" distR="0" wp14:anchorId="7F1F0ACA" wp14:editId="64EDDCB8">
             <wp:extent cx="5989320" cy="3743325"/>
             <wp:effectExtent l="0" t="0" r="0" b="0"/>
             <wp:docPr id="8" name="Picture 8"/>
@@ -6777,28 +6890,25 @@
     </w:p>
     <w:p>
       <w:pPr>
-        <w:spacing w:after="160" w:line="240" w:lineRule="auto"/>
+        <w:spacing w:line="240" w:lineRule="auto"/>
         <w:jc w:val="center"/>
       </w:pPr>
       <w:r>
+        <w:t>Figure 3. Gitea desired-state repository with the manifest and CI Bot commit.</w:t>
+      </w:r>
+    </w:p>
+    <w:p>
+      <w:pPr>
+        <w:pStyle w:val="Heading2"/>
+      </w:pPr>
+      <w:bookmarkStart w:id="31" w:name="_Toc243423915"/>
+      <w:r>
         <w:rPr>
-          <w:sz w:val="24"/>
-        </w:rPr>
-        <w:t>Figure 3. Gitea desired-state repository with the manifest and CI Bot commit.</w:t>
-      </w:r>
-    </w:p>
-    <w:p>
-      <w:pPr>
-        <w:keepNext/>
-        <w:spacing w:before="100"/>
-      </w:pPr>
-      <w:r>
-        <w:rPr>
-          <w:b/>
-          <w:sz w:val="40"/>
+          <w:rFonts w:ascii="Times New Roman" w:eastAsia="Times New Roman" w:hAnsi="Times New Roman"/>
         </w:rPr>
         <w:t>Step 4: Reconcile the cluster</w:t>
       </w:r>
+      <w:bookmarkEnd w:id="31"/>
     </w:p>
     <w:p>
       <w:r>
@@ -6813,31 +6923,31 @@
       </w:pPr>
       <w:r>
         <w:rPr>
-          <w:rFonts w:ascii="Consolas" w:eastAsia="Consolas" w:hAnsi="Consolas"/>
-          <w:sz w:val="22"/>
+          <w:rFonts w:ascii="Courier New" w:eastAsia="Courier New" w:hAnsi="Courier New"/>
+          <w:sz w:val="20"/>
         </w:rPr>
         <w:t>kubectl get pods</w:t>
       </w:r>
       <w:r>
         <w:rPr>
-          <w:rFonts w:ascii="Consolas" w:eastAsia="Consolas" w:hAnsi="Consolas"/>
-          <w:sz w:val="22"/>
+          <w:rFonts w:ascii="Courier New" w:eastAsia="Courier New" w:hAnsi="Courier New"/>
+          <w:sz w:val="20"/>
         </w:rPr>
         <w:br/>
         <w:t>kubectl get svc</w:t>
       </w:r>
       <w:r>
         <w:rPr>
-          <w:rFonts w:ascii="Consolas" w:eastAsia="Consolas" w:hAnsi="Consolas"/>
-          <w:sz w:val="22"/>
+          <w:rFonts w:ascii="Courier New" w:eastAsia="Courier New" w:hAnsi="Courier New"/>
+          <w:sz w:val="20"/>
         </w:rPr>
         <w:br/>
         <w:t># ArgoCD UI</w:t>
       </w:r>
       <w:r>
         <w:rPr>
-          <w:rFonts w:ascii="Consolas" w:eastAsia="Consolas" w:hAnsi="Consolas"/>
-          <w:sz w:val="22"/>
+          <w:rFonts w:ascii="Courier New" w:eastAsia="Courier New" w:hAnsi="Courier New"/>
+          <w:sz w:val="20"/>
         </w:rPr>
         <w:br/>
         <w:t>http://localhost:8080/applications/argocd/todo-app?view=tree</w:t>
@@ -6854,7 +6964,7 @@
           <w:noProof/>
         </w:rPr>
         <w:drawing>
-          <wp:inline distT="0" distB="0" distL="0" distR="0" wp14:anchorId="4DFDBCC6" wp14:editId="1A3FE2DB">
+          <wp:inline distT="0" distB="0" distL="0" distR="0" wp14:anchorId="14396A12" wp14:editId="79A6E53D">
             <wp:extent cx="5989320" cy="3743325"/>
             <wp:effectExtent l="0" t="0" r="0" b="0"/>
             <wp:docPr id="9" name="Picture 9"/>
@@ -6892,28 +7002,25 @@
     </w:p>
     <w:p>
       <w:pPr>
-        <w:spacing w:after="160" w:line="240" w:lineRule="auto"/>
+        <w:spacing w:line="240" w:lineRule="auto"/>
         <w:jc w:val="center"/>
       </w:pPr>
       <w:r>
+        <w:t>Figure 4. ArgoCD application tree showing the Todo Deployment, Service, ReplicaSet, and ready pods.</w:t>
+      </w:r>
+    </w:p>
+    <w:p>
+      <w:pPr>
+        <w:pStyle w:val="Heading2"/>
+      </w:pPr>
+      <w:bookmarkStart w:id="32" w:name="_Toc243423916"/>
+      <w:r>
         <w:rPr>
-          <w:sz w:val="24"/>
-        </w:rPr>
-        <w:t>Figure 4. ArgoCD application tree showing the Todo Deployment, Service, ReplicaSet, and ready pods.</w:t>
-      </w:r>
-    </w:p>
-    <w:p>
-      <w:pPr>
-        <w:keepNext/>
-        <w:spacing w:before="100"/>
-      </w:pPr>
-      <w:r>
-        <w:rPr>
-          <w:b/>
-          <w:sz w:val="40"/>
+          <w:rFonts w:ascii="Times New Roman" w:eastAsia="Times New Roman" w:hAnsi="Times New Roman"/>
         </w:rPr>
         <w:t>Step 5: Present the complete workflow</w:t>
       </w:r>
+      <w:bookmarkEnd w:id="32"/>
     </w:p>
     <w:p>
       <w:r>
@@ -6928,15 +7035,15 @@
       </w:pPr>
       <w:r>
         <w:rPr>
-          <w:rFonts w:ascii="Consolas" w:eastAsia="Consolas" w:hAnsi="Consolas"/>
-          <w:sz w:val="22"/>
+          <w:rFonts w:ascii="Courier New" w:eastAsia="Courier New" w:hAnsi="Courier New"/>
+          <w:sz w:val="20"/>
         </w:rPr>
         <w:t>.\gitops.cmd showcase</w:t>
       </w:r>
       <w:r>
         <w:rPr>
-          <w:rFonts w:ascii="Consolas" w:eastAsia="Consolas" w:hAnsi="Consolas"/>
-          <w:sz w:val="22"/>
+          <w:rFonts w:ascii="Courier New" w:eastAsia="Courier New" w:hAnsi="Courier New"/>
+          <w:sz w:val="20"/>
         </w:rPr>
         <w:br/>
         <w:t># open http://localhost:4173</w:t>
@@ -6953,7 +7060,7 @@
           <w:noProof/>
         </w:rPr>
         <w:drawing>
-          <wp:inline distT="0" distB="0" distL="0" distR="0" wp14:anchorId="1FEEA6C1" wp14:editId="2180009F">
+          <wp:inline distT="0" distB="0" distL="0" distR="0" wp14:anchorId="12B557EA" wp14:editId="51FA5E22">
             <wp:extent cx="6035040" cy="4191000"/>
             <wp:effectExtent l="0" t="0" r="0" b="0"/>
             <wp:docPr id="10" name="Picture 10"/>
@@ -6991,28 +7098,37 @@
     </w:p>
     <w:p>
       <w:pPr>
-        <w:spacing w:after="160" w:line="240" w:lineRule="auto"/>
+        <w:spacing w:line="240" w:lineRule="auto"/>
         <w:jc w:val="center"/>
       </w:pPr>
       <w:r>
+        <w:t>Figure 5. Local showcase control-plane console with linked Workload, Gitea, and ArgoCD views.</w:t>
+      </w:r>
+    </w:p>
+    <w:p>
+      <w:pPr>
+        <w:pStyle w:val="Heading2"/>
+      </w:pPr>
+      <w:bookmarkStart w:id="33" w:name="_Toc243423917"/>
+      <w:r>
         <w:rPr>
-          <w:sz w:val="24"/>
-        </w:rPr>
-        <w:t>Figure 5. Local showcase control-plane console with linked Workload, Gitea, and ArgoCD views.</w:t>
-      </w:r>
-    </w:p>
-    <w:p>
-      <w:pPr>
-        <w:pStyle w:val="Heading2"/>
-      </w:pPr>
-      <w:bookmarkStart w:id="28" w:name="_Toc243419754"/>
-      <w:r>
-        <w:rPr>
-          <w:rFonts w:ascii="Open Sans" w:eastAsia="Open Sans" w:hAnsi="Open Sans"/>
+          <w:rFonts w:ascii="Times New Roman" w:eastAsia="Times New Roman" w:hAnsi="Times New Roman"/>
         </w:rPr>
         <w:t>4.6 Security, Ethics, and Risk Considerations</w:t>
       </w:r>
-      <w:bookmarkEnd w:id="28"/>
+      <w:bookmarkEnd w:id="33"/>
+    </w:p>
+    <w:p>
+      <w:pPr>
+        <w:keepNext/>
+        <w:spacing w:after="60" w:line="240" w:lineRule="auto"/>
+      </w:pPr>
+      <w:r>
+        <w:rPr>
+          <w:b/>
+        </w:rPr>
+        <w:t>Table 7. Security, ethics, and risk controls.</w:t>
+      </w:r>
     </w:p>
     <w:tbl>
       <w:tblPr>
@@ -7058,7 +7174,6 @@
             <w:r>
               <w:rPr>
                 <w:b/>
-                <w:sz w:val="26"/>
               </w:rPr>
               <w:t>Risk</w:t>
             </w:r>
@@ -7083,7 +7198,6 @@
             <w:r>
               <w:rPr>
                 <w:b/>
-                <w:sz w:val="26"/>
               </w:rPr>
               <w:t>Control used in the project</w:t>
             </w:r>
@@ -7111,9 +7225,6 @@
               <w:spacing w:after="40" w:line="240" w:lineRule="auto"/>
             </w:pPr>
             <w:r>
-              <w:rPr>
-                <w:sz w:val="26"/>
-              </w:rPr>
               <w:t>Demo credentials exposed locally</w:t>
             </w:r>
           </w:p>
@@ -7134,9 +7245,6 @@
               <w:spacing w:after="40" w:line="240" w:lineRule="auto"/>
             </w:pPr>
             <w:r>
-              <w:rPr>
-                <w:sz w:val="26"/>
-              </w:rPr>
               <w:t>Credentials are documented as local demo values and are not production secrets.</w:t>
             </w:r>
           </w:p>
@@ -7163,9 +7271,6 @@
               <w:spacing w:after="40" w:line="240" w:lineRule="auto"/>
             </w:pPr>
             <w:r>
-              <w:rPr>
-                <w:sz w:val="26"/>
-              </w:rPr>
               <w:t>Cluster credentials in CI</w:t>
             </w:r>
           </w:p>
@@ -7186,9 +7291,6 @@
               <w:spacing w:after="40" w:line="240" w:lineRule="auto"/>
             </w:pPr>
             <w:r>
-              <w:rPr>
-                <w:sz w:val="26"/>
-              </w:rPr>
               <w:t>CI writes Git only; ArgoCD holds the pull-side cluster access.</w:t>
             </w:r>
           </w:p>
@@ -7215,9 +7317,6 @@
               <w:spacing w:after="40" w:line="240" w:lineRule="auto"/>
             </w:pPr>
             <w:r>
-              <w:rPr>
-                <w:sz w:val="26"/>
-              </w:rPr>
               <w:t>Mutable deployment state</w:t>
             </w:r>
           </w:p>
@@ -7238,9 +7337,6 @@
               <w:spacing w:after="40" w:line="240" w:lineRule="auto"/>
             </w:pPr>
             <w:r>
-              <w:rPr>
-                <w:sz w:val="26"/>
-              </w:rPr>
               <w:t>The manifest records a commit-addressed image tag and ArgoCD self-heals drift.</w:t>
             </w:r>
           </w:p>
@@ -7267,9 +7363,6 @@
               <w:spacing w:after="40" w:line="240" w:lineRule="auto"/>
             </w:pPr>
             <w:r>
-              <w:rPr>
-                <w:sz w:val="26"/>
-              </w:rPr>
               <w:t>Supply-chain trust</w:t>
             </w:r>
           </w:p>
@@ -7290,9 +7383,6 @@
               <w:spacing w:after="40" w:line="240" w:lineRule="auto"/>
             </w:pPr>
             <w:r>
-              <w:rPr>
-                <w:sz w:val="26"/>
-              </w:rPr>
               <w:t>The Docker test stage runs before the runtime image is created; production signing is future work.</w:t>
             </w:r>
           </w:p>
@@ -7319,9 +7409,6 @@
               <w:spacing w:after="40" w:line="240" w:lineRule="auto"/>
             </w:pPr>
             <w:r>
-              <w:rPr>
-                <w:sz w:val="26"/>
-              </w:rPr>
               <w:t>Hosted evidence confusion</w:t>
             </w:r>
           </w:p>
@@ -7342,9 +7429,6 @@
               <w:spacing w:after="40" w:line="240" w:lineRule="auto"/>
             </w:pPr>
             <w:r>
-              <w:rPr>
-                <w:sz w:val="26"/>
-              </w:rPr>
               <w:t>The showcase labels captured localhost screens and separates them from the live browser projection.</w:t>
             </w:r>
           </w:p>
@@ -7361,31 +7445,43 @@
       <w:pPr>
         <w:pStyle w:val="Heading1"/>
       </w:pPr>
-      <w:bookmarkStart w:id="29" w:name="_Toc243419755"/>
+      <w:bookmarkStart w:id="34" w:name="_Toc243423918"/>
       <w:r>
         <w:rPr>
-          <w:rFonts w:ascii="Open Sans" w:eastAsia="Open Sans" w:hAnsi="Open Sans"/>
+          <w:rFonts w:ascii="Times New Roman" w:eastAsia="Times New Roman" w:hAnsi="Times New Roman"/>
         </w:rPr>
         <w:t>CHAPTER 5: RESULTS AND DISCUSSION</w:t>
       </w:r>
-      <w:bookmarkEnd w:id="29"/>
+      <w:bookmarkEnd w:id="34"/>
     </w:p>
     <w:p>
       <w:pPr>
         <w:pStyle w:val="Heading2"/>
       </w:pPr>
-      <w:bookmarkStart w:id="30" w:name="_Toc243419756"/>
+      <w:bookmarkStart w:id="35" w:name="_Toc243423919"/>
       <w:r>
         <w:rPr>
-          <w:rFonts w:ascii="Open Sans" w:eastAsia="Open Sans" w:hAnsi="Open Sans"/>
+          <w:rFonts w:ascii="Times New Roman" w:eastAsia="Times New Roman" w:hAnsi="Times New Roman"/>
         </w:rPr>
         <w:t>5.1 Implementation or Study Results</w:t>
       </w:r>
-      <w:bookmarkEnd w:id="30"/>
+      <w:bookmarkEnd w:id="35"/>
     </w:p>
     <w:p>
       <w:r>
         <w:t>The implementation was exercised locally and the resulting evidence was published with the project. The Node.js tests passed, the standalone container health check passed, and the local ArgoCD application reached Synced / Healthy with three replicas. The release, rollback, failure, and drift scenarios are represented by scripts and captured screens.</w:t>
+      </w:r>
+    </w:p>
+    <w:p>
+      <w:pPr>
+        <w:keepNext/>
+        <w:spacing w:after="60" w:line="240" w:lineRule="auto"/>
+      </w:pPr>
+      <w:r>
+        <w:rPr>
+          <w:b/>
+        </w:rPr>
+        <w:t>Table 8. Implementation and test results.</w:t>
       </w:r>
     </w:p>
     <w:tbl>
@@ -7433,7 +7529,6 @@
             <w:r>
               <w:rPr>
                 <w:b/>
-                <w:sz w:val="26"/>
               </w:rPr>
               <w:t>Test or observation</w:t>
             </w:r>
@@ -7458,7 +7553,6 @@
             <w:r>
               <w:rPr>
                 <w:b/>
-                <w:sz w:val="26"/>
               </w:rPr>
               <w:t>Observed result</w:t>
             </w:r>
@@ -7483,7 +7577,6 @@
             <w:r>
               <w:rPr>
                 <w:b/>
-                <w:sz w:val="26"/>
               </w:rPr>
               <w:t>Status</w:t>
             </w:r>
@@ -7511,9 +7604,6 @@
               <w:spacing w:after="40" w:line="240" w:lineRule="auto"/>
             </w:pPr>
             <w:r>
-              <w:rPr>
-                <w:sz w:val="26"/>
-              </w:rPr>
               <w:t>Node.js test suite</w:t>
             </w:r>
           </w:p>
@@ -7534,9 +7624,6 @@
               <w:spacing w:after="40" w:line="240" w:lineRule="auto"/>
             </w:pPr>
             <w:r>
-              <w:rPr>
-                <w:sz w:val="26"/>
-              </w:rPr>
               <w:t>4 tests passed; health, info, Todo actions, and validation covered.</w:t>
             </w:r>
           </w:p>
@@ -7557,9 +7644,6 @@
               <w:spacing w:after="40" w:line="240" w:lineRule="auto"/>
             </w:pPr>
             <w:r>
-              <w:rPr>
-                <w:sz w:val="26"/>
-              </w:rPr>
               <w:t>Pass</w:t>
             </w:r>
           </w:p>
@@ -7586,9 +7670,6 @@
               <w:spacing w:after="40" w:line="240" w:lineRule="auto"/>
             </w:pPr>
             <w:r>
-              <w:rPr>
-                <w:sz w:val="26"/>
-              </w:rPr>
               <w:t>Docker Compose</w:t>
             </w:r>
           </w:p>
@@ -7609,9 +7690,6 @@
               <w:spacing w:after="40" w:line="240" w:lineRule="auto"/>
             </w:pPr>
             <w:r>
-              <w:rPr>
-                <w:sz w:val="26"/>
-              </w:rPr>
               <w:t>Build completed and the /healthz check returned success.</w:t>
             </w:r>
           </w:p>
@@ -7632,9 +7710,6 @@
               <w:spacing w:after="40" w:line="240" w:lineRule="auto"/>
             </w:pPr>
             <w:r>
-              <w:rPr>
-                <w:sz w:val="26"/>
-              </w:rPr>
               <w:t>Pass</w:t>
             </w:r>
           </w:p>
@@ -7661,9 +7736,6 @@
               <w:spacing w:after="40" w:line="240" w:lineRule="auto"/>
             </w:pPr>
             <w:r>
-              <w:rPr>
-                <w:sz w:val="26"/>
-              </w:rPr>
               <w:t>ArgoCD application</w:t>
             </w:r>
           </w:p>
@@ -7684,9 +7756,6 @@
               <w:spacing w:after="40" w:line="240" w:lineRule="auto"/>
             </w:pPr>
             <w:r>
-              <w:rPr>
-                <w:sz w:val="26"/>
-              </w:rPr>
               <w:t>Synced / Healthy with three running Todo pods.</w:t>
             </w:r>
           </w:p>
@@ -7707,9 +7776,6 @@
               <w:spacing w:after="40" w:line="240" w:lineRule="auto"/>
             </w:pPr>
             <w:r>
-              <w:rPr>
-                <w:sz w:val="26"/>
-              </w:rPr>
               <w:t>Pass</w:t>
             </w:r>
           </w:p>
@@ -7736,9 +7802,6 @@
               <w:spacing w:after="40" w:line="240" w:lineRule="auto"/>
             </w:pPr>
             <w:r>
-              <w:rPr>
-                <w:sz w:val="26"/>
-              </w:rPr>
               <w:t>Release path</w:t>
             </w:r>
           </w:p>
@@ -7759,9 +7822,6 @@
               <w:spacing w:after="40" w:line="240" w:lineRule="auto"/>
             </w:pPr>
             <w:r>
-              <w:rPr>
-                <w:sz w:val="26"/>
-              </w:rPr>
               <w:t>Commit, test/build, registry push, config commit, and ArgoCD rollout completed.</w:t>
             </w:r>
           </w:p>
@@ -7782,9 +7842,6 @@
               <w:spacing w:after="40" w:line="240" w:lineRule="auto"/>
             </w:pPr>
             <w:r>
-              <w:rPr>
-                <w:sz w:val="26"/>
-              </w:rPr>
               <w:t>Pass</w:t>
             </w:r>
           </w:p>
@@ -7811,9 +7868,6 @@
               <w:spacing w:after="40" w:line="240" w:lineRule="auto"/>
             </w:pPr>
             <w:r>
-              <w:rPr>
-                <w:sz w:val="26"/>
-              </w:rPr>
               <w:t>Drift demonstration</w:t>
             </w:r>
           </w:p>
@@ -7834,9 +7888,6 @@
               <w:spacing w:after="40" w:line="240" w:lineRule="auto"/>
             </w:pPr>
             <w:r>
-              <w:rPr>
-                <w:sz w:val="26"/>
-              </w:rPr>
               <w:t>Replica and Service drift were restored automatically by ArgoCD.</w:t>
             </w:r>
           </w:p>
@@ -7857,9 +7908,6 @@
               <w:spacing w:after="40" w:line="240" w:lineRule="auto"/>
             </w:pPr>
             <w:r>
-              <w:rPr>
-                <w:sz w:val="26"/>
-              </w:rPr>
               <w:t>Pass</w:t>
             </w:r>
           </w:p>
@@ -7886,9 +7934,6 @@
               <w:spacing w:after="40" w:line="240" w:lineRule="auto"/>
             </w:pPr>
             <w:r>
-              <w:rPr>
-                <w:sz w:val="26"/>
-              </w:rPr>
               <w:t>Rollback</w:t>
             </w:r>
           </w:p>
@@ -7909,9 +7954,6 @@
               <w:spacing w:after="40" w:line="240" w:lineRule="auto"/>
             </w:pPr>
             <w:r>
-              <w:rPr>
-                <w:sz w:val="26"/>
-              </w:rPr>
               <w:t>A Git revert returned the desired image to the previous revision.</w:t>
             </w:r>
           </w:p>
@@ -7932,9 +7974,6 @@
               <w:spacing w:after="40" w:line="240" w:lineRule="auto"/>
             </w:pPr>
             <w:r>
-              <w:rPr>
-                <w:sz w:val="26"/>
-              </w:rPr>
               <w:t>Pass</w:t>
             </w:r>
           </w:p>
@@ -7961,9 +8000,6 @@
               <w:spacing w:after="40" w:line="240" w:lineRule="auto"/>
             </w:pPr>
             <w:r>
-              <w:rPr>
-                <w:sz w:val="26"/>
-              </w:rPr>
               <w:t>Hosted showcase</w:t>
             </w:r>
           </w:p>
@@ -7984,9 +8020,6 @@
               <w:spacing w:after="40" w:line="240" w:lineRule="auto"/>
             </w:pPr>
             <w:r>
-              <w:rPr>
-                <w:sz w:val="26"/>
-              </w:rPr>
               <w:t>Vercel deployment served the live control-plane asset and page successfully.</w:t>
             </w:r>
           </w:p>
@@ -8007,9 +8040,6 @@
               <w:spacing w:after="40" w:line="240" w:lineRule="auto"/>
             </w:pPr>
             <w:r>
-              <w:rPr>
-                <w:sz w:val="26"/>
-              </w:rPr>
               <w:t>Pass</w:t>
             </w:r>
           </w:p>
@@ -8028,7 +8058,7 @@
           <w:noProof/>
         </w:rPr>
         <w:drawing>
-          <wp:inline distT="0" distB="0" distL="0" distR="0" wp14:anchorId="46A4AAAE" wp14:editId="3634A3A9">
+          <wp:inline distT="0" distB="0" distL="0" distR="0" wp14:anchorId="0CFA2C0D" wp14:editId="74789F33">
             <wp:extent cx="5989320" cy="3743325"/>
             <wp:effectExtent l="0" t="0" r="0" b="0"/>
             <wp:docPr id="11" name="Picture 11"/>
@@ -8066,32 +8096,41 @@
     </w:p>
     <w:p>
       <w:pPr>
-        <w:spacing w:after="160" w:line="240" w:lineRule="auto"/>
+        <w:spacing w:line="240" w:lineRule="auto"/>
         <w:jc w:val="center"/>
       </w:pPr>
       <w:r>
+        <w:t>Figure 6. Gitea source repository containing the application, tests, Dockerfile, and release metadata.</w:t>
+      </w:r>
+    </w:p>
+    <w:p>
+      <w:pPr>
+        <w:pStyle w:val="Heading2"/>
+      </w:pPr>
+      <w:bookmarkStart w:id="36" w:name="_Toc243423920"/>
+      <w:r>
         <w:rPr>
-          <w:sz w:val="24"/>
-        </w:rPr>
-        <w:t>Figure 6. Gitea source repository containing the application, tests, Dockerfile, and release metadata.</w:t>
-      </w:r>
-    </w:p>
-    <w:p>
-      <w:pPr>
-        <w:pStyle w:val="Heading2"/>
-      </w:pPr>
-      <w:bookmarkStart w:id="31" w:name="_Toc243419757"/>
-      <w:r>
-        <w:rPr>
-          <w:rFonts w:ascii="Open Sans" w:eastAsia="Open Sans" w:hAnsi="Open Sans"/>
+          <w:rFonts w:ascii="Times New Roman" w:eastAsia="Times New Roman" w:hAnsi="Times New Roman"/>
         </w:rPr>
         <w:t>5.2 Evaluation</w:t>
       </w:r>
-      <w:bookmarkEnd w:id="31"/>
+      <w:bookmarkEnd w:id="36"/>
     </w:p>
     <w:p>
       <w:r>
         <w:t>The functional criteria were met because the application, image build, desired state, reconciliation, and presentation are all connected. The three-replica Deployment provides a visible rolling-update target. The commit-addressed image and Gitea history provide traceability. The ArgoCD tree provides a direct view of the resources that were created from Git. The workflow simulator and live control-plane console make the same transitions understandable to a reviewer who does not have the local cluster open.</w:t>
+      </w:r>
+    </w:p>
+    <w:p>
+      <w:pPr>
+        <w:keepNext/>
+        <w:spacing w:after="60" w:line="240" w:lineRule="auto"/>
+      </w:pPr>
+      <w:r>
+        <w:rPr>
+          <w:b/>
+        </w:rPr>
+        <w:t>Table 9. Evaluation evidence.</w:t>
       </w:r>
     </w:p>
     <w:tbl>
@@ -8139,7 +8178,6 @@
             <w:r>
               <w:rPr>
                 <w:b/>
-                <w:sz w:val="26"/>
               </w:rPr>
               <w:t>Evaluation area</w:t>
             </w:r>
@@ -8164,7 +8202,6 @@
             <w:r>
               <w:rPr>
                 <w:b/>
-                <w:sz w:val="26"/>
               </w:rPr>
               <w:t>Evidence used</w:t>
             </w:r>
@@ -8189,7 +8226,6 @@
             <w:r>
               <w:rPr>
                 <w:b/>
-                <w:sz w:val="26"/>
               </w:rPr>
               <w:t>Finding</w:t>
             </w:r>
@@ -8217,9 +8253,6 @@
               <w:spacing w:after="40" w:line="240" w:lineRule="auto"/>
             </w:pPr>
             <w:r>
-              <w:rPr>
-                <w:sz w:val="26"/>
-              </w:rPr>
               <w:t>Correctness</w:t>
             </w:r>
           </w:p>
@@ -8240,9 +8273,6 @@
               <w:spacing w:after="40" w:line="240" w:lineRule="auto"/>
             </w:pPr>
             <w:r>
-              <w:rPr>
-                <w:sz w:val="26"/>
-              </w:rPr>
               <w:t>npm test and /healthz</w:t>
             </w:r>
           </w:p>
@@ -8263,9 +8293,6 @@
               <w:spacing w:after="40" w:line="240" w:lineRule="auto"/>
             </w:pPr>
             <w:r>
-              <w:rPr>
-                <w:sz w:val="26"/>
-              </w:rPr>
               <w:t>The service behaves as expected before deployment.</w:t>
             </w:r>
           </w:p>
@@ -8292,9 +8319,6 @@
               <w:spacing w:after="40" w:line="240" w:lineRule="auto"/>
             </w:pPr>
             <w:r>
-              <w:rPr>
-                <w:sz w:val="26"/>
-              </w:rPr>
               <w:t>Traceability</w:t>
             </w:r>
           </w:p>
@@ -8315,9 +8339,6 @@
               <w:spacing w:after="40" w:line="240" w:lineRule="auto"/>
             </w:pPr>
             <w:r>
-              <w:rPr>
-                <w:sz w:val="26"/>
-              </w:rPr>
               <w:t>Gitea commit list and manifest image tag</w:t>
             </w:r>
           </w:p>
@@ -8338,9 +8359,6 @@
               <w:spacing w:after="40" w:line="240" w:lineRule="auto"/>
             </w:pPr>
             <w:r>
-              <w:rPr>
-                <w:sz w:val="26"/>
-              </w:rPr>
               <w:t>Desired state identifies the release revision.</w:t>
             </w:r>
           </w:p>
@@ -8367,9 +8385,6 @@
               <w:spacing w:after="40" w:line="240" w:lineRule="auto"/>
             </w:pPr>
             <w:r>
-              <w:rPr>
-                <w:sz w:val="26"/>
-              </w:rPr>
               <w:t>Reconciliation</w:t>
             </w:r>
           </w:p>
@@ -8390,9 +8405,6 @@
               <w:spacing w:after="40" w:line="240" w:lineRule="auto"/>
             </w:pPr>
             <w:r>
-              <w:rPr>
-                <w:sz w:val="26"/>
-              </w:rPr>
               <w:t>ArgoCD tree and status badges</w:t>
             </w:r>
           </w:p>
@@ -8413,9 +8425,6 @@
               <w:spacing w:after="40" w:line="240" w:lineRule="auto"/>
             </w:pPr>
             <w:r>
-              <w:rPr>
-                <w:sz w:val="26"/>
-              </w:rPr>
               <w:t>The cluster converges to Git and reports health.</w:t>
             </w:r>
           </w:p>
@@ -8442,9 +8451,6 @@
               <w:spacing w:after="40" w:line="240" w:lineRule="auto"/>
             </w:pPr>
             <w:r>
-              <w:rPr>
-                <w:sz w:val="26"/>
-              </w:rPr>
               <w:t>Recovery</w:t>
             </w:r>
           </w:p>
@@ -8465,9 +8471,6 @@
               <w:spacing w:after="40" w:line="240" w:lineRule="auto"/>
             </w:pPr>
             <w:r>
-              <w:rPr>
-                <w:sz w:val="26"/>
-              </w:rPr>
               <w:t>drift-demo and rollback scripts</w:t>
             </w:r>
           </w:p>
@@ -8488,9 +8491,6 @@
               <w:spacing w:after="40" w:line="240" w:lineRule="auto"/>
             </w:pPr>
             <w:r>
-              <w:rPr>
-                <w:sz w:val="26"/>
-              </w:rPr>
               <w:t>The system can restore or reverse state through Git.</w:t>
             </w:r>
           </w:p>
@@ -8517,9 +8517,6 @@
               <w:spacing w:after="40" w:line="240" w:lineRule="auto"/>
             </w:pPr>
             <w:r>
-              <w:rPr>
-                <w:sz w:val="26"/>
-              </w:rPr>
               <w:t>Communication</w:t>
             </w:r>
           </w:p>
@@ -8540,9 +8537,6 @@
               <w:spacing w:after="40" w:line="240" w:lineRule="auto"/>
             </w:pPr>
             <w:r>
-              <w:rPr>
-                <w:sz w:val="26"/>
-              </w:rPr>
               <w:t>Showcase tabs and screenshots</w:t>
             </w:r>
           </w:p>
@@ -8563,9 +8557,6 @@
               <w:spacing w:after="40" w:line="240" w:lineRule="auto"/>
             </w:pPr>
             <w:r>
-              <w:rPr>
-                <w:sz w:val="26"/>
-              </w:rPr>
               <w:t>The workflow is visible without hiding the important handoffs.</w:t>
             </w:r>
           </w:p>
@@ -8577,14 +8568,14 @@
       <w:pPr>
         <w:pStyle w:val="Heading2"/>
       </w:pPr>
-      <w:bookmarkStart w:id="32" w:name="_Toc243419758"/>
+      <w:bookmarkStart w:id="37" w:name="_Toc243423921"/>
       <w:r>
         <w:rPr>
-          <w:rFonts w:ascii="Open Sans" w:eastAsia="Open Sans" w:hAnsi="Open Sans"/>
+          <w:rFonts w:ascii="Times New Roman" w:eastAsia="Times New Roman" w:hAnsi="Times New Roman"/>
         </w:rPr>
         <w:t>5.3 Discussion</w:t>
       </w:r>
-      <w:bookmarkEnd w:id="32"/>
+      <w:bookmarkEnd w:id="37"/>
     </w:p>
     <w:p>
       <w:r>
@@ -8598,14 +8589,14 @@
       <w:pPr>
         <w:pStyle w:val="Heading2"/>
       </w:pPr>
-      <w:bookmarkStart w:id="33" w:name="_Toc243419759"/>
+      <w:bookmarkStart w:id="38" w:name="_Toc243423922"/>
       <w:r>
         <w:rPr>
-          <w:rFonts w:ascii="Open Sans" w:eastAsia="Open Sans" w:hAnsi="Open Sans"/>
+          <w:rFonts w:ascii="Times New Roman" w:eastAsia="Times New Roman" w:hAnsi="Times New Roman"/>
         </w:rPr>
         <w:t>5.4 Limitations</w:t>
       </w:r>
-      <w:bookmarkEnd w:id="33"/>
+      <w:bookmarkEnd w:id="38"/>
     </w:p>
     <w:p>
       <w:r>
@@ -8626,7 +8617,7 @@
           <w:noProof/>
         </w:rPr>
         <w:drawing>
-          <wp:inline distT="0" distB="0" distL="0" distR="0" wp14:anchorId="1C776B0E" wp14:editId="2C52B7B4">
+          <wp:inline distT="0" distB="0" distL="0" distR="0" wp14:anchorId="5280555F" wp14:editId="20580271">
             <wp:extent cx="5989320" cy="3166328"/>
             <wp:effectExtent l="0" t="0" r="0" b="0"/>
             <wp:docPr id="12" name="Picture 12"/>
@@ -8664,46 +8655,43 @@
     </w:p>
     <w:p>
       <w:pPr>
-        <w:spacing w:after="160" w:line="240" w:lineRule="auto"/>
+        <w:spacing w:line="240" w:lineRule="auto"/>
         <w:jc w:val="center"/>
       </w:pPr>
       <w:r>
+        <w:t>Figure 7. Synced ArgoCD application evidence extracted from the project reference document.</w:t>
+      </w:r>
+    </w:p>
+    <w:p>
+      <w:r>
+        <w:br w:type="page"/>
+      </w:r>
+    </w:p>
+    <w:p>
+      <w:pPr>
+        <w:pStyle w:val="Heading1"/>
+      </w:pPr>
+      <w:bookmarkStart w:id="39" w:name="_Toc243423923"/>
+      <w:r>
         <w:rPr>
-          <w:sz w:val="24"/>
-        </w:rPr>
-        <w:t>Figure 7. Synced ArgoCD application evidence extracted from the project reference document.</w:t>
-      </w:r>
-    </w:p>
-    <w:p>
-      <w:r>
-        <w:br w:type="page"/>
-      </w:r>
-    </w:p>
-    <w:p>
-      <w:pPr>
-        <w:pStyle w:val="Heading1"/>
-      </w:pPr>
-      <w:bookmarkStart w:id="34" w:name="_Toc243419760"/>
-      <w:r>
-        <w:rPr>
-          <w:rFonts w:ascii="Open Sans" w:eastAsia="Open Sans" w:hAnsi="Open Sans"/>
+          <w:rFonts w:ascii="Times New Roman" w:eastAsia="Times New Roman" w:hAnsi="Times New Roman"/>
         </w:rPr>
         <w:t>CHAPTER 6: CONCLUSION AND FUTURE WORK</w:t>
       </w:r>
-      <w:bookmarkEnd w:id="34"/>
+      <w:bookmarkEnd w:id="39"/>
     </w:p>
     <w:p>
       <w:pPr>
         <w:pStyle w:val="Heading2"/>
       </w:pPr>
-      <w:bookmarkStart w:id="35" w:name="_Toc243419761"/>
+      <w:bookmarkStart w:id="40" w:name="_Toc243423924"/>
       <w:r>
         <w:rPr>
-          <w:rFonts w:ascii="Open Sans" w:eastAsia="Open Sans" w:hAnsi="Open Sans"/>
+          <w:rFonts w:ascii="Times New Roman" w:eastAsia="Times New Roman" w:hAnsi="Times New Roman"/>
         </w:rPr>
         <w:t>6.1 Conclusion</w:t>
       </w:r>
-      <w:bookmarkEnd w:id="35"/>
+      <w:bookmarkEnd w:id="40"/>
     </w:p>
     <w:p>
       <w:r>
@@ -8717,19 +8705,18 @@
       <w:pPr>
         <w:pStyle w:val="Heading2"/>
       </w:pPr>
-      <w:bookmarkStart w:id="36" w:name="_Toc243419762"/>
+      <w:bookmarkStart w:id="41" w:name="_Toc243423925"/>
       <w:r>
         <w:rPr>
-          <w:rFonts w:ascii="Open Sans" w:eastAsia="Open Sans" w:hAnsi="Open Sans"/>
+          <w:rFonts w:ascii="Times New Roman" w:eastAsia="Times New Roman" w:hAnsi="Times New Roman"/>
         </w:rPr>
         <w:t>6.2 Future Enhancements</w:t>
       </w:r>
-      <w:bookmarkEnd w:id="36"/>
+      <w:bookmarkEnd w:id="41"/>
     </w:p>
     <w:p>
       <w:pPr>
         <w:pStyle w:val="ListBullet"/>
-        <w:spacing w:after="60"/>
         <w:ind w:firstLine="0"/>
       </w:pPr>
       <w:r>
@@ -8739,7 +8726,6 @@
     <w:p>
       <w:pPr>
         <w:pStyle w:val="ListBullet"/>
-        <w:spacing w:after="60"/>
         <w:ind w:firstLine="0"/>
       </w:pPr>
       <w:r>
@@ -8749,7 +8735,6 @@
     <w:p>
       <w:pPr>
         <w:pStyle w:val="ListBullet"/>
-        <w:spacing w:after="60"/>
         <w:ind w:firstLine="0"/>
       </w:pPr>
       <w:r>
@@ -8759,7 +8744,6 @@
     <w:p>
       <w:pPr>
         <w:pStyle w:val="ListBullet"/>
-        <w:spacing w:after="60"/>
         <w:ind w:firstLine="0"/>
       </w:pPr>
       <w:r>
@@ -8769,7 +8753,6 @@
     <w:p>
       <w:pPr>
         <w:pStyle w:val="ListBullet"/>
-        <w:spacing w:after="60"/>
         <w:ind w:firstLine="0"/>
       </w:pPr>
       <w:r>
@@ -8779,7 +8762,6 @@
     <w:p>
       <w:pPr>
         <w:pStyle w:val="ListBullet"/>
-        <w:spacing w:after="60"/>
         <w:ind w:firstLine="0"/>
       </w:pPr>
       <w:r>
@@ -8795,117 +8777,90 @@
       <w:pPr>
         <w:pStyle w:val="Heading1"/>
       </w:pPr>
-      <w:bookmarkStart w:id="37" w:name="_Toc243419763"/>
+      <w:bookmarkStart w:id="42" w:name="_Toc243423926"/>
       <w:r>
         <w:rPr>
-          <w:rFonts w:ascii="Open Sans" w:eastAsia="Open Sans" w:hAnsi="Open Sans"/>
+          <w:rFonts w:ascii="Times New Roman" w:eastAsia="Times New Roman" w:hAnsi="Times New Roman"/>
         </w:rPr>
         <w:t>REFERENCES</w:t>
       </w:r>
-      <w:bookmarkEnd w:id="37"/>
-    </w:p>
-    <w:p>
+      <w:bookmarkEnd w:id="42"/>
+    </w:p>
+    <w:p>
+      <w:r>
+        <w:t>[1] OpenGitOps, "OpenGitOps Principles," OpenGitOps, https://opengitops.dev/, accessed October 2026.</w:t>
+      </w:r>
+    </w:p>
+    <w:p>
+      <w:r>
+        <w:t>[2] Argo Project, "Argo CD Documentation," https://argo-cd.readthedocs.io/, accessed October 2026.</w:t>
+      </w:r>
+    </w:p>
+    <w:p>
+      <w:r>
+        <w:t>[3] Kubernetes Authors, "Kubernetes Documentation," https://kubernetes.io/docs/, accessed October 2026.</w:t>
+      </w:r>
+    </w:p>
+    <w:p>
+      <w:r>
+        <w:t>[4] Docker, "Docker Documentation," https://docs.docker.com/, accessed October 2026.</w:t>
+      </w:r>
+    </w:p>
+    <w:p>
+      <w:r>
+        <w:t>[5] GitHub, "GitHub Actions Documentation," https://docs.github.com/actions, accessed October 2026.</w:t>
+      </w:r>
+    </w:p>
+    <w:p>
+      <w:r>
+        <w:t>[6] Gitea, "Gitea Documentation," https://docs.gitea.com/, accessed October 2026.</w:t>
+      </w:r>
+    </w:p>
+    <w:p>
+      <w:r>
+        <w:t>[7] Kubernetes SIGs, "kind - Kubernetes IN Docker," https://kind.sigs.k8s.io/, accessed October 2026.</w:t>
+      </w:r>
+    </w:p>
+    <w:p>
+      <w:r>
+        <w:t>[8] P. Das, "GitOps continuous deployment with ArgoCD," project repository, https://github.com/PDGamerSG/gitops-project, October 2026.</w:t>
+      </w:r>
+    </w:p>
+    <w:p>
+      <w:r>
+        <w:t>[9] P. Das, "GitOps project reference document," supplied ODT document, Research Paper folder, October 2026.</w:t>
+      </w:r>
+    </w:p>
+    <w:p>
+      <w:r>
+        <w:br w:type="page"/>
+      </w:r>
+    </w:p>
+    <w:p>
+      <w:pPr>
+        <w:pStyle w:val="Heading1"/>
+      </w:pPr>
+      <w:bookmarkStart w:id="43" w:name="_Toc243423927"/>
       <w:r>
         <w:rPr>
-          <w:sz w:val="24"/>
-        </w:rPr>
-        <w:t>[1] OpenGitOps, "OpenGitOps Principles," OpenGitOps, https://opengitops.dev/, accessed October 2026.</w:t>
-      </w:r>
-    </w:p>
-    <w:p>
-      <w:r>
-        <w:rPr>
-          <w:sz w:val="24"/>
-        </w:rPr>
-        <w:t>[2] Argo Project, "Argo CD Documentation," https://argo-cd.readthedocs.io/, accessed October 2026.</w:t>
-      </w:r>
-    </w:p>
-    <w:p>
-      <w:r>
-        <w:rPr>
-          <w:sz w:val="24"/>
-        </w:rPr>
-        <w:t>[3] Kubernetes Authors, "Kubernetes Documentation," https://kubernetes.io/docs/, accessed October 2026.</w:t>
-      </w:r>
-    </w:p>
-    <w:p>
-      <w:r>
-        <w:rPr>
-          <w:sz w:val="24"/>
-        </w:rPr>
-        <w:t>[4] Docker, "Docker Documentation," https://docs.docker.com/, accessed October 2026.</w:t>
-      </w:r>
-    </w:p>
-    <w:p>
-      <w:r>
-        <w:rPr>
-          <w:sz w:val="24"/>
-        </w:rPr>
-        <w:t>[5] GitHub, "GitHub Actions Documentation," https://docs.github.com/actions, accessed October 2026.</w:t>
-      </w:r>
-    </w:p>
-    <w:p>
-      <w:r>
-        <w:rPr>
-          <w:sz w:val="24"/>
-        </w:rPr>
-        <w:t>[6] Gitea, "Gitea Documentation," https://docs.gitea.com/, accessed October 2026.</w:t>
-      </w:r>
-    </w:p>
-    <w:p>
-      <w:r>
-        <w:rPr>
-          <w:sz w:val="24"/>
-        </w:rPr>
-        <w:t>[7] Kubernetes SIGs, "kind - Kubernetes IN Docker," https://kind.sigs.k8s.io/, accessed October 2026.</w:t>
-      </w:r>
-    </w:p>
-    <w:p>
-      <w:r>
-        <w:rPr>
-          <w:sz w:val="24"/>
-        </w:rPr>
-        <w:t>[8] P. Das, "GitOps continuous deployment with ArgoCD," project repository, https://github.com/PDGamerSG/gitops-project, October 2026.</w:t>
-      </w:r>
-    </w:p>
-    <w:p>
-      <w:r>
-        <w:rPr>
-          <w:sz w:val="24"/>
-        </w:rPr>
-        <w:t>[9] P. Das, "GitOps project reference document," supplied ODT document, Research Paper folder, October 2026.</w:t>
-      </w:r>
-    </w:p>
-    <w:p>
-      <w:r>
-        <w:br w:type="page"/>
-      </w:r>
-    </w:p>
-    <w:p>
-      <w:pPr>
-        <w:pStyle w:val="Heading1"/>
-      </w:pPr>
-      <w:bookmarkStart w:id="38" w:name="_Toc243419764"/>
-      <w:r>
-        <w:rPr>
-          <w:rFonts w:ascii="Open Sans" w:eastAsia="Open Sans" w:hAnsi="Open Sans"/>
+          <w:rFonts w:ascii="Times New Roman" w:eastAsia="Times New Roman" w:hAnsi="Times New Roman"/>
         </w:rPr>
         <w:t>APPENDICES</w:t>
       </w:r>
-      <w:bookmarkEnd w:id="38"/>
+      <w:bookmarkEnd w:id="43"/>
     </w:p>
     <w:p>
       <w:pPr>
         <w:pStyle w:val="Heading2"/>
       </w:pPr>
-      <w:bookmarkStart w:id="39" w:name="_Toc243419765"/>
+      <w:bookmarkStart w:id="44" w:name="_Toc243423928"/>
       <w:r>
         <w:rPr>
-          <w:rFonts w:ascii="Open Sans" w:eastAsia="Open Sans" w:hAnsi="Open Sans"/>
+          <w:rFonts w:ascii="Times New Roman" w:eastAsia="Times New Roman" w:hAnsi="Times New Roman"/>
         </w:rPr>
         <w:t>Appendix A: Project Structure</w:t>
       </w:r>
-      <w:bookmarkEnd w:id="39"/>
+      <w:bookmarkEnd w:id="44"/>
     </w:p>
     <w:p>
       <w:pPr>
@@ -8915,86 +8870,86 @@
       </w:pPr>
       <w:r>
         <w:rPr>
-          <w:rFonts w:ascii="Consolas" w:eastAsia="Consolas" w:hAnsi="Consolas"/>
-          <w:sz w:val="22"/>
+          <w:rFonts w:ascii="Courier New" w:eastAsia="Courier New" w:hAnsi="Courier New"/>
+          <w:sz w:val="20"/>
         </w:rPr>
         <w:t>gitops-project/</w:t>
       </w:r>
       <w:r>
         <w:rPr>
-          <w:rFonts w:ascii="Consolas" w:eastAsia="Consolas" w:hAnsi="Consolas"/>
-          <w:sz w:val="22"/>
+          <w:rFonts w:ascii="Courier New" w:eastAsia="Courier New" w:hAnsi="Courier New"/>
+          <w:sz w:val="20"/>
         </w:rPr>
         <w:br/>
-        <w:t>├── app/                         Node.js workload, tests, Dockerfile</w:t>
+        <w:t>|-- app/                         Node.js workload, tests, Dockerfile</w:t>
       </w:r>
       <w:r>
         <w:rPr>
-          <w:rFonts w:ascii="Consolas" w:eastAsia="Consolas" w:hAnsi="Consolas"/>
-          <w:sz w:val="22"/>
+          <w:rFonts w:ascii="Courier New" w:eastAsia="Courier New" w:hAnsi="Courier New"/>
+          <w:sz w:val="20"/>
         </w:rPr>
         <w:br/>
-        <w:t>├── config-repo/                 Kubernetes desired state</w:t>
+        <w:t>|-- config-repo/                 Kubernetes desired state</w:t>
       </w:r>
       <w:r>
         <w:rPr>
-          <w:rFonts w:ascii="Consolas" w:eastAsia="Consolas" w:hAnsi="Consolas"/>
-          <w:sz w:val="22"/>
+          <w:rFonts w:ascii="Courier New" w:eastAsia="Courier New" w:hAnsi="Courier New"/>
+          <w:sz w:val="20"/>
         </w:rPr>
         <w:br/>
-        <w:t>├── infra/                       kind and ArgoCD manifests</w:t>
+        <w:t>|-- infra/                       kind and ArgoCD manifests</w:t>
       </w:r>
       <w:r>
         <w:rPr>
-          <w:rFonts w:ascii="Consolas" w:eastAsia="Consolas" w:hAnsi="Consolas"/>
-          <w:sz w:val="22"/>
+          <w:rFonts w:ascii="Courier New" w:eastAsia="Courier New" w:hAnsi="Courier New"/>
+          <w:sz w:val="20"/>
         </w:rPr>
         <w:br/>
-        <w:t>├── scripts/                     setup, release, drift, rollback, showcase</w:t>
+        <w:t>|-- scripts/                     setup, release, drift, rollback, showcase</w:t>
       </w:r>
       <w:r>
         <w:rPr>
-          <w:rFonts w:ascii="Consolas" w:eastAsia="Consolas" w:hAnsi="Consolas"/>
-          <w:sz w:val="22"/>
+          <w:rFonts w:ascii="Courier New" w:eastAsia="Courier New" w:hAnsi="Courier New"/>
+          <w:sz w:val="20"/>
         </w:rPr>
         <w:br/>
-        <w:t>├── public/                      Vercel showcase and evidence assets</w:t>
+        <w:t>|-- public/                      Vercel showcase and evidence assets</w:t>
       </w:r>
       <w:r>
         <w:rPr>
-          <w:rFonts w:ascii="Consolas" w:eastAsia="Consolas" w:hAnsi="Consolas"/>
-          <w:sz w:val="22"/>
+          <w:rFonts w:ascii="Courier New" w:eastAsia="Courier New" w:hAnsi="Courier New"/>
+          <w:sz w:val="20"/>
         </w:rPr>
         <w:br/>
       </w:r>
       <w:r>
         <w:rPr>
-          <w:rFonts w:ascii="Consolas" w:eastAsia="Consolas" w:hAnsi="Consolas"/>
-          <w:sz w:val="22"/>
+          <w:rFonts w:ascii="Courier New" w:eastAsia="Courier New" w:hAnsi="Courier New"/>
+          <w:sz w:val="20"/>
         </w:rPr>
-        <w:t>├── docker-compose.yml           standalone runtime</w:t>
+        <w:t>|-- docker-compose.yml           standalone runtime</w:t>
       </w:r>
       <w:r>
         <w:rPr>
-          <w:rFonts w:ascii="Consolas" w:eastAsia="Consolas" w:hAnsi="Consolas"/>
-          <w:sz w:val="22"/>
+          <w:rFonts w:ascii="Courier New" w:eastAsia="Courier New" w:hAnsi="Courier New"/>
+          <w:sz w:val="20"/>
         </w:rPr>
         <w:br/>
-        <w:t>└── gitops.cmd                   Windows command entry point</w:t>
+        <w:t>`-- gitops.cmd                   Windows command entry point</w:t>
       </w:r>
     </w:p>
     <w:p>
       <w:pPr>
         <w:pStyle w:val="Heading2"/>
       </w:pPr>
-      <w:bookmarkStart w:id="40" w:name="_Toc243419766"/>
+      <w:bookmarkStart w:id="45" w:name="_Toc243423929"/>
       <w:r>
         <w:rPr>
-          <w:rFonts w:ascii="Open Sans" w:eastAsia="Open Sans" w:hAnsi="Open Sans"/>
+          <w:rFonts w:ascii="Times New Roman" w:eastAsia="Times New Roman" w:hAnsi="Times New Roman"/>
         </w:rPr>
         <w:t>Appendix B: Demonstration Commands</w:t>
       </w:r>
-      <w:bookmarkEnd w:id="40"/>
+      <w:bookmarkEnd w:id="45"/>
     </w:p>
     <w:p>
       <w:pPr>
@@ -9004,47 +8959,47 @@
       </w:pPr>
       <w:r>
         <w:rPr>
-          <w:rFonts w:ascii="Consolas" w:eastAsia="Consolas" w:hAnsi="Consolas"/>
-          <w:sz w:val="22"/>
+          <w:rFonts w:ascii="Courier New" w:eastAsia="Courier New" w:hAnsi="Courier New"/>
+          <w:sz w:val="20"/>
         </w:rPr>
         <w:t>.\gitops.cmd setup</w:t>
       </w:r>
       <w:r>
         <w:rPr>
-          <w:rFonts w:ascii="Consolas" w:eastAsia="Consolas" w:hAnsi="Consolas"/>
-          <w:sz w:val="22"/>
+          <w:rFonts w:ascii="Courier New" w:eastAsia="Courier New" w:hAnsi="Courier New"/>
+          <w:sz w:val="20"/>
         </w:rPr>
         <w:br/>
         <w:t>.\gitops.cmd ci-watch</w:t>
       </w:r>
       <w:r>
         <w:rPr>
-          <w:rFonts w:ascii="Consolas" w:eastAsia="Consolas" w:hAnsi="Consolas"/>
-          <w:sz w:val="22"/>
+          <w:rFonts w:ascii="Courier New" w:eastAsia="Courier New" w:hAnsi="Courier New"/>
+          <w:sz w:val="20"/>
         </w:rPr>
         <w:br/>
         <w:t>.\gitops.cmd release</w:t>
       </w:r>
       <w:r>
         <w:rPr>
-          <w:rFonts w:ascii="Consolas" w:eastAsia="Consolas" w:hAnsi="Consolas"/>
-          <w:sz w:val="22"/>
+          <w:rFonts w:ascii="Courier New" w:eastAsia="Courier New" w:hAnsi="Courier New"/>
+          <w:sz w:val="20"/>
         </w:rPr>
         <w:br/>
         <w:t>.\gitops.cmd drift-demo</w:t>
       </w:r>
       <w:r>
         <w:rPr>
-          <w:rFonts w:ascii="Consolas" w:eastAsia="Consolas" w:hAnsi="Consolas"/>
-          <w:sz w:val="22"/>
+          <w:rFonts w:ascii="Courier New" w:eastAsia="Courier New" w:hAnsi="Courier New"/>
+          <w:sz w:val="20"/>
         </w:rPr>
         <w:br/>
         <w:t>.\gitops.cmd rollback</w:t>
       </w:r>
       <w:r>
         <w:rPr>
-          <w:rFonts w:ascii="Consolas" w:eastAsia="Consolas" w:hAnsi="Consolas"/>
-          <w:sz w:val="22"/>
+          <w:rFonts w:ascii="Courier New" w:eastAsia="Courier New" w:hAnsi="Courier New"/>
+          <w:sz w:val="20"/>
         </w:rPr>
         <w:br/>
         <w:t>.\gitops.cmd showcase</w:t>
@@ -9052,35 +9007,29 @@
     </w:p>
     <w:p>
       <w:r>
+        <w:t>The local showcase is available at http://localhost:4173. The local Todo workload is exposed at http://localhost:8081 after setup, ArgoCD at http://localhost:8080, Gitea at http://localhost:3300, and the registry at http://localhost:5001.</w:t>
+      </w:r>
+    </w:p>
+    <w:p>
+      <w:r>
+        <w:br w:type="page"/>
+      </w:r>
+    </w:p>
+    <w:p>
+      <w:pPr>
+        <w:pStyle w:val="Heading2"/>
+      </w:pPr>
+      <w:bookmarkStart w:id="46" w:name="_Toc243423930"/>
+      <w:r>
         <w:rPr>
-          <w:sz w:val="26"/>
-        </w:rPr>
-        <w:t>The local showcase is available at http://localhost:4173. The local Todo workload is exposed at http://localhost:8081 after setup, ArgoCD at http://localhost:8080, Gitea at http://localhost:3300, and the registry at http://localhost:5001.</w:t>
-      </w:r>
-    </w:p>
-    <w:p>
-      <w:r>
-        <w:br w:type="page"/>
-      </w:r>
-    </w:p>
-    <w:p>
-      <w:pPr>
-        <w:pStyle w:val="Heading2"/>
-      </w:pPr>
-      <w:bookmarkStart w:id="41" w:name="_Toc243419767"/>
-      <w:r>
-        <w:rPr>
-          <w:rFonts w:ascii="Open Sans" w:eastAsia="Open Sans" w:hAnsi="Open Sans"/>
+          <w:rFonts w:ascii="Times New Roman" w:eastAsia="Times New Roman" w:hAnsi="Times New Roman"/>
         </w:rPr>
         <w:t>Appendix C: Reference Diagrams and Architecture Evidence</w:t>
       </w:r>
-      <w:bookmarkEnd w:id="41"/>
-    </w:p>
-    <w:p>
-      <w:r>
-        <w:rPr>
-          <w:sz w:val="26"/>
-        </w:rPr>
+      <w:bookmarkEnd w:id="46"/>
+    </w:p>
+    <w:p>
+      <w:r>
         <w:t>The following figures are reproduced from the supplied research reference material and retained with the report so the architecture, CI handoff, cluster evidence, and ArgoCD evidence remain available in one submission.</w:t>
       </w:r>
     </w:p>
@@ -9095,7 +9044,7 @@
           <w:noProof/>
         </w:rPr>
         <w:drawing>
-          <wp:inline distT="0" distB="0" distL="0" distR="0" wp14:anchorId="7C5E3008" wp14:editId="44659339">
+          <wp:inline distT="0" distB="0" distL="0" distR="0" wp14:anchorId="6B627639" wp14:editId="3B5E6C5B">
             <wp:extent cx="6080760" cy="2145685"/>
             <wp:effectExtent l="0" t="0" r="0" b="0"/>
             <wp:docPr id="13" name="Picture 13"/>
@@ -9133,13 +9082,10 @@
     </w:p>
     <w:p>
       <w:pPr>
-        <w:spacing w:after="160" w:line="240" w:lineRule="auto"/>
+        <w:spacing w:line="240" w:lineRule="auto"/>
         <w:jc w:val="center"/>
       </w:pPr>
       <w:r>
-        <w:rPr>
-          <w:sz w:val="24"/>
-        </w:rPr>
         <w:t>Appendix Figure C1. Initial local GitOps setup sequence.</w:t>
       </w:r>
     </w:p>
@@ -9154,7 +9100,7 @@
           <w:noProof/>
         </w:rPr>
         <w:drawing>
-          <wp:inline distT="0" distB="0" distL="0" distR="0" wp14:anchorId="07CDD657" wp14:editId="7EA478E8">
+          <wp:inline distT="0" distB="0" distL="0" distR="0" wp14:anchorId="306FBE72" wp14:editId="49E9D7A8">
             <wp:extent cx="6080760" cy="2893001"/>
             <wp:effectExtent l="0" t="0" r="0" b="0"/>
             <wp:docPr id="14" name="Picture 14"/>
@@ -9192,13 +9138,10 @@
     </w:p>
     <w:p>
       <w:pPr>
-        <w:spacing w:after="160" w:line="240" w:lineRule="auto"/>
+        <w:spacing w:line="240" w:lineRule="auto"/>
         <w:jc w:val="center"/>
       </w:pPr>
       <w:r>
-        <w:rPr>
-          <w:sz w:val="24"/>
-        </w:rPr>
         <w:t>Appendix Figure C2. Declarative GitOps deployment loop.</w:t>
       </w:r>
     </w:p>
@@ -9213,7 +9156,7 @@
           <w:noProof/>
         </w:rPr>
         <w:drawing>
-          <wp:inline distT="0" distB="0" distL="0" distR="0" wp14:anchorId="06BF4A0E" wp14:editId="7388B29B">
+          <wp:inline distT="0" distB="0" distL="0" distR="0" wp14:anchorId="2B03235F" wp14:editId="3270B719">
             <wp:extent cx="6080760" cy="4247590"/>
             <wp:effectExtent l="0" t="0" r="0" b="0"/>
             <wp:docPr id="15" name="Picture 15"/>
@@ -9251,13 +9194,10 @@
     </w:p>
     <w:p>
       <w:pPr>
-        <w:spacing w:after="160" w:line="240" w:lineRule="auto"/>
+        <w:spacing w:line="240" w:lineRule="auto"/>
         <w:jc w:val="center"/>
       </w:pPr>
       <w:r>
-        <w:rPr>
-          <w:sz w:val="24"/>
-        </w:rPr>
         <w:t>Appendix Figure C3. CI workflow definition.</w:t>
       </w:r>
     </w:p>
@@ -9272,7 +9212,7 @@
           <w:noProof/>
         </w:rPr>
         <w:drawing>
-          <wp:inline distT="0" distB="0" distL="0" distR="0" wp14:anchorId="5E38D500" wp14:editId="45504208">
+          <wp:inline distT="0" distB="0" distL="0" distR="0" wp14:anchorId="292D0DC7" wp14:editId="40766103">
             <wp:extent cx="6080760" cy="2218519"/>
             <wp:effectExtent l="0" t="0" r="0" b="0"/>
             <wp:docPr id="16" name="Picture 16"/>
@@ -9310,13 +9250,10 @@
     </w:p>
     <w:p>
       <w:pPr>
-        <w:spacing w:after="160" w:line="240" w:lineRule="auto"/>
+        <w:spacing w:line="240" w:lineRule="auto"/>
         <w:jc w:val="center"/>
       </w:pPr>
       <w:r>
-        <w:rPr>
-          <w:sz w:val="24"/>
-        </w:rPr>
         <w:t>Appendix Figure C4. CI repository and image update commands.</w:t>
       </w:r>
     </w:p>
@@ -9331,7 +9268,7 @@
           <w:noProof/>
         </w:rPr>
         <w:drawing>
-          <wp:inline distT="0" distB="0" distL="0" distR="0" wp14:anchorId="33020F5D" wp14:editId="7114302F">
+          <wp:inline distT="0" distB="0" distL="0" distR="0" wp14:anchorId="18748224" wp14:editId="48B14E95">
             <wp:extent cx="6080760" cy="1662708"/>
             <wp:effectExtent l="0" t="0" r="0" b="0"/>
             <wp:docPr id="17" name="Picture 17"/>
@@ -9369,13 +9306,10 @@
     </w:p>
     <w:p>
       <w:pPr>
-        <w:spacing w:after="160" w:line="240" w:lineRule="auto"/>
+        <w:spacing w:line="240" w:lineRule="auto"/>
         <w:jc w:val="center"/>
       </w:pPr>
       <w:r>
-        <w:rPr>
-          <w:sz w:val="24"/>
-        </w:rPr>
         <w:t>Appendix Figure C5. Kubernetes pod health evidence.</w:t>
       </w:r>
     </w:p>
@@ -9390,7 +9324,7 @@
           <w:noProof/>
         </w:rPr>
         <w:drawing>
-          <wp:inline distT="0" distB="0" distL="0" distR="0" wp14:anchorId="2E896D44" wp14:editId="69319CA6">
+          <wp:inline distT="0" distB="0" distL="0" distR="0" wp14:anchorId="55208A1C" wp14:editId="5C5F4829">
             <wp:extent cx="6080760" cy="3075621"/>
             <wp:effectExtent l="0" t="0" r="0" b="0"/>
             <wp:docPr id="18" name="Picture 18"/>
@@ -9428,13 +9362,10 @@
     </w:p>
     <w:p>
       <w:pPr>
-        <w:spacing w:after="160" w:line="240" w:lineRule="auto"/>
+        <w:spacing w:line="240" w:lineRule="auto"/>
         <w:jc w:val="center"/>
       </w:pPr>
       <w:r>
-        <w:rPr>
-          <w:sz w:val="24"/>
-        </w:rPr>
         <w:t>Appendix Figure C6. ArgoCD application tree evidence.</w:t>
       </w:r>
     </w:p>
@@ -9449,7 +9380,7 @@
           <w:noProof/>
         </w:rPr>
         <w:drawing>
-          <wp:inline distT="0" distB="0" distL="0" distR="0" wp14:anchorId="2F536911" wp14:editId="2DF28612">
+          <wp:inline distT="0" distB="0" distL="0" distR="0" wp14:anchorId="4E602DA0" wp14:editId="5AC34012">
             <wp:extent cx="6080760" cy="4012651"/>
             <wp:effectExtent l="0" t="0" r="0" b="0"/>
             <wp:docPr id="19" name="Picture 19"/>
@@ -9487,13 +9418,10 @@
     </w:p>
     <w:p>
       <w:pPr>
-        <w:spacing w:after="160" w:line="240" w:lineRule="auto"/>
+        <w:spacing w:line="240" w:lineRule="auto"/>
         <w:jc w:val="center"/>
       </w:pPr>
       <w:r>
-        <w:rPr>
-          <w:sz w:val="24"/>
-        </w:rPr>
         <w:t>Appendix Figure C7. Kubernetes and ArgoCD service evidence.</w:t>
       </w:r>
     </w:p>
@@ -9508,7 +9436,7 @@
           <w:noProof/>
         </w:rPr>
         <w:drawing>
-          <wp:inline distT="0" distB="0" distL="0" distR="0" wp14:anchorId="4C0E32A9" wp14:editId="57BA5A3B">
+          <wp:inline distT="0" distB="0" distL="0" distR="0" wp14:anchorId="0F7DD06D" wp14:editId="68B1AFED">
             <wp:extent cx="6080760" cy="3214669"/>
             <wp:effectExtent l="0" t="0" r="0" b="0"/>
             <wp:docPr id="20" name="Picture 20"/>
@@ -9546,13 +9474,10 @@
     </w:p>
     <w:p>
       <w:pPr>
-        <w:spacing w:after="160" w:line="240" w:lineRule="auto"/>
+        <w:spacing w:line="240" w:lineRule="auto"/>
         <w:jc w:val="center"/>
       </w:pPr>
       <w:r>
-        <w:rPr>
-          <w:sz w:val="24"/>
-        </w:rPr>
         <w:t>Appendix Figure C8. Synced ArgoCD application evidence.</w:t>
       </w:r>
     </w:p>
@@ -9567,7 +9492,7 @@
           <w:noProof/>
         </w:rPr>
         <w:drawing>
-          <wp:inline distT="0" distB="0" distL="0" distR="0" wp14:anchorId="2324654C" wp14:editId="464EE29C">
+          <wp:inline distT="0" distB="0" distL="0" distR="0" wp14:anchorId="03B6F822" wp14:editId="1D59EC72">
             <wp:extent cx="6080760" cy="2014710"/>
             <wp:effectExtent l="0" t="0" r="0" b="0"/>
             <wp:docPr id="21" name="Picture 21"/>
@@ -9605,13 +9530,10 @@
     </w:p>
     <w:p>
       <w:pPr>
-        <w:spacing w:after="160" w:line="240" w:lineRule="auto"/>
+        <w:spacing w:line="240" w:lineRule="auto"/>
         <w:jc w:val="center"/>
       </w:pPr>
       <w:r>
-        <w:rPr>
-          <w:sz w:val="24"/>
-        </w:rPr>
         <w:t>Appendix Figure C9. Runtime log evidence.</w:t>
       </w:r>
     </w:p>
@@ -9632,7 +9554,7 @@
   <w:endnote w:type="separator" w:id="-1">
     <w:p>
       <w:pPr>
-        <w:spacing w:after="0" w:line="240" w:lineRule="auto"/>
+        <w:spacing w:line="240" w:lineRule="auto"/>
       </w:pPr>
       <w:r>
         <w:separator/>
@@ -9642,7 +9564,7 @@
   <w:endnote w:type="continuationSeparator" w:id="0">
     <w:p>
       <w:pPr>
-        <w:spacing w:after="0" w:line="240" w:lineRule="auto"/>
+        <w:spacing w:line="240" w:lineRule="auto"/>
       </w:pPr>
       <w:r>
         <w:continuationSeparator/>
@@ -9705,7 +9627,7 @@
   <w:footnote w:type="separator" w:id="-1">
     <w:p>
       <w:pPr>
-        <w:spacing w:after="0" w:line="240" w:lineRule="auto"/>
+        <w:spacing w:line="240" w:lineRule="auto"/>
       </w:pPr>
       <w:r>
         <w:separator/>
@@ -9715,7 +9637,7 @@
   <w:footnote w:type="continuationSeparator" w:id="0">
     <w:p>
       <w:pPr>
-        <w:spacing w:after="0" w:line="240" w:lineRule="auto"/>
+        <w:spacing w:line="240" w:lineRule="auto"/>
       </w:pPr>
       <w:r>
         <w:continuationSeparator/>
@@ -9908,31 +9830,31 @@
       </w:rPr>
     </w:lvl>
   </w:abstractNum>
-  <w:num w:numId="1" w16cid:durableId="145167212">
+  <w:num w:numId="1" w16cid:durableId="1167358461">
     <w:abstractNumId w:val="8"/>
   </w:num>
-  <w:num w:numId="2" w16cid:durableId="1587348343">
+  <w:num w:numId="2" w16cid:durableId="1301572805">
     <w:abstractNumId w:val="6"/>
   </w:num>
-  <w:num w:numId="3" w16cid:durableId="1864787428">
+  <w:num w:numId="3" w16cid:durableId="2045597402">
     <w:abstractNumId w:val="5"/>
   </w:num>
-  <w:num w:numId="4" w16cid:durableId="920405699">
+  <w:num w:numId="4" w16cid:durableId="2118595665">
     <w:abstractNumId w:val="4"/>
   </w:num>
-  <w:num w:numId="5" w16cid:durableId="2117863670">
+  <w:num w:numId="5" w16cid:durableId="300232267">
     <w:abstractNumId w:val="7"/>
   </w:num>
-  <w:num w:numId="6" w16cid:durableId="287667639">
+  <w:num w:numId="6" w16cid:durableId="1713189768">
     <w:abstractNumId w:val="3"/>
   </w:num>
-  <w:num w:numId="7" w16cid:durableId="296374740">
+  <w:num w:numId="7" w16cid:durableId="939070352">
     <w:abstractNumId w:val="2"/>
   </w:num>
-  <w:num w:numId="8" w16cid:durableId="1625650450">
+  <w:num w:numId="8" w16cid:durableId="833494915">
     <w:abstractNumId w:val="1"/>
   </w:num>
-  <w:num w:numId="9" w16cid:durableId="624043010">
+  <w:num w:numId="9" w16cid:durableId="966545460">
     <w:abstractNumId w:val="0"/>
   </w:num>
 </w:numbering>
@@ -10329,11 +10251,11 @@
     <w:qFormat/>
     <w:rsid w:val="00FC693F"/>
     <w:pPr>
-      <w:spacing w:after="100" w:line="259" w:lineRule="auto"/>
+      <w:spacing w:after="0" w:line="360" w:lineRule="auto"/>
     </w:pPr>
     <w:rPr>
-      <w:rFonts w:ascii="Open Sans" w:eastAsia="Open Sans" w:hAnsi="Open Sans"/>
-      <w:sz w:val="28"/>
+      <w:rFonts w:ascii="Times New Roman" w:eastAsia="Times New Roman" w:hAnsi="Times New Roman"/>
+      <w:sz w:val="24"/>
     </w:rPr>
   </w:style>
   <w:style w:type="paragraph" w:styleId="Heading1">
@@ -10347,7 +10269,7 @@
     <w:pPr>
       <w:keepNext/>
       <w:keepLines/>
-      <w:spacing w:before="100" w:after="140"/>
+      <w:spacing w:before="480"/>
       <w:outlineLvl w:val="0"/>
     </w:pPr>
     <w:rPr>
@@ -10355,7 +10277,7 @@
       <w:b/>
       <w:bCs/>
       <w:color w:val="1F4E79"/>
-      <w:sz w:val="40"/>
+      <w:sz w:val="32"/>
       <w:szCs w:val="28"/>
     </w:rPr>
   </w:style>
@@ -10371,7 +10293,7 @@
     <w:pPr>
       <w:keepNext/>
       <w:keepLines/>
-      <w:spacing w:before="100" w:after="140"/>
+      <w:spacing w:before="200"/>
       <w:outlineLvl w:val="1"/>
     </w:pPr>
     <w:rPr>
@@ -10379,7 +10301,7 @@
       <w:b/>
       <w:bCs/>
       <w:color w:val="1F4E79"/>
-      <w:sz w:val="36"/>
+      <w:sz w:val="26"/>
       <w:szCs w:val="26"/>
     </w:rPr>
   </w:style>
@@ -10395,7 +10317,7 @@
     <w:pPr>
       <w:keepNext/>
       <w:keepLines/>
-      <w:spacing w:before="200" w:after="0"/>
+      <w:spacing w:before="200"/>
       <w:outlineLvl w:val="2"/>
     </w:pPr>
     <w:rPr>
@@ -10418,7 +10340,7 @@
     <w:pPr>
       <w:keepNext/>
       <w:keepLines/>
-      <w:spacing w:before="200" w:after="0"/>
+      <w:spacing w:before="200"/>
       <w:outlineLvl w:val="3"/>
     </w:pPr>
     <w:rPr>
@@ -10443,7 +10365,7 @@
     <w:pPr>
       <w:keepNext/>
       <w:keepLines/>
-      <w:spacing w:before="200" w:after="0"/>
+      <w:spacing w:before="200"/>
       <w:outlineLvl w:val="4"/>
     </w:pPr>
     <w:rPr>
@@ -10464,7 +10386,7 @@
     <w:pPr>
       <w:keepNext/>
       <w:keepLines/>
-      <w:spacing w:before="200" w:after="0"/>
+      <w:spacing w:before="200"/>
       <w:outlineLvl w:val="5"/>
     </w:pPr>
     <w:rPr>
@@ -10487,7 +10409,7 @@
     <w:pPr>
       <w:keepNext/>
       <w:keepLines/>
-      <w:spacing w:before="200" w:after="0"/>
+      <w:spacing w:before="200"/>
       <w:outlineLvl w:val="6"/>
     </w:pPr>
     <w:rPr>
@@ -10510,7 +10432,7 @@
     <w:pPr>
       <w:keepNext/>
       <w:keepLines/>
-      <w:spacing w:before="200" w:after="0"/>
+      <w:spacing w:before="200"/>
       <w:outlineLvl w:val="7"/>
     </w:pPr>
     <w:rPr>
@@ -10533,7 +10455,7 @@
     <w:pPr>
       <w:keepNext/>
       <w:keepLines/>
-      <w:spacing w:before="200" w:after="0"/>
+      <w:spacing w:before="200"/>
       <w:outlineLvl w:val="8"/>
     </w:pPr>
     <w:rPr>
@@ -10584,7 +10506,7 @@
         <w:tab w:val="center" w:pos="4680"/>
         <w:tab w:val="right" w:pos="9360"/>
       </w:tabs>
-      <w:spacing w:after="0" w:line="240" w:lineRule="auto"/>
+      <w:spacing w:line="240" w:lineRule="auto"/>
     </w:pPr>
   </w:style>
   <w:style w:type="character" w:customStyle="1" w:styleId="HeaderChar">
@@ -10606,7 +10528,7 @@
         <w:tab w:val="center" w:pos="4680"/>
         <w:tab w:val="right" w:pos="9360"/>
       </w:tabs>
-      <w:spacing w:after="0" w:line="240" w:lineRule="auto"/>
+      <w:spacing w:line="240" w:lineRule="auto"/>
     </w:pPr>
   </w:style>
   <w:style w:type="character" w:customStyle="1" w:styleId="FooterChar">
@@ -21331,7 +21253,10 @@
     <w:autoRedefine/>
     <w:uiPriority w:val="39"/>
     <w:unhideWhenUsed/>
-    <w:rsid w:val="007E3F52"/>
+    <w:rsid w:val="00373178"/>
+    <w:pPr>
+      <w:spacing w:after="100"/>
+    </w:pPr>
   </w:style>
   <w:style w:type="paragraph" w:styleId="TOC2">
     <w:name w:val="toc 2"/>
@@ -21340,9 +21265,10 @@
     <w:autoRedefine/>
     <w:uiPriority w:val="39"/>
     <w:unhideWhenUsed/>
-    <w:rsid w:val="007E3F52"/>
+    <w:rsid w:val="00373178"/>
     <w:pPr>
-      <w:ind w:left="280"/>
+      <w:spacing w:after="100"/>
+      <w:ind w:left="240"/>
     </w:pPr>
   </w:style>
   <w:style w:type="character" w:styleId="Hyperlink">
@@ -21350,7 +21276,7 @@
     <w:basedOn w:val="DefaultParagraphFont"/>
     <w:uiPriority w:val="99"/>
     <w:unhideWhenUsed/>
-    <w:rsid w:val="007E3F52"/>
+    <w:rsid w:val="00373178"/>
     <w:rPr>
       <w:color w:val="0000FF" w:themeColor="hyperlink"/>
       <w:u w:val="single"/>

--- a/docs/GitOps_Case_Study_Project_Report.docx
+++ b/docs/GitOps_Case_Study_Project_Report.docx
@@ -108,6 +108,7 @@
     </w:p>
     <w:p>
       <w:pPr>
+        <w:spacing w:line="240" w:lineRule="auto"/>
         <w:jc w:val="center"/>
         <w:rPr>
           <w:rFonts w:cs="Times New Roman"/>
@@ -126,6 +127,7 @@
     </w:p>
     <w:p>
       <w:pPr>
+        <w:spacing w:line="240" w:lineRule="auto"/>
         <w:jc w:val="center"/>
         <w:rPr>
           <w:rFonts w:cs="Times New Roman"/>
@@ -147,6 +149,7 @@
     </w:p>
     <w:p>
       <w:pPr>
+        <w:spacing w:line="240" w:lineRule="auto"/>
         <w:jc w:val="center"/>
       </w:pPr>
       <w:r>
@@ -159,6 +162,7 @@
     </w:p>
     <w:p>
       <w:pPr>
+        <w:spacing w:line="240" w:lineRule="auto"/>
         <w:jc w:val="center"/>
       </w:pPr>
       <w:r>
@@ -171,6 +175,7 @@
     </w:p>
     <w:p>
       <w:pPr>
+        <w:spacing w:line="240" w:lineRule="auto"/>
         <w:jc w:val="center"/>
       </w:pPr>
       <w:r>
@@ -188,6 +193,7 @@
     </w:p>
     <w:p>
       <w:pPr>
+        <w:spacing w:line="240" w:lineRule="auto"/>
         <w:jc w:val="center"/>
       </w:pPr>
       <w:r>
@@ -199,6 +205,7 @@
     </w:p>
     <w:p>
       <w:pPr>
+        <w:spacing w:line="240" w:lineRule="auto"/>
         <w:jc w:val="center"/>
       </w:pPr>
       <w:r>
@@ -208,9 +215,18 @@
         </w:rPr>
         <w:t>Pallab Das</w:t>
       </w:r>
-    </w:p>
-    <w:p>
-      <w:pPr>
+      <w:r>
+        <w:rPr>
+          <w:b/>
+          <w:sz w:val="28"/>
+        </w:rPr>
+        <w:br/>
+        <w:t>Vaibhav Kumar</w:t>
+      </w:r>
+    </w:p>
+    <w:p>
+      <w:pPr>
+        <w:spacing w:line="240" w:lineRule="auto"/>
         <w:jc w:val="center"/>
       </w:pPr>
       <w:r>
@@ -219,14 +235,22 @@
         </w:rPr>
         <w:t>24MIS0212</w:t>
       </w:r>
-    </w:p>
-    <w:p>
-      <w:r>
+      <w:r>
+        <w:rPr>
+          <w:sz w:val="28"/>
+        </w:rPr>
         <w:br/>
-      </w:r>
-    </w:p>
-    <w:p>
-      <w:pPr>
+        <w:t>24MIS0476</w:t>
+      </w:r>
+    </w:p>
+    <w:p>
+      <w:r>
+        <w:br/>
+      </w:r>
+    </w:p>
+    <w:p>
+      <w:pPr>
+        <w:spacing w:line="240" w:lineRule="auto"/>
         <w:jc w:val="center"/>
       </w:pPr>
       <w:r>
@@ -238,6 +262,7 @@
     </w:p>
     <w:p>
       <w:pPr>
+        <w:spacing w:line="240" w:lineRule="auto"/>
         <w:jc w:val="center"/>
       </w:pPr>
       <w:r>
@@ -245,7 +270,7 @@
           <w:b/>
           <w:sz w:val="28"/>
         </w:rPr>
-        <w:t>SCM Course Faculty</w:t>
+        <w:t>KARTHIKEYAN D</w:t>
       </w:r>
     </w:p>
     <w:p>
@@ -258,6 +283,7 @@
     </w:p>
     <w:p>
       <w:pPr>
+        <w:spacing w:line="240" w:lineRule="auto"/>
         <w:jc w:val="center"/>
       </w:pPr>
       <w:r>
@@ -269,6 +295,7 @@
     </w:p>
     <w:p>
       <w:pPr>
+        <w:spacing w:line="240" w:lineRule="auto"/>
         <w:jc w:val="center"/>
       </w:pPr>
       <w:r>
@@ -289,6 +316,7 @@
     </w:p>
     <w:p>
       <w:pPr>
+        <w:spacing w:line="240" w:lineRule="auto"/>
         <w:jc w:val="center"/>
       </w:pPr>
       <w:r>
@@ -304,7 +332,7 @@
         <w:pStyle w:val="Heading1"/>
         <w:pageBreakBefore/>
       </w:pPr>
-      <w:bookmarkStart w:id="0" w:name="_Toc243423884"/>
+      <w:bookmarkStart w:id="0" w:name="_Toc243424954"/>
       <w:r>
         <w:rPr>
           <w:rFonts w:ascii="Times New Roman" w:eastAsia="Times New Roman" w:hAnsi="Times New Roman"/>
@@ -334,7 +362,7 @@
       <w:pPr>
         <w:pStyle w:val="Heading1"/>
       </w:pPr>
-      <w:bookmarkStart w:id="1" w:name="_Toc243423885"/>
+      <w:bookmarkStart w:id="1" w:name="_Toc243424955"/>
       <w:r>
         <w:rPr>
           <w:rFonts w:ascii="Times New Roman" w:eastAsia="Times New Roman" w:hAnsi="Times New Roman"/>
@@ -362,7 +390,7 @@
       <w:r>
         <w:fldChar w:fldCharType="separate"/>
       </w:r>
-      <w:hyperlink w:anchor="_Toc243423884" w:history="1">
+      <w:hyperlink w:anchor="_Toc243424954" w:history="1">
         <w:r>
           <w:rPr>
             <w:rStyle w:val="Hyperlink"/>
@@ -389,7 +417,7 @@
             <w:noProof/>
             <w:webHidden/>
           </w:rPr>
-          <w:instrText xml:space="preserve"> PAGEREF _Toc243423884 \h </w:instrText>
+          <w:instrText xml:space="preserve"> PAGEREF _Toc243424954 \h </w:instrText>
         </w:r>
         <w:r>
           <w:rPr>
@@ -430,7 +458,7 @@
           <w:noProof/>
         </w:rPr>
       </w:pPr>
-      <w:hyperlink w:anchor="_Toc243423885" w:history="1">
+      <w:hyperlink w:anchor="_Toc243424955" w:history="1">
         <w:r>
           <w:rPr>
             <w:rStyle w:val="Hyperlink"/>
@@ -457,7 +485,7 @@
             <w:noProof/>
             <w:webHidden/>
           </w:rPr>
-          <w:instrText xml:space="preserve"> PAGEREF _Toc243423885 \h </w:instrText>
+          <w:instrText xml:space="preserve"> PAGEREF _Toc243424955 \h </w:instrText>
         </w:r>
         <w:r>
           <w:rPr>
@@ -498,7 +526,7 @@
           <w:noProof/>
         </w:rPr>
       </w:pPr>
-      <w:hyperlink w:anchor="_Toc243423886" w:history="1">
+      <w:hyperlink w:anchor="_Toc243424956" w:history="1">
         <w:r>
           <w:rPr>
             <w:rStyle w:val="Hyperlink"/>
@@ -525,7 +553,7 @@
             <w:noProof/>
             <w:webHidden/>
           </w:rPr>
-          <w:instrText xml:space="preserve"> PAGEREF _Toc243423886 \h </w:instrText>
+          <w:instrText xml:space="preserve"> PAGEREF _Toc243424956 \h </w:instrText>
         </w:r>
         <w:r>
           <w:rPr>
@@ -566,7 +594,7 @@
           <w:noProof/>
         </w:rPr>
       </w:pPr>
-      <w:hyperlink w:anchor="_Toc243423887" w:history="1">
+      <w:hyperlink w:anchor="_Toc243424957" w:history="1">
         <w:r>
           <w:rPr>
             <w:rStyle w:val="Hyperlink"/>
@@ -593,7 +621,7 @@
             <w:noProof/>
             <w:webHidden/>
           </w:rPr>
-          <w:instrText xml:space="preserve"> PAGEREF _Toc243423887 \h </w:instrText>
+          <w:instrText xml:space="preserve"> PAGEREF _Toc243424957 \h </w:instrText>
         </w:r>
         <w:r>
           <w:rPr>
@@ -634,7 +662,7 @@
           <w:noProof/>
         </w:rPr>
       </w:pPr>
-      <w:hyperlink w:anchor="_Toc243423888" w:history="1">
+      <w:hyperlink w:anchor="_Toc243424958" w:history="1">
         <w:r>
           <w:rPr>
             <w:rStyle w:val="Hyperlink"/>
@@ -661,7 +689,7 @@
             <w:noProof/>
             <w:webHidden/>
           </w:rPr>
-          <w:instrText xml:space="preserve"> PAGEREF _Toc243423888 \h </w:instrText>
+          <w:instrText xml:space="preserve"> PAGEREF _Toc243424958 \h </w:instrText>
         </w:r>
         <w:r>
           <w:rPr>
@@ -702,7 +730,7 @@
           <w:noProof/>
         </w:rPr>
       </w:pPr>
-      <w:hyperlink w:anchor="_Toc243423889" w:history="1">
+      <w:hyperlink w:anchor="_Toc243424959" w:history="1">
         <w:r>
           <w:rPr>
             <w:rStyle w:val="Hyperlink"/>
@@ -729,7 +757,7 @@
             <w:noProof/>
             <w:webHidden/>
           </w:rPr>
-          <w:instrText xml:space="preserve"> PAGEREF _Toc243423889 \h </w:instrText>
+          <w:instrText xml:space="preserve"> PAGEREF _Toc243424959 \h </w:instrText>
         </w:r>
         <w:r>
           <w:rPr>
@@ -770,7 +798,7 @@
           <w:noProof/>
         </w:rPr>
       </w:pPr>
-      <w:hyperlink w:anchor="_Toc243423890" w:history="1">
+      <w:hyperlink w:anchor="_Toc243424960" w:history="1">
         <w:r>
           <w:rPr>
             <w:rStyle w:val="Hyperlink"/>
@@ -797,7 +825,7 @@
             <w:noProof/>
             <w:webHidden/>
           </w:rPr>
-          <w:instrText xml:space="preserve"> PAGEREF _Toc243423890 \h </w:instrText>
+          <w:instrText xml:space="preserve"> PAGEREF _Toc243424960 \h </w:instrText>
         </w:r>
         <w:r>
           <w:rPr>
@@ -838,7 +866,7 @@
           <w:noProof/>
         </w:rPr>
       </w:pPr>
-      <w:hyperlink w:anchor="_Toc243423891" w:history="1">
+      <w:hyperlink w:anchor="_Toc243424961" w:history="1">
         <w:r>
           <w:rPr>
             <w:rStyle w:val="Hyperlink"/>
@@ -865,7 +893,7 @@
             <w:noProof/>
             <w:webHidden/>
           </w:rPr>
-          <w:instrText xml:space="preserve"> PAGEREF _Toc243423891 \h </w:instrText>
+          <w:instrText xml:space="preserve"> PAGEREF _Toc243424961 \h </w:instrText>
         </w:r>
         <w:r>
           <w:rPr>
@@ -906,7 +934,7 @@
           <w:noProof/>
         </w:rPr>
       </w:pPr>
-      <w:hyperlink w:anchor="_Toc243423892" w:history="1">
+      <w:hyperlink w:anchor="_Toc243424962" w:history="1">
         <w:r>
           <w:rPr>
             <w:rStyle w:val="Hyperlink"/>
@@ -933,7 +961,7 @@
             <w:noProof/>
             <w:webHidden/>
           </w:rPr>
-          <w:instrText xml:space="preserve"> PAGEREF _Toc243423892 \h </w:instrText>
+          <w:instrText xml:space="preserve"> PAGEREF _Toc243424962 \h </w:instrText>
         </w:r>
         <w:r>
           <w:rPr>
@@ -974,7 +1002,7 @@
           <w:noProof/>
         </w:rPr>
       </w:pPr>
-      <w:hyperlink w:anchor="_Toc243423893" w:history="1">
+      <w:hyperlink w:anchor="_Toc243424963" w:history="1">
         <w:r>
           <w:rPr>
             <w:rStyle w:val="Hyperlink"/>
@@ -1001,7 +1029,7 @@
             <w:noProof/>
             <w:webHidden/>
           </w:rPr>
-          <w:instrText xml:space="preserve"> PAGEREF _Toc243423893 \h </w:instrText>
+          <w:instrText xml:space="preserve"> PAGEREF _Toc243424963 \h </w:instrText>
         </w:r>
         <w:r>
           <w:rPr>
@@ -1042,7 +1070,7 @@
           <w:noProof/>
         </w:rPr>
       </w:pPr>
-      <w:hyperlink w:anchor="_Toc243423894" w:history="1">
+      <w:hyperlink w:anchor="_Toc243424964" w:history="1">
         <w:r>
           <w:rPr>
             <w:rStyle w:val="Hyperlink"/>
@@ -1069,7 +1097,7 @@
             <w:noProof/>
             <w:webHidden/>
           </w:rPr>
-          <w:instrText xml:space="preserve"> PAGEREF _Toc243423894 \h </w:instrText>
+          <w:instrText xml:space="preserve"> PAGEREF _Toc243424964 \h </w:instrText>
         </w:r>
         <w:r>
           <w:rPr>
@@ -1110,7 +1138,7 @@
           <w:noProof/>
         </w:rPr>
       </w:pPr>
-      <w:hyperlink w:anchor="_Toc243423895" w:history="1">
+      <w:hyperlink w:anchor="_Toc243424965" w:history="1">
         <w:r>
           <w:rPr>
             <w:rStyle w:val="Hyperlink"/>
@@ -1137,7 +1165,7 @@
             <w:noProof/>
             <w:webHidden/>
           </w:rPr>
-          <w:instrText xml:space="preserve"> PAGEREF _Toc243423895 \h </w:instrText>
+          <w:instrText xml:space="preserve"> PAGEREF _Toc243424965 \h </w:instrText>
         </w:r>
         <w:r>
           <w:rPr>
@@ -1178,7 +1206,7 @@
           <w:noProof/>
         </w:rPr>
       </w:pPr>
-      <w:hyperlink w:anchor="_Toc243423896" w:history="1">
+      <w:hyperlink w:anchor="_Toc243424966" w:history="1">
         <w:r>
           <w:rPr>
             <w:rStyle w:val="Hyperlink"/>
@@ -1205,7 +1233,7 @@
             <w:noProof/>
             <w:webHidden/>
           </w:rPr>
-          <w:instrText xml:space="preserve"> PAGEREF _Toc243423896 \h </w:instrText>
+          <w:instrText xml:space="preserve"> PAGEREF _Toc243424966 \h </w:instrText>
         </w:r>
         <w:r>
           <w:rPr>
@@ -1246,7 +1274,7 @@
           <w:noProof/>
         </w:rPr>
       </w:pPr>
-      <w:hyperlink w:anchor="_Toc243423897" w:history="1">
+      <w:hyperlink w:anchor="_Toc243424967" w:history="1">
         <w:r>
           <w:rPr>
             <w:rStyle w:val="Hyperlink"/>
@@ -1273,7 +1301,7 @@
             <w:noProof/>
             <w:webHidden/>
           </w:rPr>
-          <w:instrText xml:space="preserve"> PAGEREF _Toc243423897 \h </w:instrText>
+          <w:instrText xml:space="preserve"> PAGEREF _Toc243424967 \h </w:instrText>
         </w:r>
         <w:r>
           <w:rPr>
@@ -1314,7 +1342,7 @@
           <w:noProof/>
         </w:rPr>
       </w:pPr>
-      <w:hyperlink w:anchor="_Toc243423898" w:history="1">
+      <w:hyperlink w:anchor="_Toc243424968" w:history="1">
         <w:r>
           <w:rPr>
             <w:rStyle w:val="Hyperlink"/>
@@ -1341,7 +1369,7 @@
             <w:noProof/>
             <w:webHidden/>
           </w:rPr>
-          <w:instrText xml:space="preserve"> PAGEREF _Toc243423898 \h </w:instrText>
+          <w:instrText xml:space="preserve"> PAGEREF _Toc243424968 \h </w:instrText>
         </w:r>
         <w:r>
           <w:rPr>
@@ -1382,7 +1410,7 @@
           <w:noProof/>
         </w:rPr>
       </w:pPr>
-      <w:hyperlink w:anchor="_Toc243423899" w:history="1">
+      <w:hyperlink w:anchor="_Toc243424969" w:history="1">
         <w:r>
           <w:rPr>
             <w:rStyle w:val="Hyperlink"/>
@@ -1409,7 +1437,7 @@
             <w:noProof/>
             <w:webHidden/>
           </w:rPr>
-          <w:instrText xml:space="preserve"> PAGEREF _Toc243423899 \h </w:instrText>
+          <w:instrText xml:space="preserve"> PAGEREF _Toc243424969 \h </w:instrText>
         </w:r>
         <w:r>
           <w:rPr>
@@ -1450,7 +1478,7 @@
           <w:noProof/>
         </w:rPr>
       </w:pPr>
-      <w:hyperlink w:anchor="_Toc243423900" w:history="1">
+      <w:hyperlink w:anchor="_Toc243424970" w:history="1">
         <w:r>
           <w:rPr>
             <w:rStyle w:val="Hyperlink"/>
@@ -1477,7 +1505,7 @@
             <w:noProof/>
             <w:webHidden/>
           </w:rPr>
-          <w:instrText xml:space="preserve"> PAGEREF _Toc243423900 \h </w:instrText>
+          <w:instrText xml:space="preserve"> PAGEREF _Toc243424970 \h </w:instrText>
         </w:r>
         <w:r>
           <w:rPr>
@@ -1518,7 +1546,7 @@
           <w:noProof/>
         </w:rPr>
       </w:pPr>
-      <w:hyperlink w:anchor="_Toc243423901" w:history="1">
+      <w:hyperlink w:anchor="_Toc243424971" w:history="1">
         <w:r>
           <w:rPr>
             <w:rStyle w:val="Hyperlink"/>
@@ -1545,7 +1573,7 @@
             <w:noProof/>
             <w:webHidden/>
           </w:rPr>
-          <w:instrText xml:space="preserve"> PAGEREF _Toc243423901 \h </w:instrText>
+          <w:instrText xml:space="preserve"> PAGEREF _Toc243424971 \h </w:instrText>
         </w:r>
         <w:r>
           <w:rPr>
@@ -1586,7 +1614,7 @@
           <w:noProof/>
         </w:rPr>
       </w:pPr>
-      <w:hyperlink w:anchor="_Toc243423902" w:history="1">
+      <w:hyperlink w:anchor="_Toc243424972" w:history="1">
         <w:r>
           <w:rPr>
             <w:rStyle w:val="Hyperlink"/>
@@ -1613,7 +1641,7 @@
             <w:noProof/>
             <w:webHidden/>
           </w:rPr>
-          <w:instrText xml:space="preserve"> PAGEREF _Toc243423902 \h </w:instrText>
+          <w:instrText xml:space="preserve"> PAGEREF _Toc243424972 \h </w:instrText>
         </w:r>
         <w:r>
           <w:rPr>
@@ -1654,7 +1682,7 @@
           <w:noProof/>
         </w:rPr>
       </w:pPr>
-      <w:hyperlink w:anchor="_Toc243423903" w:history="1">
+      <w:hyperlink w:anchor="_Toc243424973" w:history="1">
         <w:r>
           <w:rPr>
             <w:rStyle w:val="Hyperlink"/>
@@ -1681,7 +1709,7 @@
             <w:noProof/>
             <w:webHidden/>
           </w:rPr>
-          <w:instrText xml:space="preserve"> PAGEREF _Toc243423903 \h </w:instrText>
+          <w:instrText xml:space="preserve"> PAGEREF _Toc243424973 \h </w:instrText>
         </w:r>
         <w:r>
           <w:rPr>
@@ -1722,7 +1750,7 @@
           <w:noProof/>
         </w:rPr>
       </w:pPr>
-      <w:hyperlink w:anchor="_Toc243423904" w:history="1">
+      <w:hyperlink w:anchor="_Toc243424974" w:history="1">
         <w:r>
           <w:rPr>
             <w:rStyle w:val="Hyperlink"/>
@@ -1749,7 +1777,7 @@
             <w:noProof/>
             <w:webHidden/>
           </w:rPr>
-          <w:instrText xml:space="preserve"> PAGEREF _Toc243423904 \h </w:instrText>
+          <w:instrText xml:space="preserve"> PAGEREF _Toc243424974 \h </w:instrText>
         </w:r>
         <w:r>
           <w:rPr>
@@ -1790,7 +1818,7 @@
           <w:noProof/>
         </w:rPr>
       </w:pPr>
-      <w:hyperlink w:anchor="_Toc243423905" w:history="1">
+      <w:hyperlink w:anchor="_Toc243424975" w:history="1">
         <w:r>
           <w:rPr>
             <w:rStyle w:val="Hyperlink"/>
@@ -1817,7 +1845,7 @@
             <w:noProof/>
             <w:webHidden/>
           </w:rPr>
-          <w:instrText xml:space="preserve"> PAGEREF _Toc243423905 \h </w:instrText>
+          <w:instrText xml:space="preserve"> PAGEREF _Toc243424975 \h </w:instrText>
         </w:r>
         <w:r>
           <w:rPr>
@@ -1858,7 +1886,7 @@
           <w:noProof/>
         </w:rPr>
       </w:pPr>
-      <w:hyperlink w:anchor="_Toc243423906" w:history="1">
+      <w:hyperlink w:anchor="_Toc243424976" w:history="1">
         <w:r>
           <w:rPr>
             <w:rStyle w:val="Hyperlink"/>
@@ -1885,7 +1913,7 @@
             <w:noProof/>
             <w:webHidden/>
           </w:rPr>
-          <w:instrText xml:space="preserve"> PAGEREF _Toc243423906 \h </w:instrText>
+          <w:instrText xml:space="preserve"> PAGEREF _Toc243424976 \h </w:instrText>
         </w:r>
         <w:r>
           <w:rPr>
@@ -1926,7 +1954,7 @@
           <w:noProof/>
         </w:rPr>
       </w:pPr>
-      <w:hyperlink w:anchor="_Toc243423907" w:history="1">
+      <w:hyperlink w:anchor="_Toc243424977" w:history="1">
         <w:r>
           <w:rPr>
             <w:rStyle w:val="Hyperlink"/>
@@ -1953,7 +1981,7 @@
             <w:noProof/>
             <w:webHidden/>
           </w:rPr>
-          <w:instrText xml:space="preserve"> PAGEREF _Toc243423907 \h </w:instrText>
+          <w:instrText xml:space="preserve"> PAGEREF _Toc243424977 \h </w:instrText>
         </w:r>
         <w:r>
           <w:rPr>
@@ -1994,7 +2022,7 @@
           <w:noProof/>
         </w:rPr>
       </w:pPr>
-      <w:hyperlink w:anchor="_Toc243423908" w:history="1">
+      <w:hyperlink w:anchor="_Toc243424978" w:history="1">
         <w:r>
           <w:rPr>
             <w:rStyle w:val="Hyperlink"/>
@@ -2021,7 +2049,7 @@
             <w:noProof/>
             <w:webHidden/>
           </w:rPr>
-          <w:instrText xml:space="preserve"> PAGEREF _Toc243423908 \h </w:instrText>
+          <w:instrText xml:space="preserve"> PAGEREF _Toc243424978 \h </w:instrText>
         </w:r>
         <w:r>
           <w:rPr>
@@ -2062,7 +2090,7 @@
           <w:noProof/>
         </w:rPr>
       </w:pPr>
-      <w:hyperlink w:anchor="_Toc243423909" w:history="1">
+      <w:hyperlink w:anchor="_Toc243424979" w:history="1">
         <w:r>
           <w:rPr>
             <w:rStyle w:val="Hyperlink"/>
@@ -2089,7 +2117,7 @@
             <w:noProof/>
             <w:webHidden/>
           </w:rPr>
-          <w:instrText xml:space="preserve"> PAGEREF _Toc243423909 \h </w:instrText>
+          <w:instrText xml:space="preserve"> PAGEREF _Toc243424979 \h </w:instrText>
         </w:r>
         <w:r>
           <w:rPr>
@@ -2130,7 +2158,7 @@
           <w:noProof/>
         </w:rPr>
       </w:pPr>
-      <w:hyperlink w:anchor="_Toc243423910" w:history="1">
+      <w:hyperlink w:anchor="_Toc243424980" w:history="1">
         <w:r>
           <w:rPr>
             <w:rStyle w:val="Hyperlink"/>
@@ -2157,7 +2185,7 @@
             <w:noProof/>
             <w:webHidden/>
           </w:rPr>
-          <w:instrText xml:space="preserve"> PAGEREF _Toc243423910 \h </w:instrText>
+          <w:instrText xml:space="preserve"> PAGEREF _Toc243424980 \h </w:instrText>
         </w:r>
         <w:r>
           <w:rPr>
@@ -2198,7 +2226,7 @@
           <w:noProof/>
         </w:rPr>
       </w:pPr>
-      <w:hyperlink w:anchor="_Toc243423911" w:history="1">
+      <w:hyperlink w:anchor="_Toc243424981" w:history="1">
         <w:r>
           <w:rPr>
             <w:rStyle w:val="Hyperlink"/>
@@ -2225,7 +2253,7 @@
             <w:noProof/>
             <w:webHidden/>
           </w:rPr>
-          <w:instrText xml:space="preserve"> PAGEREF _Toc243423911 \h </w:instrText>
+          <w:instrText xml:space="preserve"> PAGEREF _Toc243424981 \h </w:instrText>
         </w:r>
         <w:r>
           <w:rPr>
@@ -2266,7 +2294,7 @@
           <w:noProof/>
         </w:rPr>
       </w:pPr>
-      <w:hyperlink w:anchor="_Toc243423912" w:history="1">
+      <w:hyperlink w:anchor="_Toc243424982" w:history="1">
         <w:r>
           <w:rPr>
             <w:rStyle w:val="Hyperlink"/>
@@ -2293,7 +2321,7 @@
             <w:noProof/>
             <w:webHidden/>
           </w:rPr>
-          <w:instrText xml:space="preserve"> PAGEREF _Toc243423912 \h </w:instrText>
+          <w:instrText xml:space="preserve"> PAGEREF _Toc243424982 \h </w:instrText>
         </w:r>
         <w:r>
           <w:rPr>
@@ -2334,7 +2362,7 @@
           <w:noProof/>
         </w:rPr>
       </w:pPr>
-      <w:hyperlink w:anchor="_Toc243423913" w:history="1">
+      <w:hyperlink w:anchor="_Toc243424983" w:history="1">
         <w:r>
           <w:rPr>
             <w:rStyle w:val="Hyperlink"/>
@@ -2361,7 +2389,7 @@
             <w:noProof/>
             <w:webHidden/>
           </w:rPr>
-          <w:instrText xml:space="preserve"> PAGEREF _Toc243423913 \h </w:instrText>
+          <w:instrText xml:space="preserve"> PAGEREF _Toc243424983 \h </w:instrText>
         </w:r>
         <w:r>
           <w:rPr>
@@ -2402,7 +2430,7 @@
           <w:noProof/>
         </w:rPr>
       </w:pPr>
-      <w:hyperlink w:anchor="_Toc243423914" w:history="1">
+      <w:hyperlink w:anchor="_Toc243424984" w:history="1">
         <w:r>
           <w:rPr>
             <w:rStyle w:val="Hyperlink"/>
@@ -2429,7 +2457,7 @@
             <w:noProof/>
             <w:webHidden/>
           </w:rPr>
-          <w:instrText xml:space="preserve"> PAGEREF _Toc243423914 \h </w:instrText>
+          <w:instrText xml:space="preserve"> PAGEREF _Toc243424984 \h </w:instrText>
         </w:r>
         <w:r>
           <w:rPr>
@@ -2470,7 +2498,7 @@
           <w:noProof/>
         </w:rPr>
       </w:pPr>
-      <w:hyperlink w:anchor="_Toc243423915" w:history="1">
+      <w:hyperlink w:anchor="_Toc243424985" w:history="1">
         <w:r>
           <w:rPr>
             <w:rStyle w:val="Hyperlink"/>
@@ -2497,7 +2525,7 @@
             <w:noProof/>
             <w:webHidden/>
           </w:rPr>
-          <w:instrText xml:space="preserve"> PAGEREF _Toc243423915 \h </w:instrText>
+          <w:instrText xml:space="preserve"> PAGEREF _Toc243424985 \h </w:instrText>
         </w:r>
         <w:r>
           <w:rPr>
@@ -2538,7 +2566,7 @@
           <w:noProof/>
         </w:rPr>
       </w:pPr>
-      <w:hyperlink w:anchor="_Toc243423916" w:history="1">
+      <w:hyperlink w:anchor="_Toc243424986" w:history="1">
         <w:r>
           <w:rPr>
             <w:rStyle w:val="Hyperlink"/>
@@ -2565,7 +2593,7 @@
             <w:noProof/>
             <w:webHidden/>
           </w:rPr>
-          <w:instrText xml:space="preserve"> PAGEREF _Toc243423916 \h </w:instrText>
+          <w:instrText xml:space="preserve"> PAGEREF _Toc243424986 \h </w:instrText>
         </w:r>
         <w:r>
           <w:rPr>
@@ -2606,7 +2634,7 @@
           <w:noProof/>
         </w:rPr>
       </w:pPr>
-      <w:hyperlink w:anchor="_Toc243423917" w:history="1">
+      <w:hyperlink w:anchor="_Toc243424987" w:history="1">
         <w:r>
           <w:rPr>
             <w:rStyle w:val="Hyperlink"/>
@@ -2633,7 +2661,7 @@
             <w:noProof/>
             <w:webHidden/>
           </w:rPr>
-          <w:instrText xml:space="preserve"> PAGEREF _Toc243423917 \h </w:instrText>
+          <w:instrText xml:space="preserve"> PAGEREF _Toc243424987 \h </w:instrText>
         </w:r>
         <w:r>
           <w:rPr>
@@ -2674,7 +2702,7 @@
           <w:noProof/>
         </w:rPr>
       </w:pPr>
-      <w:hyperlink w:anchor="_Toc243423918" w:history="1">
+      <w:hyperlink w:anchor="_Toc243424988" w:history="1">
         <w:r>
           <w:rPr>
             <w:rStyle w:val="Hyperlink"/>
@@ -2701,7 +2729,7 @@
             <w:noProof/>
             <w:webHidden/>
           </w:rPr>
-          <w:instrText xml:space="preserve"> PAGEREF _Toc243423918 \h </w:instrText>
+          <w:instrText xml:space="preserve"> PAGEREF _Toc243424988 \h </w:instrText>
         </w:r>
         <w:r>
           <w:rPr>
@@ -2742,7 +2770,7 @@
           <w:noProof/>
         </w:rPr>
       </w:pPr>
-      <w:hyperlink w:anchor="_Toc243423919" w:history="1">
+      <w:hyperlink w:anchor="_Toc243424989" w:history="1">
         <w:r>
           <w:rPr>
             <w:rStyle w:val="Hyperlink"/>
@@ -2769,7 +2797,7 @@
             <w:noProof/>
             <w:webHidden/>
           </w:rPr>
-          <w:instrText xml:space="preserve"> PAGEREF _Toc243423919 \h </w:instrText>
+          <w:instrText xml:space="preserve"> PAGEREF _Toc243424989 \h </w:instrText>
         </w:r>
         <w:r>
           <w:rPr>
@@ -2810,7 +2838,7 @@
           <w:noProof/>
         </w:rPr>
       </w:pPr>
-      <w:hyperlink w:anchor="_Toc243423920" w:history="1">
+      <w:hyperlink w:anchor="_Toc243424990" w:history="1">
         <w:r>
           <w:rPr>
             <w:rStyle w:val="Hyperlink"/>
@@ -2837,7 +2865,7 @@
             <w:noProof/>
             <w:webHidden/>
           </w:rPr>
-          <w:instrText xml:space="preserve"> PAGEREF _Toc243423920 \h </w:instrText>
+          <w:instrText xml:space="preserve"> PAGEREF _Toc243424990 \h </w:instrText>
         </w:r>
         <w:r>
           <w:rPr>
@@ -2878,7 +2906,7 @@
           <w:noProof/>
         </w:rPr>
       </w:pPr>
-      <w:hyperlink w:anchor="_Toc243423921" w:history="1">
+      <w:hyperlink w:anchor="_Toc243424991" w:history="1">
         <w:r>
           <w:rPr>
             <w:rStyle w:val="Hyperlink"/>
@@ -2905,7 +2933,7 @@
             <w:noProof/>
             <w:webHidden/>
           </w:rPr>
-          <w:instrText xml:space="preserve"> PAGEREF _Toc243423921 \h </w:instrText>
+          <w:instrText xml:space="preserve"> PAGEREF _Toc243424991 \h </w:instrText>
         </w:r>
         <w:r>
           <w:rPr>
@@ -2946,7 +2974,7 @@
           <w:noProof/>
         </w:rPr>
       </w:pPr>
-      <w:hyperlink w:anchor="_Toc243423922" w:history="1">
+      <w:hyperlink w:anchor="_Toc243424992" w:history="1">
         <w:r>
           <w:rPr>
             <w:rStyle w:val="Hyperlink"/>
@@ -2973,7 +3001,7 @@
             <w:noProof/>
             <w:webHidden/>
           </w:rPr>
-          <w:instrText xml:space="preserve"> PAGEREF _Toc243423922 \h </w:instrText>
+          <w:instrText xml:space="preserve"> PAGEREF _Toc243424992 \h </w:instrText>
         </w:r>
         <w:r>
           <w:rPr>
@@ -3014,7 +3042,7 @@
           <w:noProof/>
         </w:rPr>
       </w:pPr>
-      <w:hyperlink w:anchor="_Toc243423923" w:history="1">
+      <w:hyperlink w:anchor="_Toc243424993" w:history="1">
         <w:r>
           <w:rPr>
             <w:rStyle w:val="Hyperlink"/>
@@ -3041,7 +3069,7 @@
             <w:noProof/>
             <w:webHidden/>
           </w:rPr>
-          <w:instrText xml:space="preserve"> PAGEREF _Toc243423923 \h </w:instrText>
+          <w:instrText xml:space="preserve"> PAGEREF _Toc243424993 \h </w:instrText>
         </w:r>
         <w:r>
           <w:rPr>
@@ -3082,7 +3110,7 @@
           <w:noProof/>
         </w:rPr>
       </w:pPr>
-      <w:hyperlink w:anchor="_Toc243423924" w:history="1">
+      <w:hyperlink w:anchor="_Toc243424994" w:history="1">
         <w:r>
           <w:rPr>
             <w:rStyle w:val="Hyperlink"/>
@@ -3109,7 +3137,7 @@
             <w:noProof/>
             <w:webHidden/>
           </w:rPr>
-          <w:instrText xml:space="preserve"> PAGEREF _Toc243423924 \h </w:instrText>
+          <w:instrText xml:space="preserve"> PAGEREF _Toc243424994 \h </w:instrText>
         </w:r>
         <w:r>
           <w:rPr>
@@ -3150,7 +3178,7 @@
           <w:noProof/>
         </w:rPr>
       </w:pPr>
-      <w:hyperlink w:anchor="_Toc243423925" w:history="1">
+      <w:hyperlink w:anchor="_Toc243424995" w:history="1">
         <w:r>
           <w:rPr>
             <w:rStyle w:val="Hyperlink"/>
@@ -3177,7 +3205,7 @@
             <w:noProof/>
             <w:webHidden/>
           </w:rPr>
-          <w:instrText xml:space="preserve"> PAGEREF _Toc243423925 \h </w:instrText>
+          <w:instrText xml:space="preserve"> PAGEREF _Toc243424995 \h </w:instrText>
         </w:r>
         <w:r>
           <w:rPr>
@@ -3218,7 +3246,7 @@
           <w:noProof/>
         </w:rPr>
       </w:pPr>
-      <w:hyperlink w:anchor="_Toc243423926" w:history="1">
+      <w:hyperlink w:anchor="_Toc243424996" w:history="1">
         <w:r>
           <w:rPr>
             <w:rStyle w:val="Hyperlink"/>
@@ -3245,7 +3273,7 @@
             <w:noProof/>
             <w:webHidden/>
           </w:rPr>
-          <w:instrText xml:space="preserve"> PAGEREF _Toc243423926 \h </w:instrText>
+          <w:instrText xml:space="preserve"> PAGEREF _Toc243424996 \h </w:instrText>
         </w:r>
         <w:r>
           <w:rPr>
@@ -3286,7 +3314,7 @@
           <w:noProof/>
         </w:rPr>
       </w:pPr>
-      <w:hyperlink w:anchor="_Toc243423927" w:history="1">
+      <w:hyperlink w:anchor="_Toc243424997" w:history="1">
         <w:r>
           <w:rPr>
             <w:rStyle w:val="Hyperlink"/>
@@ -3313,7 +3341,7 @@
             <w:noProof/>
             <w:webHidden/>
           </w:rPr>
-          <w:instrText xml:space="preserve"> PAGEREF _Toc243423927 \h </w:instrText>
+          <w:instrText xml:space="preserve"> PAGEREF _Toc243424997 \h </w:instrText>
         </w:r>
         <w:r>
           <w:rPr>
@@ -3354,7 +3382,7 @@
           <w:noProof/>
         </w:rPr>
       </w:pPr>
-      <w:hyperlink w:anchor="_Toc243423928" w:history="1">
+      <w:hyperlink w:anchor="_Toc243424998" w:history="1">
         <w:r>
           <w:rPr>
             <w:rStyle w:val="Hyperlink"/>
@@ -3381,7 +3409,7 @@
             <w:noProof/>
             <w:webHidden/>
           </w:rPr>
-          <w:instrText xml:space="preserve"> PAGEREF _Toc243423928 \h </w:instrText>
+          <w:instrText xml:space="preserve"> PAGEREF _Toc243424998 \h </w:instrText>
         </w:r>
         <w:r>
           <w:rPr>
@@ -3422,7 +3450,7 @@
           <w:noProof/>
         </w:rPr>
       </w:pPr>
-      <w:hyperlink w:anchor="_Toc243423929" w:history="1">
+      <w:hyperlink w:anchor="_Toc243424999" w:history="1">
         <w:r>
           <w:rPr>
             <w:rStyle w:val="Hyperlink"/>
@@ -3449,7 +3477,7 @@
             <w:noProof/>
             <w:webHidden/>
           </w:rPr>
-          <w:instrText xml:space="preserve"> PAGEREF _Toc243423929 \h </w:instrText>
+          <w:instrText xml:space="preserve"> PAGEREF _Toc243424999 \h </w:instrText>
         </w:r>
         <w:r>
           <w:rPr>
@@ -3490,7 +3518,7 @@
           <w:noProof/>
         </w:rPr>
       </w:pPr>
-      <w:hyperlink w:anchor="_Toc243423930" w:history="1">
+      <w:hyperlink w:anchor="_Toc243425000" w:history="1">
         <w:r>
           <w:rPr>
             <w:rStyle w:val="Hyperlink"/>
@@ -3517,7 +3545,7 @@
             <w:noProof/>
             <w:webHidden/>
           </w:rPr>
-          <w:instrText xml:space="preserve"> PAGEREF _Toc243423930 \h </w:instrText>
+          <w:instrText xml:space="preserve"> PAGEREF _Toc243425000 \h </w:instrText>
         </w:r>
         <w:r>
           <w:rPr>
@@ -3557,7 +3585,7 @@
       <w:pPr>
         <w:pStyle w:val="Heading1"/>
       </w:pPr>
-      <w:bookmarkStart w:id="2" w:name="_Toc243423886"/>
+      <w:bookmarkStart w:id="2" w:name="_Toc243424956"/>
       <w:r>
         <w:rPr>
           <w:rFonts w:ascii="Times New Roman" w:eastAsia="Times New Roman" w:hAnsi="Times New Roman"/>
@@ -3590,7 +3618,7 @@
       <w:pPr>
         <w:pStyle w:val="Heading1"/>
       </w:pPr>
-      <w:bookmarkStart w:id="3" w:name="_Toc243423887"/>
+      <w:bookmarkStart w:id="3" w:name="_Toc243424957"/>
       <w:r>
         <w:rPr>
           <w:rFonts w:ascii="Times New Roman" w:eastAsia="Times New Roman" w:hAnsi="Times New Roman"/>
@@ -3604,7 +3632,7 @@
       <w:pPr>
         <w:pStyle w:val="Heading2"/>
       </w:pPr>
-      <w:bookmarkStart w:id="4" w:name="_Toc243423888"/>
+      <w:bookmarkStart w:id="4" w:name="_Toc243424958"/>
       <w:r>
         <w:rPr>
           <w:rFonts w:ascii="Times New Roman" w:eastAsia="Times New Roman" w:hAnsi="Times New Roman"/>
@@ -3622,7 +3650,7 @@
       <w:pPr>
         <w:pStyle w:val="Heading2"/>
       </w:pPr>
-      <w:bookmarkStart w:id="5" w:name="_Toc243423889"/>
+      <w:bookmarkStart w:id="5" w:name="_Toc243424959"/>
       <w:r>
         <w:rPr>
           <w:rFonts w:ascii="Times New Roman" w:eastAsia="Times New Roman" w:hAnsi="Times New Roman"/>
@@ -3643,7 +3671,7 @@
       <w:pPr>
         <w:pStyle w:val="Heading2"/>
       </w:pPr>
-      <w:bookmarkStart w:id="6" w:name="_Toc243423890"/>
+      <w:bookmarkStart w:id="6" w:name="_Toc243424960"/>
       <w:r>
         <w:rPr>
           <w:rFonts w:ascii="Times New Roman" w:eastAsia="Times New Roman" w:hAnsi="Times New Roman"/>
@@ -3661,7 +3689,7 @@
       <w:pPr>
         <w:pStyle w:val="Heading2"/>
       </w:pPr>
-      <w:bookmarkStart w:id="7" w:name="_Toc243423891"/>
+      <w:bookmarkStart w:id="7" w:name="_Toc243424961"/>
       <w:r>
         <w:rPr>
           <w:rFonts w:ascii="Times New Roman" w:eastAsia="Times New Roman" w:hAnsi="Times New Roman"/>
@@ -3719,11 +3747,12 @@
       <w:pPr>
         <w:pStyle w:val="Heading2"/>
       </w:pPr>
-      <w:bookmarkStart w:id="8" w:name="_Toc243423892"/>
+      <w:bookmarkStart w:id="8" w:name="_Toc243424962"/>
       <w:r>
         <w:rPr>
           <w:rFonts w:ascii="Times New Roman" w:eastAsia="Times New Roman" w:hAnsi="Times New Roman"/>
         </w:rPr>
+        <w:lastRenderedPageBreak/>
         <w:t>1.5 Scope and Limitations</w:t>
       </w:r>
       <w:bookmarkEnd w:id="8"/>
@@ -3740,7 +3769,7 @@
       <w:pPr>
         <w:pStyle w:val="Heading2"/>
       </w:pPr>
-      <w:bookmarkStart w:id="9" w:name="_Toc243423893"/>
+      <w:bookmarkStart w:id="9" w:name="_Toc243424963"/>
       <w:r>
         <w:rPr>
           <w:rFonts w:ascii="Times New Roman" w:eastAsia="Times New Roman" w:hAnsi="Times New Roman"/>
@@ -3763,11 +3792,12 @@
       <w:pPr>
         <w:pStyle w:val="Heading1"/>
       </w:pPr>
-      <w:bookmarkStart w:id="10" w:name="_Toc243423894"/>
+      <w:bookmarkStart w:id="10" w:name="_Toc243424964"/>
       <w:r>
         <w:rPr>
           <w:rFonts w:ascii="Times New Roman" w:eastAsia="Times New Roman" w:hAnsi="Times New Roman"/>
         </w:rPr>
+        <w:lastRenderedPageBreak/>
         <w:t>CHAPTER 2: LITERATURE REVIEW / EXISTING SYSTEM</w:t>
       </w:r>
       <w:bookmarkEnd w:id="10"/>
@@ -3776,7 +3806,7 @@
       <w:pPr>
         <w:pStyle w:val="Heading2"/>
       </w:pPr>
-      <w:bookmarkStart w:id="11" w:name="_Toc243423895"/>
+      <w:bookmarkStart w:id="11" w:name="_Toc243424965"/>
       <w:r>
         <w:rPr>
           <w:rFonts w:ascii="Times New Roman" w:eastAsia="Times New Roman" w:hAnsi="Times New Roman"/>
@@ -3797,7 +3827,7 @@
       <w:pPr>
         <w:pStyle w:val="Heading2"/>
       </w:pPr>
-      <w:bookmarkStart w:id="12" w:name="_Toc243423896"/>
+      <w:bookmarkStart w:id="12" w:name="_Toc243424966"/>
       <w:r>
         <w:rPr>
           <w:rFonts w:ascii="Times New Roman" w:eastAsia="Times New Roman" w:hAnsi="Times New Roman"/>
@@ -3815,7 +3845,7 @@
       <w:pPr>
         <w:pStyle w:val="Heading2"/>
       </w:pPr>
-      <w:bookmarkStart w:id="13" w:name="_Toc243423897"/>
+      <w:bookmarkStart w:id="13" w:name="_Toc243424967"/>
       <w:r>
         <w:rPr>
           <w:rFonts w:ascii="Times New Roman" w:eastAsia="Times New Roman" w:hAnsi="Times New Roman"/>
@@ -4146,7 +4176,7 @@
       <w:pPr>
         <w:pStyle w:val="Heading2"/>
       </w:pPr>
-      <w:bookmarkStart w:id="14" w:name="_Toc243423898"/>
+      <w:bookmarkStart w:id="14" w:name="_Toc243424968"/>
       <w:r>
         <w:rPr>
           <w:rFonts w:ascii="Times New Roman" w:eastAsia="Times New Roman" w:hAnsi="Times New Roman"/>
@@ -4157,7 +4187,11 @@
     </w:p>
     <w:p>
       <w:r>
-        <w:t>The review supports a small pull-based design with Git as the control boundary. The project therefore keeps CI responsible for tests, image creation, and a configuration commit, while ArgoCD remains responsible for reading Git and applying the desired state. This separation is the basis for the proposed solution.</w:t>
+        <w:t xml:space="preserve">The review supports a small pull-based design with Git as the control boundary. The project therefore keeps CI responsible for tests, image creation, and a configuration commit, while </w:t>
+      </w:r>
+      <w:r>
+        <w:lastRenderedPageBreak/>
+        <w:t>ArgoCD remains responsible for reading Git and applying the desired state. This separation is the basis for the proposed solution.</w:t>
       </w:r>
     </w:p>
     <w:p>
@@ -4169,7 +4203,7 @@
       <w:pPr>
         <w:pStyle w:val="Heading1"/>
       </w:pPr>
-      <w:bookmarkStart w:id="15" w:name="_Toc243423899"/>
+      <w:bookmarkStart w:id="15" w:name="_Toc243424969"/>
       <w:r>
         <w:rPr>
           <w:rFonts w:ascii="Times New Roman" w:eastAsia="Times New Roman" w:hAnsi="Times New Roman"/>
@@ -4182,7 +4216,7 @@
       <w:pPr>
         <w:pStyle w:val="Heading2"/>
       </w:pPr>
-      <w:bookmarkStart w:id="16" w:name="_Toc243423900"/>
+      <w:bookmarkStart w:id="16" w:name="_Toc243424970"/>
       <w:r>
         <w:rPr>
           <w:rFonts w:ascii="Times New Roman" w:eastAsia="Times New Roman" w:hAnsi="Times New Roman"/>
@@ -4200,7 +4234,7 @@
       <w:pPr>
         <w:pStyle w:val="Heading2"/>
       </w:pPr>
-      <w:bookmarkStart w:id="17" w:name="_Toc243423901"/>
+      <w:bookmarkStart w:id="17" w:name="_Toc243424971"/>
       <w:r>
         <w:rPr>
           <w:rFonts w:ascii="Times New Roman" w:eastAsia="Times New Roman" w:hAnsi="Times New Roman"/>
@@ -4218,7 +4252,7 @@
       <w:pPr>
         <w:pStyle w:val="Heading2"/>
       </w:pPr>
-      <w:bookmarkStart w:id="18" w:name="_Toc243423902"/>
+      <w:bookmarkStart w:id="18" w:name="_Toc243424972"/>
       <w:r>
         <w:rPr>
           <w:rFonts w:ascii="Times New Roman" w:eastAsia="Times New Roman" w:hAnsi="Times New Roman"/>
@@ -4674,7 +4708,7 @@
       <w:pPr>
         <w:pStyle w:val="Heading2"/>
       </w:pPr>
-      <w:bookmarkStart w:id="19" w:name="_Toc243423903"/>
+      <w:bookmarkStart w:id="19" w:name="_Toc243424973"/>
       <w:r>
         <w:rPr>
           <w:rFonts w:ascii="Times New Roman" w:eastAsia="Times New Roman" w:hAnsi="Times New Roman"/>
@@ -5130,7 +5164,7 @@
       <w:pPr>
         <w:pStyle w:val="Heading2"/>
       </w:pPr>
-      <w:bookmarkStart w:id="20" w:name="_Toc243423904"/>
+      <w:bookmarkStart w:id="20" w:name="_Toc243424974"/>
       <w:r>
         <w:rPr>
           <w:rFonts w:ascii="Times New Roman" w:eastAsia="Times New Roman" w:hAnsi="Times New Roman"/>
@@ -5718,7 +5752,7 @@
       <w:pPr>
         <w:pStyle w:val="Heading2"/>
       </w:pPr>
-      <w:bookmarkStart w:id="21" w:name="_Toc243423905"/>
+      <w:bookmarkStart w:id="21" w:name="_Toc243424975"/>
       <w:r>
         <w:rPr>
           <w:rFonts w:ascii="Times New Roman" w:eastAsia="Times New Roman" w:hAnsi="Times New Roman"/>
@@ -6100,7 +6134,7 @@
       <w:pPr>
         <w:pStyle w:val="Heading1"/>
       </w:pPr>
-      <w:bookmarkStart w:id="22" w:name="_Toc243423906"/>
+      <w:bookmarkStart w:id="22" w:name="_Toc243424976"/>
       <w:r>
         <w:rPr>
           <w:rFonts w:ascii="Times New Roman" w:eastAsia="Times New Roman" w:hAnsi="Times New Roman"/>
@@ -6113,7 +6147,7 @@
       <w:pPr>
         <w:pStyle w:val="Heading2"/>
       </w:pPr>
-      <w:bookmarkStart w:id="23" w:name="_Toc243423907"/>
+      <w:bookmarkStart w:id="23" w:name="_Toc243424977"/>
       <w:r>
         <w:rPr>
           <w:rFonts w:ascii="Times New Roman" w:eastAsia="Times New Roman" w:hAnsi="Times New Roman"/>
@@ -6134,7 +6168,7 @@
       <w:pPr>
         <w:pStyle w:val="Heading2"/>
       </w:pPr>
-      <w:bookmarkStart w:id="24" w:name="_Toc243423908"/>
+      <w:bookmarkStart w:id="24" w:name="_Toc243424978"/>
       <w:r>
         <w:rPr>
           <w:rFonts w:ascii="Times New Roman" w:eastAsia="Times New Roman" w:hAnsi="Times New Roman"/>
@@ -6524,7 +6558,7 @@
       <w:pPr>
         <w:pStyle w:val="Heading2"/>
       </w:pPr>
-      <w:bookmarkStart w:id="25" w:name="_Toc243423909"/>
+      <w:bookmarkStart w:id="25" w:name="_Toc243424979"/>
       <w:r>
         <w:rPr>
           <w:rFonts w:ascii="Times New Roman" w:eastAsia="Times New Roman" w:hAnsi="Times New Roman"/>
@@ -6545,7 +6579,7 @@
       <w:pPr>
         <w:pStyle w:val="Heading2"/>
       </w:pPr>
-      <w:bookmarkStart w:id="26" w:name="_Toc243423910"/>
+      <w:bookmarkStart w:id="26" w:name="_Toc243424980"/>
       <w:r>
         <w:rPr>
           <w:rFonts w:ascii="Times New Roman" w:eastAsia="Times New Roman" w:hAnsi="Times New Roman"/>
@@ -6570,7 +6604,7 @@
           <w:noProof/>
         </w:rPr>
         <w:drawing>
-          <wp:inline distT="0" distB="0" distL="0" distR="0" wp14:anchorId="5BF89F20" wp14:editId="6BFD84EF">
+          <wp:inline distT="0" distB="0" distL="0" distR="0" wp14:anchorId="6E81F9EE" wp14:editId="0B5E0CEF">
             <wp:extent cx="6309360" cy="3001760"/>
             <wp:effectExtent l="0" t="0" r="0" b="0"/>
             <wp:docPr id="6" name="Picture 6"/>
@@ -6624,7 +6658,7 @@
       <w:pPr>
         <w:pStyle w:val="Heading2"/>
       </w:pPr>
-      <w:bookmarkStart w:id="27" w:name="_Toc243423911"/>
+      <w:bookmarkStart w:id="27" w:name="_Toc243424981"/>
       <w:r>
         <w:rPr>
           <w:rFonts w:ascii="Times New Roman" w:eastAsia="Times New Roman" w:hAnsi="Times New Roman"/>
@@ -6637,7 +6671,7 @@
       <w:pPr>
         <w:pStyle w:val="Heading2"/>
       </w:pPr>
-      <w:bookmarkStart w:id="28" w:name="_Toc243423912"/>
+      <w:bookmarkStart w:id="28" w:name="_Toc243424982"/>
       <w:r>
         <w:rPr>
           <w:rFonts w:ascii="Times New Roman" w:eastAsia="Times New Roman" w:hAnsi="Times New Roman"/>
@@ -6677,7 +6711,7 @@
       <w:pPr>
         <w:pStyle w:val="Heading2"/>
       </w:pPr>
-      <w:bookmarkStart w:id="29" w:name="_Toc243423913"/>
+      <w:bookmarkStart w:id="29" w:name="_Toc243424983"/>
       <w:r>
         <w:rPr>
           <w:rFonts w:ascii="Times New Roman" w:eastAsia="Times New Roman" w:hAnsi="Times New Roman"/>
@@ -6732,7 +6766,7 @@
           <w:noProof/>
         </w:rPr>
         <w:drawing>
-          <wp:inline distT="0" distB="0" distL="0" distR="0" wp14:anchorId="77E1BDC1" wp14:editId="2A399BE9">
+          <wp:inline distT="0" distB="0" distL="0" distR="0" wp14:anchorId="3222EED6" wp14:editId="0131628F">
             <wp:extent cx="5989320" cy="3743325"/>
             <wp:effectExtent l="0" t="0" r="0" b="0"/>
             <wp:docPr id="7" name="Picture 7"/>
@@ -6781,7 +6815,7 @@
       <w:pPr>
         <w:pStyle w:val="Heading2"/>
       </w:pPr>
-      <w:bookmarkStart w:id="30" w:name="_Toc243423914"/>
+      <w:bookmarkStart w:id="30" w:name="_Toc243424984"/>
       <w:r>
         <w:rPr>
           <w:rFonts w:ascii="Times New Roman" w:eastAsia="Times New Roman" w:hAnsi="Times New Roman"/>
@@ -6852,7 +6886,7 @@
           <w:noProof/>
         </w:rPr>
         <w:drawing>
-          <wp:inline distT="0" distB="0" distL="0" distR="0" wp14:anchorId="7F1F0ACA" wp14:editId="64EDDCB8">
+          <wp:inline distT="0" distB="0" distL="0" distR="0" wp14:anchorId="5E9EC11E" wp14:editId="0B638C72">
             <wp:extent cx="5989320" cy="3743325"/>
             <wp:effectExtent l="0" t="0" r="0" b="0"/>
             <wp:docPr id="8" name="Picture 8"/>
@@ -6901,7 +6935,7 @@
       <w:pPr>
         <w:pStyle w:val="Heading2"/>
       </w:pPr>
-      <w:bookmarkStart w:id="31" w:name="_Toc243423915"/>
+      <w:bookmarkStart w:id="31" w:name="_Toc243424985"/>
       <w:r>
         <w:rPr>
           <w:rFonts w:ascii="Times New Roman" w:eastAsia="Times New Roman" w:hAnsi="Times New Roman"/>
@@ -6964,7 +6998,7 @@
           <w:noProof/>
         </w:rPr>
         <w:drawing>
-          <wp:inline distT="0" distB="0" distL="0" distR="0" wp14:anchorId="14396A12" wp14:editId="79A6E53D">
+          <wp:inline distT="0" distB="0" distL="0" distR="0" wp14:anchorId="050FA99D" wp14:editId="44EAA85A">
             <wp:extent cx="5989320" cy="3743325"/>
             <wp:effectExtent l="0" t="0" r="0" b="0"/>
             <wp:docPr id="9" name="Picture 9"/>
@@ -7013,7 +7047,7 @@
       <w:pPr>
         <w:pStyle w:val="Heading2"/>
       </w:pPr>
-      <w:bookmarkStart w:id="32" w:name="_Toc243423916"/>
+      <w:bookmarkStart w:id="32" w:name="_Toc243424986"/>
       <w:r>
         <w:rPr>
           <w:rFonts w:ascii="Times New Roman" w:eastAsia="Times New Roman" w:hAnsi="Times New Roman"/>
@@ -7060,7 +7094,7 @@
           <w:noProof/>
         </w:rPr>
         <w:drawing>
-          <wp:inline distT="0" distB="0" distL="0" distR="0" wp14:anchorId="12B557EA" wp14:editId="51FA5E22">
+          <wp:inline distT="0" distB="0" distL="0" distR="0" wp14:anchorId="79496700" wp14:editId="100150D5">
             <wp:extent cx="6035040" cy="4191000"/>
             <wp:effectExtent l="0" t="0" r="0" b="0"/>
             <wp:docPr id="10" name="Picture 10"/>
@@ -7109,7 +7143,7 @@
       <w:pPr>
         <w:pStyle w:val="Heading2"/>
       </w:pPr>
-      <w:bookmarkStart w:id="33" w:name="_Toc243423917"/>
+      <w:bookmarkStart w:id="33" w:name="_Toc243424987"/>
       <w:r>
         <w:rPr>
           <w:rFonts w:ascii="Times New Roman" w:eastAsia="Times New Roman" w:hAnsi="Times New Roman"/>
@@ -7445,7 +7479,7 @@
       <w:pPr>
         <w:pStyle w:val="Heading1"/>
       </w:pPr>
-      <w:bookmarkStart w:id="34" w:name="_Toc243423918"/>
+      <w:bookmarkStart w:id="34" w:name="_Toc243424988"/>
       <w:r>
         <w:rPr>
           <w:rFonts w:ascii="Times New Roman" w:eastAsia="Times New Roman" w:hAnsi="Times New Roman"/>
@@ -7458,7 +7492,7 @@
       <w:pPr>
         <w:pStyle w:val="Heading2"/>
       </w:pPr>
-      <w:bookmarkStart w:id="35" w:name="_Toc243423919"/>
+      <w:bookmarkStart w:id="35" w:name="_Toc243424989"/>
       <w:r>
         <w:rPr>
           <w:rFonts w:ascii="Times New Roman" w:eastAsia="Times New Roman" w:hAnsi="Times New Roman"/>
@@ -8058,7 +8092,7 @@
           <w:noProof/>
         </w:rPr>
         <w:drawing>
-          <wp:inline distT="0" distB="0" distL="0" distR="0" wp14:anchorId="0CFA2C0D" wp14:editId="74789F33">
+          <wp:inline distT="0" distB="0" distL="0" distR="0" wp14:anchorId="1D86A92A" wp14:editId="5214630F">
             <wp:extent cx="5989320" cy="3743325"/>
             <wp:effectExtent l="0" t="0" r="0" b="0"/>
             <wp:docPr id="11" name="Picture 11"/>
@@ -8107,7 +8141,7 @@
       <w:pPr>
         <w:pStyle w:val="Heading2"/>
       </w:pPr>
-      <w:bookmarkStart w:id="36" w:name="_Toc243423920"/>
+      <w:bookmarkStart w:id="36" w:name="_Toc243424990"/>
       <w:r>
         <w:rPr>
           <w:rFonts w:ascii="Times New Roman" w:eastAsia="Times New Roman" w:hAnsi="Times New Roman"/>
@@ -8568,7 +8602,7 @@
       <w:pPr>
         <w:pStyle w:val="Heading2"/>
       </w:pPr>
-      <w:bookmarkStart w:id="37" w:name="_Toc243423921"/>
+      <w:bookmarkStart w:id="37" w:name="_Toc243424991"/>
       <w:r>
         <w:rPr>
           <w:rFonts w:ascii="Times New Roman" w:eastAsia="Times New Roman" w:hAnsi="Times New Roman"/>
@@ -8589,7 +8623,7 @@
       <w:pPr>
         <w:pStyle w:val="Heading2"/>
       </w:pPr>
-      <w:bookmarkStart w:id="38" w:name="_Toc243423922"/>
+      <w:bookmarkStart w:id="38" w:name="_Toc243424992"/>
       <w:r>
         <w:rPr>
           <w:rFonts w:ascii="Times New Roman" w:eastAsia="Times New Roman" w:hAnsi="Times New Roman"/>
@@ -8617,7 +8651,7 @@
           <w:noProof/>
         </w:rPr>
         <w:drawing>
-          <wp:inline distT="0" distB="0" distL="0" distR="0" wp14:anchorId="5280555F" wp14:editId="20580271">
+          <wp:inline distT="0" distB="0" distL="0" distR="0" wp14:anchorId="73291621" wp14:editId="0A42EE79">
             <wp:extent cx="5989320" cy="3166328"/>
             <wp:effectExtent l="0" t="0" r="0" b="0"/>
             <wp:docPr id="12" name="Picture 12"/>
@@ -8671,7 +8705,7 @@
       <w:pPr>
         <w:pStyle w:val="Heading1"/>
       </w:pPr>
-      <w:bookmarkStart w:id="39" w:name="_Toc243423923"/>
+      <w:bookmarkStart w:id="39" w:name="_Toc243424993"/>
       <w:r>
         <w:rPr>
           <w:rFonts w:ascii="Times New Roman" w:eastAsia="Times New Roman" w:hAnsi="Times New Roman"/>
@@ -8684,7 +8718,7 @@
       <w:pPr>
         <w:pStyle w:val="Heading2"/>
       </w:pPr>
-      <w:bookmarkStart w:id="40" w:name="_Toc243423924"/>
+      <w:bookmarkStart w:id="40" w:name="_Toc243424994"/>
       <w:r>
         <w:rPr>
           <w:rFonts w:ascii="Times New Roman" w:eastAsia="Times New Roman" w:hAnsi="Times New Roman"/>
@@ -8705,7 +8739,7 @@
       <w:pPr>
         <w:pStyle w:val="Heading2"/>
       </w:pPr>
-      <w:bookmarkStart w:id="41" w:name="_Toc243423925"/>
+      <w:bookmarkStart w:id="41" w:name="_Toc243424995"/>
       <w:r>
         <w:rPr>
           <w:rFonts w:ascii="Times New Roman" w:eastAsia="Times New Roman" w:hAnsi="Times New Roman"/>
@@ -8777,7 +8811,7 @@
       <w:pPr>
         <w:pStyle w:val="Heading1"/>
       </w:pPr>
-      <w:bookmarkStart w:id="42" w:name="_Toc243423926"/>
+      <w:bookmarkStart w:id="42" w:name="_Toc243424996"/>
       <w:r>
         <w:rPr>
           <w:rFonts w:ascii="Times New Roman" w:eastAsia="Times New Roman" w:hAnsi="Times New Roman"/>
@@ -8823,12 +8857,12 @@
     </w:p>
     <w:p>
       <w:r>
-        <w:t>[8] P. Das, "GitOps continuous deployment with ArgoCD," project repository, https://github.com/PDGamerSG/gitops-project, October 2026.</w:t>
-      </w:r>
-    </w:p>
-    <w:p>
-      <w:r>
-        <w:t>[9] P. Das, "GitOps project reference document," supplied ODT document, Research Paper folder, October 2026.</w:t>
+        <w:t>[8] P. Das and V. Kumar, "GitOps continuous deployment with ArgoCD," project repository, https://github.com/PDGamerSG/gitops-project, October 2026.</w:t>
+      </w:r>
+    </w:p>
+    <w:p>
+      <w:r>
+        <w:t>[9] P. Das and V. Kumar, "GitOps project reference document," supplied ODT document, Research Paper folder, October 2026.</w:t>
       </w:r>
     </w:p>
     <w:p>
@@ -8840,7 +8874,7 @@
       <w:pPr>
         <w:pStyle w:val="Heading1"/>
       </w:pPr>
-      <w:bookmarkStart w:id="43" w:name="_Toc243423927"/>
+      <w:bookmarkStart w:id="43" w:name="_Toc243424997"/>
       <w:r>
         <w:rPr>
           <w:rFonts w:ascii="Times New Roman" w:eastAsia="Times New Roman" w:hAnsi="Times New Roman"/>
@@ -8853,7 +8887,7 @@
       <w:pPr>
         <w:pStyle w:val="Heading2"/>
       </w:pPr>
-      <w:bookmarkStart w:id="44" w:name="_Toc243423928"/>
+      <w:bookmarkStart w:id="44" w:name="_Toc243424998"/>
       <w:r>
         <w:rPr>
           <w:rFonts w:ascii="Times New Roman" w:eastAsia="Times New Roman" w:hAnsi="Times New Roman"/>
@@ -8942,7 +8976,7 @@
       <w:pPr>
         <w:pStyle w:val="Heading2"/>
       </w:pPr>
-      <w:bookmarkStart w:id="45" w:name="_Toc243423929"/>
+      <w:bookmarkStart w:id="45" w:name="_Toc243424999"/>
       <w:r>
         <w:rPr>
           <w:rFonts w:ascii="Times New Roman" w:eastAsia="Times New Roman" w:hAnsi="Times New Roman"/>
@@ -9019,7 +9053,7 @@
       <w:pPr>
         <w:pStyle w:val="Heading2"/>
       </w:pPr>
-      <w:bookmarkStart w:id="46" w:name="_Toc243423930"/>
+      <w:bookmarkStart w:id="46" w:name="_Toc243425000"/>
       <w:r>
         <w:rPr>
           <w:rFonts w:ascii="Times New Roman" w:eastAsia="Times New Roman" w:hAnsi="Times New Roman"/>
@@ -9044,7 +9078,7 @@
           <w:noProof/>
         </w:rPr>
         <w:drawing>
-          <wp:inline distT="0" distB="0" distL="0" distR="0" wp14:anchorId="6B627639" wp14:editId="3B5E6C5B">
+          <wp:inline distT="0" distB="0" distL="0" distR="0" wp14:anchorId="44C33C72" wp14:editId="10F2CCDD">
             <wp:extent cx="6080760" cy="2145685"/>
             <wp:effectExtent l="0" t="0" r="0" b="0"/>
             <wp:docPr id="13" name="Picture 13"/>
@@ -9100,7 +9134,7 @@
           <w:noProof/>
         </w:rPr>
         <w:drawing>
-          <wp:inline distT="0" distB="0" distL="0" distR="0" wp14:anchorId="306FBE72" wp14:editId="49E9D7A8">
+          <wp:inline distT="0" distB="0" distL="0" distR="0" wp14:anchorId="4DA9FFE5" wp14:editId="0DCAC438">
             <wp:extent cx="6080760" cy="2893001"/>
             <wp:effectExtent l="0" t="0" r="0" b="0"/>
             <wp:docPr id="14" name="Picture 14"/>
@@ -9156,7 +9190,7 @@
           <w:noProof/>
         </w:rPr>
         <w:drawing>
-          <wp:inline distT="0" distB="0" distL="0" distR="0" wp14:anchorId="2B03235F" wp14:editId="3270B719">
+          <wp:inline distT="0" distB="0" distL="0" distR="0" wp14:anchorId="36D64B85" wp14:editId="561C097A">
             <wp:extent cx="6080760" cy="4247590"/>
             <wp:effectExtent l="0" t="0" r="0" b="0"/>
             <wp:docPr id="15" name="Picture 15"/>
@@ -9212,7 +9246,7 @@
           <w:noProof/>
         </w:rPr>
         <w:drawing>
-          <wp:inline distT="0" distB="0" distL="0" distR="0" wp14:anchorId="292D0DC7" wp14:editId="40766103">
+          <wp:inline distT="0" distB="0" distL="0" distR="0" wp14:anchorId="0CA47733" wp14:editId="1C7D85E5">
             <wp:extent cx="6080760" cy="2218519"/>
             <wp:effectExtent l="0" t="0" r="0" b="0"/>
             <wp:docPr id="16" name="Picture 16"/>
@@ -9268,7 +9302,7 @@
           <w:noProof/>
         </w:rPr>
         <w:drawing>
-          <wp:inline distT="0" distB="0" distL="0" distR="0" wp14:anchorId="18748224" wp14:editId="48B14E95">
+          <wp:inline distT="0" distB="0" distL="0" distR="0" wp14:anchorId="168655AC" wp14:editId="3A9152CB">
             <wp:extent cx="6080760" cy="1662708"/>
             <wp:effectExtent l="0" t="0" r="0" b="0"/>
             <wp:docPr id="17" name="Picture 17"/>
@@ -9324,7 +9358,7 @@
           <w:noProof/>
         </w:rPr>
         <w:drawing>
-          <wp:inline distT="0" distB="0" distL="0" distR="0" wp14:anchorId="55208A1C" wp14:editId="5C5F4829">
+          <wp:inline distT="0" distB="0" distL="0" distR="0" wp14:anchorId="74220F22" wp14:editId="59AB7FF0">
             <wp:extent cx="6080760" cy="3075621"/>
             <wp:effectExtent l="0" t="0" r="0" b="0"/>
             <wp:docPr id="18" name="Picture 18"/>
@@ -9380,7 +9414,7 @@
           <w:noProof/>
         </w:rPr>
         <w:drawing>
-          <wp:inline distT="0" distB="0" distL="0" distR="0" wp14:anchorId="4E602DA0" wp14:editId="5AC34012">
+          <wp:inline distT="0" distB="0" distL="0" distR="0" wp14:anchorId="23580C4E" wp14:editId="03DCD851">
             <wp:extent cx="6080760" cy="4012651"/>
             <wp:effectExtent l="0" t="0" r="0" b="0"/>
             <wp:docPr id="19" name="Picture 19"/>
@@ -9436,7 +9470,7 @@
           <w:noProof/>
         </w:rPr>
         <w:drawing>
-          <wp:inline distT="0" distB="0" distL="0" distR="0" wp14:anchorId="0F7DD06D" wp14:editId="68B1AFED">
+          <wp:inline distT="0" distB="0" distL="0" distR="0" wp14:anchorId="4A6355F2" wp14:editId="5FE4F96E">
             <wp:extent cx="6080760" cy="3214669"/>
             <wp:effectExtent l="0" t="0" r="0" b="0"/>
             <wp:docPr id="20" name="Picture 20"/>
@@ -9492,7 +9526,7 @@
           <w:noProof/>
         </w:rPr>
         <w:drawing>
-          <wp:inline distT="0" distB="0" distL="0" distR="0" wp14:anchorId="03B6F822" wp14:editId="1D59EC72">
+          <wp:inline distT="0" distB="0" distL="0" distR="0" wp14:anchorId="6E41ECF7" wp14:editId="722CB12B">
             <wp:extent cx="6080760" cy="2014710"/>
             <wp:effectExtent l="0" t="0" r="0" b="0"/>
             <wp:docPr id="21" name="Picture 21"/>
@@ -9830,31 +9864,31 @@
       </w:rPr>
     </w:lvl>
   </w:abstractNum>
-  <w:num w:numId="1" w16cid:durableId="1167358461">
+  <w:num w:numId="1" w16cid:durableId="1190559515">
     <w:abstractNumId w:val="8"/>
   </w:num>
-  <w:num w:numId="2" w16cid:durableId="1301572805">
+  <w:num w:numId="2" w16cid:durableId="650983101">
     <w:abstractNumId w:val="6"/>
   </w:num>
-  <w:num w:numId="3" w16cid:durableId="2045597402">
+  <w:num w:numId="3" w16cid:durableId="860583406">
     <w:abstractNumId w:val="5"/>
   </w:num>
-  <w:num w:numId="4" w16cid:durableId="2118595665">
+  <w:num w:numId="4" w16cid:durableId="1258557707">
     <w:abstractNumId w:val="4"/>
   </w:num>
-  <w:num w:numId="5" w16cid:durableId="300232267">
+  <w:num w:numId="5" w16cid:durableId="840047259">
     <w:abstractNumId w:val="7"/>
   </w:num>
-  <w:num w:numId="6" w16cid:durableId="1713189768">
+  <w:num w:numId="6" w16cid:durableId="1602643765">
     <w:abstractNumId w:val="3"/>
   </w:num>
-  <w:num w:numId="7" w16cid:durableId="939070352">
+  <w:num w:numId="7" w16cid:durableId="1756786180">
     <w:abstractNumId w:val="2"/>
   </w:num>
-  <w:num w:numId="8" w16cid:durableId="833494915">
+  <w:num w:numId="8" w16cid:durableId="1320619713">
     <w:abstractNumId w:val="1"/>
   </w:num>
-  <w:num w:numId="9" w16cid:durableId="966545460">
+  <w:num w:numId="9" w16cid:durableId="123426831">
     <w:abstractNumId w:val="0"/>
   </w:num>
 </w:numbering>
@@ -21253,7 +21287,7 @@
     <w:autoRedefine/>
     <w:uiPriority w:val="39"/>
     <w:unhideWhenUsed/>
-    <w:rsid w:val="00373178"/>
+    <w:rsid w:val="006A1759"/>
     <w:pPr>
       <w:spacing w:after="100"/>
     </w:pPr>
@@ -21265,7 +21299,7 @@
     <w:autoRedefine/>
     <w:uiPriority w:val="39"/>
     <w:unhideWhenUsed/>
-    <w:rsid w:val="00373178"/>
+    <w:rsid w:val="006A1759"/>
     <w:pPr>
       <w:spacing w:after="100"/>
       <w:ind w:left="240"/>
@@ -21276,7 +21310,7 @@
     <w:basedOn w:val="DefaultParagraphFont"/>
     <w:uiPriority w:val="99"/>
     <w:unhideWhenUsed/>
-    <w:rsid w:val="00373178"/>
+    <w:rsid w:val="006A1759"/>
     <w:rPr>
       <w:color w:val="0000FF" w:themeColor="hyperlink"/>
       <w:u w:val="single"/>
